--- a/docs/JB금융 Fin AI Challenge 기능명세서 - JunBub (3).docx
+++ b/docs/JB금융 Fin AI Challenge 기능명세서 - JunBub (3).docx
@@ -1,6 +1,6 @@
 
 <file path=word/document.xml><?xml version="1.0" encoding="utf-8"?>
-<w:document xmlns:wpc="http://schemas.microsoft.com/office/word/2010/wordprocessingCanvas" xmlns:cx="http://schemas.microsoft.com/office/drawing/2014/chartex" xmlns:cx1="http://schemas.microsoft.com/office/drawing/2015/9/8/chartex" xmlns:cx2="http://schemas.microsoft.com/office/drawing/2015/10/21/chartex" xmlns:cx3="http://schemas.microsoft.com/office/drawing/2016/5/9/chartex" xmlns:cx4="http://schemas.microsoft.com/office/drawing/2016/5/10/chartex" xmlns:cx5="http://schemas.microsoft.com/office/drawing/2016/5/11/chartex" xmlns:cx6="http://schemas.microsoft.com/office/drawing/2016/5/12/chartex" xmlns:cx7="http://schemas.microsoft.com/office/drawing/2016/5/13/chartex" xmlns:cx8="http://schemas.microsoft.com/office/drawing/2016/5/14/chartex" xmlns:mc="http://schemas.openxmlformats.org/markup-compatibility/2006" xmlns:aink="http://schemas.microsoft.com/office/drawing/2016/ink" xmlns:am3d="http://schemas.microsoft.com/office/drawing/2017/model3d" xmlns:o="urn:schemas-microsoft-com:office:office" xmlns:oel="http://schemas.microsoft.com/office/2019/extlst" xmlns:r="http://schemas.openxmlformats.org/officeDocument/2006/relationships" xmlns:m="http://schemas.openxmlformats.org/officeDocument/2006/math" xmlns:v="urn:schemas-microsoft-com:vml" xmlns:wp14="http://schemas.microsoft.com/office/word/2010/wordprocessingDrawing" xmlns:wp="http://schemas.openxmlformats.org/drawingml/2006/wordprocessingDrawing" xmlns:w10="urn:schemas-microsoft-com:office:word" xmlns:w="http://schemas.openxmlformats.org/wordprocessingml/2006/main" xmlns:w14="http://schemas.microsoft.com/office/word/2010/wordml" xmlns:w15="http://schemas.microsoft.com/office/word/2012/wordml" xmlns:w16cex="http://schemas.microsoft.com/office/word/2018/wordml/cex" xmlns:w16cid="http://schemas.microsoft.com/office/word/2016/wordml/cid" xmlns:w16="http://schemas.microsoft.com/office/word/2018/wordml" xmlns:w16du="http://schemas.microsoft.com/office/word/2023/wordml/word16du" xmlns:w16sdtdh="http://schemas.microsoft.com/office/word/2020/wordml/sdtdatahash" xmlns:w16sdtfl="http://schemas.microsoft.com/office/word/2024/wordml/sdtformatlock" xmlns:w16se="http://schemas.microsoft.com/office/word/2015/wordml/symex" xmlns:wpg="http://schemas.microsoft.com/office/word/2010/wordprocessingGroup" xmlns:wpi="http://schemas.microsoft.com/office/word/2010/wordprocessingInk" xmlns:wne="http://schemas.microsoft.com/office/word/2006/wordml" xmlns:wps="http://schemas.microsoft.com/office/word/2010/wordprocessingShape" mc:Ignorable="w14 w15 w16se w16cid w16 w16cex w16sdtdh w16sdtfl w16du wp14">
+<w:document xmlns:wpc="http://schemas.microsoft.com/office/word/2010/wordprocessingCanvas" xmlns:cx="http://schemas.microsoft.com/office/drawing/2014/chartex" xmlns:cx1="http://schemas.microsoft.com/office/drawing/2015/9/8/chartex" xmlns:cx2="http://schemas.microsoft.com/office/drawing/2015/10/21/chartex" xmlns:cx3="http://schemas.microsoft.com/office/drawing/2016/5/9/chartex" xmlns:cx4="http://schemas.microsoft.com/office/drawing/2016/5/10/chartex" xmlns:cx5="http://schemas.microsoft.com/office/drawing/2016/5/11/chartex" xmlns:cx6="http://schemas.microsoft.com/office/drawing/2016/5/12/chartex" xmlns:cx7="http://schemas.microsoft.com/office/drawing/2016/5/13/chartex" xmlns:cx8="http://schemas.microsoft.com/office/drawing/2016/5/14/chartex" xmlns:mc="http://schemas.openxmlformats.org/markup-compatibility/2006" xmlns:m="http://schemas.openxmlformats.org/officeDocument/2006/math" xmlns:aink="http://schemas.microsoft.com/office/drawing/2016/ink" xmlns:am3d="http://schemas.microsoft.com/office/drawing/2017/model3d" xmlns:oel="http://schemas.microsoft.com/office/2019/extlst" xmlns:r="http://schemas.openxmlformats.org/officeDocument/2006/relationships" xmlns:wp14="http://schemas.microsoft.com/office/word/2010/wordprocessingDrawing" xmlns:wp="http://schemas.openxmlformats.org/drawingml/2006/wordprocessingDrawing" xmlns:wpg="http://schemas.microsoft.com/office/word/2010/wordprocessingGroup" xmlns:wpi="http://schemas.microsoft.com/office/word/2010/wordprocessingInk" xmlns:wps="http://schemas.microsoft.com/office/word/2010/wordprocessingShape" xmlns:o="urn:schemas-microsoft-com:office:office" xmlns:v="urn:schemas-microsoft-com:vml" xmlns:w10="urn:schemas-microsoft-com:office:word" xmlns:w="http://schemas.openxmlformats.org/wordprocessingml/2006/main" xmlns:w14="http://schemas.microsoft.com/office/word/2010/wordml" xmlns:w15="http://schemas.microsoft.com/office/word/2012/wordml" xmlns:w16cex="http://schemas.microsoft.com/office/word/2018/wordml/cex" xmlns:w16cid="http://schemas.microsoft.com/office/word/2016/wordml/cid" xmlns:w16="http://schemas.microsoft.com/office/word/2018/wordml" xmlns:w16sdtdh="http://schemas.microsoft.com/office/word/2020/wordml/sdtdatahash" xmlns:w16sdtfl="http://schemas.microsoft.com/office/word/2024/wordml/sdtformatlock" xmlns:w16se="http://schemas.microsoft.com/office/word/2015/wordml/symex" xmlns:w16du="http://schemas.microsoft.com/office/word/2023/wordml/word16du" xmlns:wne="http://schemas.microsoft.com/office/word/2006/wordml" mc:Ignorable="w14 w15 w16se w16cid w16 w16cex w16sdtdh w16sdtfl w16du wp14">
   <w:body>
     <w:p>
       <w:pPr>
@@ -14,27 +14,7 @@
           <w:sz w:val="32"/>
           <w:szCs w:val="32"/>
         </w:rPr>
-        <w:t xml:space="preserve">JB금융그룹 </w:t>
-      </w:r>
-      <w:proofErr w:type="spellStart"/>
-      <w:r>
-        <w:rPr>
-          <w:b/>
-          <w:bCs/>
-          <w:sz w:val="32"/>
-          <w:szCs w:val="32"/>
-        </w:rPr>
-        <w:t>Fin:AI</w:t>
-      </w:r>
-      <w:proofErr w:type="spellEnd"/>
-      <w:r>
-        <w:rPr>
-          <w:b/>
-          <w:bCs/>
-          <w:sz w:val="32"/>
-          <w:szCs w:val="32"/>
-        </w:rPr>
-        <w:t xml:space="preserve"> Challenge 기능 명세서</w:t>
+        <w:t>JB금융그룹 Fin:AI Challenge 기능 명세서</w:t>
       </w:r>
     </w:p>
     <w:p>
@@ -48,25 +28,7 @@
           <w:bCs/>
           <w:color w:val="2F5BD6"/>
         </w:rPr>
-        <w:t xml:space="preserve">Team </w:t>
-      </w:r>
-      <w:proofErr w:type="spellStart"/>
-      <w:r>
-        <w:rPr>
-          <w:b/>
-          <w:bCs/>
-          <w:color w:val="2F5BD6"/>
-        </w:rPr>
-        <w:t>JunBub</w:t>
-      </w:r>
-      <w:proofErr w:type="spellEnd"/>
-      <w:r>
-        <w:rPr>
-          <w:b/>
-          <w:bCs/>
-          <w:color w:val="2F5BD6"/>
-        </w:rPr>
-        <w:t xml:space="preserve"> · JB Compliance · CONTENT SAFEGUARD</w:t>
+        <w:t>Team JunBub · JB Compliance · CONTENT SAFEGUARD</w:t>
       </w:r>
     </w:p>
     <w:tbl>
@@ -90,12 +52,6 @@
         <w:gridCol w:w="9360"/>
       </w:tblGrid>
       <w:tr>
-        <w:tblPrEx>
-          <w:tblCellMar>
-            <w:top w:w="0" w:type="dxa"/>
-            <w:bottom w:w="0" w:type="dxa"/>
-          </w:tblCellMar>
-        </w:tblPrEx>
         <w:tc>
           <w:tcPr>
             <w:tcW w:w="9360" w:type="dxa"/>
@@ -130,25 +86,7 @@
                 <w:sz w:val="18"/>
                 <w:szCs w:val="18"/>
               </w:rPr>
-              <w:t>본 문서는 예선 제출용 기능명세서 양식입니다. 본선 진출 시 동일 문서를 기준으로 보완하고, 기능 추가·수정·삭제가 발생한 경우 ‘7. 기능 변경이력’</w:t>
-            </w:r>
-            <w:proofErr w:type="spellStart"/>
-            <w:r>
-              <w:rPr>
-                <w:color w:val="6B7280"/>
-                <w:sz w:val="18"/>
-                <w:szCs w:val="18"/>
-              </w:rPr>
-              <w:t>에</w:t>
-            </w:r>
-            <w:proofErr w:type="spellEnd"/>
-            <w:r>
-              <w:rPr>
-                <w:color w:val="6B7280"/>
-                <w:sz w:val="18"/>
-                <w:szCs w:val="18"/>
-              </w:rPr>
-              <w:t xml:space="preserve"> 변경 내역을 기록하여 함께 제출합니다.</w:t>
+              <w:t>본 문서는 예선 제출용 기능명세서 양식입니다. 본선 진출 시 동일 문서를 기준으로 보완하고, 기능 추가·수정·삭제가 발생한 경우 ‘7. 기능 변경이력’에 변경 내역을 기록하여 함께 제출합니다.</w:t>
             </w:r>
           </w:p>
         </w:tc>
@@ -183,12 +121,6 @@
         <w:gridCol w:w="2780"/>
       </w:tblGrid>
       <w:tr>
-        <w:tblPrEx>
-          <w:tblCellMar>
-            <w:top w:w="0" w:type="dxa"/>
-            <w:bottom w:w="0" w:type="dxa"/>
-          </w:tblCellMar>
-        </w:tblPrEx>
         <w:tc>
           <w:tcPr>
             <w:tcW w:w="1900" w:type="dxa"/>
@@ -211,7 +143,6 @@
             <w:pPr>
               <w:spacing w:after="40" w:line="264" w:lineRule="auto"/>
             </w:pPr>
-            <w:proofErr w:type="spellStart"/>
             <w:r>
               <w:rPr>
                 <w:b/>
@@ -219,7 +150,6 @@
               </w:rPr>
               <w:t>팀명</w:t>
             </w:r>
-            <w:proofErr w:type="spellEnd"/>
           </w:p>
         </w:tc>
         <w:tc>
@@ -243,13 +173,8 @@
             <w:pPr>
               <w:spacing w:after="40" w:line="264" w:lineRule="auto"/>
             </w:pPr>
-            <w:proofErr w:type="spellStart"/>
-            <w:r>
-              <w:t>JunBub</w:t>
-            </w:r>
-            <w:proofErr w:type="spellEnd"/>
-            <w:r>
-              <w:t xml:space="preserve"> (JB)</w:t>
+            <w:r>
+              <w:t>JunBub (JB)</w:t>
             </w:r>
           </w:p>
         </w:tc>
@@ -315,12 +240,6 @@
         </w:tc>
       </w:tr>
       <w:tr>
-        <w:tblPrEx>
-          <w:tblCellMar>
-            <w:top w:w="0" w:type="dxa"/>
-            <w:bottom w:w="0" w:type="dxa"/>
-          </w:tblCellMar>
-        </w:tblPrEx>
         <w:tc>
           <w:tcPr>
             <w:tcW w:w="1900" w:type="dxa"/>
@@ -417,17 +336,8 @@
                 <w:rFonts w:hint="eastAsia"/>
                 <w:color w:val="000000" w:themeColor="text1"/>
               </w:rPr>
-              <w:t xml:space="preserve">파이프라인 구축, </w:t>
-            </w:r>
-            <w:proofErr w:type="spellStart"/>
-            <w:r>
-              <w:rPr>
-                <w:rFonts w:hint="eastAsia"/>
-                <w:color w:val="000000" w:themeColor="text1"/>
-              </w:rPr>
-              <w:t>프론트엔드</w:t>
-            </w:r>
-            <w:proofErr w:type="spellEnd"/>
+              <w:t>파이프라인 구축, 프론트엔드</w:t>
+            </w:r>
             <w:r>
               <w:rPr>
                 <w:color w:val="000000" w:themeColor="text1"/>
@@ -581,12 +491,6 @@
         <w:gridCol w:w="7160"/>
       </w:tblGrid>
       <w:tr>
-        <w:tblPrEx>
-          <w:tblCellMar>
-            <w:top w:w="0" w:type="dxa"/>
-            <w:bottom w:w="0" w:type="dxa"/>
-          </w:tblCellMar>
-        </w:tblPrEx>
         <w:tc>
           <w:tcPr>
             <w:tcW w:w="2200" w:type="dxa"/>
@@ -651,12 +555,6 @@
         </w:tc>
       </w:tr>
       <w:tr>
-        <w:tblPrEx>
-          <w:tblCellMar>
-            <w:top w:w="0" w:type="dxa"/>
-            <w:bottom w:w="0" w:type="dxa"/>
-          </w:tblCellMar>
-        </w:tblPrEx>
         <w:tc>
           <w:tcPr>
             <w:tcW w:w="2200" w:type="dxa"/>
@@ -684,23 +582,133 @@
                 <w:b/>
                 <w:bCs/>
               </w:rPr>
-              <w:t xml:space="preserve">서비스 </w:t>
-            </w:r>
-            <w:proofErr w:type="spellStart"/>
+              <w:t>서비스 한줄 소개</w:t>
+            </w:r>
+          </w:p>
+        </w:tc>
+        <w:tc>
+          <w:tcPr>
+            <w:tcW w:w="7160" w:type="dxa"/>
+            <w:tcBorders>
+              <w:top w:val="single" w:sz="4" w:space="0" w:color="BFC7D4"/>
+              <w:left w:val="single" w:sz="4" w:space="0" w:color="BFC7D4"/>
+              <w:bottom w:val="single" w:sz="4" w:space="0" w:color="BFC7D4"/>
+              <w:right w:val="single" w:sz="4" w:space="0" w:color="BFC7D4"/>
+            </w:tcBorders>
+            <w:tcMar>
+              <w:top w:w="70" w:type="dxa"/>
+              <w:left w:w="130" w:type="dxa"/>
+              <w:bottom w:w="70" w:type="dxa"/>
+              <w:right w:w="130" w:type="dxa"/>
+            </w:tcMar>
+            <w:vAlign w:val="center"/>
+          </w:tcPr>
+          <w:p>
+            <w:pPr>
+              <w:spacing w:after="40" w:line="264" w:lineRule="auto"/>
+            </w:pPr>
+            <w:r>
+              <w:t>금융광고 문안을 법령·심의기준·상품설명서 사실과 대조하고, 규칙 기반 판정과 LLM 해석을 결합해 ‘설명가능한’ 사전 준법심사를 지원하는 콘솔.</w:t>
+            </w:r>
+          </w:p>
+        </w:tc>
+      </w:tr>
+      <w:tr>
+        <w:tc>
+          <w:tcPr>
+            <w:tcW w:w="2200" w:type="dxa"/>
+            <w:tcBorders>
+              <w:top w:val="single" w:sz="4" w:space="0" w:color="BFC7D4"/>
+              <w:left w:val="single" w:sz="4" w:space="0" w:color="BFC7D4"/>
+              <w:bottom w:val="single" w:sz="4" w:space="0" w:color="BFC7D4"/>
+              <w:right w:val="single" w:sz="4" w:space="0" w:color="BFC7D4"/>
+            </w:tcBorders>
+            <w:shd w:val="clear" w:color="auto" w:fill="E8EEFB"/>
+            <w:tcMar>
+              <w:top w:w="70" w:type="dxa"/>
+              <w:left w:w="130" w:type="dxa"/>
+              <w:bottom w:w="70" w:type="dxa"/>
+              <w:right w:w="130" w:type="dxa"/>
+            </w:tcMar>
+            <w:vAlign w:val="center"/>
+          </w:tcPr>
+          <w:p>
+            <w:pPr>
+              <w:spacing w:after="40" w:line="264" w:lineRule="auto"/>
+            </w:pPr>
             <w:r>
               <w:rPr>
                 <w:b/>
                 <w:bCs/>
               </w:rPr>
-              <w:t>한줄</w:t>
-            </w:r>
-            <w:proofErr w:type="spellEnd"/>
+              <w:t>개발 목표</w:t>
+            </w:r>
+          </w:p>
+        </w:tc>
+        <w:tc>
+          <w:tcPr>
+            <w:tcW w:w="7160" w:type="dxa"/>
+            <w:tcBorders>
+              <w:top w:val="single" w:sz="4" w:space="0" w:color="BFC7D4"/>
+              <w:left w:val="single" w:sz="4" w:space="0" w:color="BFC7D4"/>
+              <w:bottom w:val="single" w:sz="4" w:space="0" w:color="BFC7D4"/>
+              <w:right w:val="single" w:sz="4" w:space="0" w:color="BFC7D4"/>
+            </w:tcBorders>
+            <w:tcMar>
+              <w:top w:w="70" w:type="dxa"/>
+              <w:left w:w="130" w:type="dxa"/>
+              <w:bottom w:w="70" w:type="dxa"/>
+              <w:right w:w="130" w:type="dxa"/>
+            </w:tcMar>
+            <w:vAlign w:val="center"/>
+          </w:tcPr>
+          <w:p>
+            <w:pPr>
+              <w:spacing w:after="40" w:line="264" w:lineRule="auto"/>
+            </w:pPr>
+            <w:r>
+              <w:t>금융광고 사전심의는 ‘근거 없는 단정/과장’과 ‘필수 고지 누락’을 빠짐없이, 그리고 일관되게 잡아야 하지만, 사람 심사는 물량·주관·재현성 한계가 있고 LLM 단독은 환각·비결정성 문제가 있다.</w:t>
+            </w:r>
+          </w:p>
+          <w:p>
+            <w:pPr>
+              <w:spacing w:after="40" w:line="264" w:lineRule="auto"/>
+            </w:pPr>
+            <w:r>
+              <w:t>이를 해결하기 위해 ‘규칙·그래프(결정론)가 적용범위를 자르고 기계적 위반을 직접 판정 → LLM은 정리된 맥락 문제만 해석’하는 2-레인 구조로, 모든 판정을 근거 조문까지 추적 가능하게 설계했다.</w:t>
+            </w:r>
+          </w:p>
+        </w:tc>
+      </w:tr>
+      <w:tr>
+        <w:tc>
+          <w:tcPr>
+            <w:tcW w:w="2200" w:type="dxa"/>
+            <w:tcBorders>
+              <w:top w:val="single" w:sz="4" w:space="0" w:color="BFC7D4"/>
+              <w:left w:val="single" w:sz="4" w:space="0" w:color="BFC7D4"/>
+              <w:bottom w:val="single" w:sz="4" w:space="0" w:color="BFC7D4"/>
+              <w:right w:val="single" w:sz="4" w:space="0" w:color="BFC7D4"/>
+            </w:tcBorders>
+            <w:shd w:val="clear" w:color="auto" w:fill="E8EEFB"/>
+            <w:tcMar>
+              <w:top w:w="70" w:type="dxa"/>
+              <w:left w:w="130" w:type="dxa"/>
+              <w:bottom w:w="70" w:type="dxa"/>
+              <w:right w:w="130" w:type="dxa"/>
+            </w:tcMar>
+            <w:vAlign w:val="center"/>
+          </w:tcPr>
+          <w:p>
+            <w:pPr>
+              <w:spacing w:after="40" w:line="264" w:lineRule="auto"/>
+            </w:pPr>
             <w:r>
               <w:rPr>
                 <w:b/>
                 <w:bCs/>
               </w:rPr>
-              <w:t xml:space="preserve"> 소개</w:t>
+              <w:t>타겟 사용자</w:t>
             </w:r>
           </w:p>
         </w:tc>
@@ -726,18 +734,12 @@
               <w:spacing w:after="40" w:line="264" w:lineRule="auto"/>
             </w:pPr>
             <w:r>
-              <w:t>금융광고 문안을 법령·심의기준·상품설명서 사실과 대조하고, 규칙 기반 판정과 LLM 해석을 결합해 ‘설명가능한’ 사전 준법심사를 지원하는 콘솔.</w:t>
+              <w:t>금융회사 준법감시(컴플라이언스)·광고심의 담당자, 마케팅/상품 부서의 사전 검토 실무자.</w:t>
             </w:r>
           </w:p>
         </w:tc>
       </w:tr>
       <w:tr>
-        <w:tblPrEx>
-          <w:tblCellMar>
-            <w:top w:w="0" w:type="dxa"/>
-            <w:bottom w:w="0" w:type="dxa"/>
-          </w:tblCellMar>
-        </w:tblPrEx>
         <w:tc>
           <w:tcPr>
             <w:tcW w:w="2200" w:type="dxa"/>
@@ -765,7 +767,7 @@
                 <w:b/>
                 <w:bCs/>
               </w:rPr>
-              <w:t>개발 목표</w:t>
+              <w:t>기대 효과</w:t>
             </w:r>
           </w:p>
         </w:tc>
@@ -791,144 +793,6 @@
               <w:spacing w:after="40" w:line="264" w:lineRule="auto"/>
             </w:pPr>
             <w:r>
-              <w:t>금융광고 사전심의는 ‘근거 없는 단정/과장’과 ‘필수 고지 누락’을 빠짐없이, 그리고 일관되게 잡아야 하지만, 사람 심사는 물량·주관·재현성 한계가 있고 LLM 단독은 환각·비결정성 문제가 있다.</w:t>
-            </w:r>
-          </w:p>
-          <w:p>
-            <w:pPr>
-              <w:spacing w:after="40" w:line="264" w:lineRule="auto"/>
-            </w:pPr>
-            <w:r>
-              <w:t>이를 해결하기 위해 ‘규칙·그래프(결정론)가 적용범위를 자르고 기계적 위반을 직접 판정 → LLM은 정리된 맥락 문제만 해석’하는 2-레인 구조로, 모든 판정을 근거 조문까지 추적 가능하게 설계했다.</w:t>
-            </w:r>
-          </w:p>
-        </w:tc>
-      </w:tr>
-      <w:tr>
-        <w:tblPrEx>
-          <w:tblCellMar>
-            <w:top w:w="0" w:type="dxa"/>
-            <w:bottom w:w="0" w:type="dxa"/>
-          </w:tblCellMar>
-        </w:tblPrEx>
-        <w:tc>
-          <w:tcPr>
-            <w:tcW w:w="2200" w:type="dxa"/>
-            <w:tcBorders>
-              <w:top w:val="single" w:sz="4" w:space="0" w:color="BFC7D4"/>
-              <w:left w:val="single" w:sz="4" w:space="0" w:color="BFC7D4"/>
-              <w:bottom w:val="single" w:sz="4" w:space="0" w:color="BFC7D4"/>
-              <w:right w:val="single" w:sz="4" w:space="0" w:color="BFC7D4"/>
-            </w:tcBorders>
-            <w:shd w:val="clear" w:color="auto" w:fill="E8EEFB"/>
-            <w:tcMar>
-              <w:top w:w="70" w:type="dxa"/>
-              <w:left w:w="130" w:type="dxa"/>
-              <w:bottom w:w="70" w:type="dxa"/>
-              <w:right w:w="130" w:type="dxa"/>
-            </w:tcMar>
-            <w:vAlign w:val="center"/>
-          </w:tcPr>
-          <w:p>
-            <w:pPr>
-              <w:spacing w:after="40" w:line="264" w:lineRule="auto"/>
-            </w:pPr>
-            <w:r>
-              <w:rPr>
-                <w:b/>
-                <w:bCs/>
-              </w:rPr>
-              <w:t>타겟 사용자</w:t>
-            </w:r>
-          </w:p>
-        </w:tc>
-        <w:tc>
-          <w:tcPr>
-            <w:tcW w:w="7160" w:type="dxa"/>
-            <w:tcBorders>
-              <w:top w:val="single" w:sz="4" w:space="0" w:color="BFC7D4"/>
-              <w:left w:val="single" w:sz="4" w:space="0" w:color="BFC7D4"/>
-              <w:bottom w:val="single" w:sz="4" w:space="0" w:color="BFC7D4"/>
-              <w:right w:val="single" w:sz="4" w:space="0" w:color="BFC7D4"/>
-            </w:tcBorders>
-            <w:tcMar>
-              <w:top w:w="70" w:type="dxa"/>
-              <w:left w:w="130" w:type="dxa"/>
-              <w:bottom w:w="70" w:type="dxa"/>
-              <w:right w:w="130" w:type="dxa"/>
-            </w:tcMar>
-            <w:vAlign w:val="center"/>
-          </w:tcPr>
-          <w:p>
-            <w:pPr>
-              <w:spacing w:after="40" w:line="264" w:lineRule="auto"/>
-            </w:pPr>
-            <w:r>
-              <w:t>금융회사 준법감시(컴플라이언스)·광고심의 담당자, 마케팅/상품 부서의 사전 검토 실무자.</w:t>
-            </w:r>
-          </w:p>
-        </w:tc>
-      </w:tr>
-      <w:tr>
-        <w:tblPrEx>
-          <w:tblCellMar>
-            <w:top w:w="0" w:type="dxa"/>
-            <w:bottom w:w="0" w:type="dxa"/>
-          </w:tblCellMar>
-        </w:tblPrEx>
-        <w:tc>
-          <w:tcPr>
-            <w:tcW w:w="2200" w:type="dxa"/>
-            <w:tcBorders>
-              <w:top w:val="single" w:sz="4" w:space="0" w:color="BFC7D4"/>
-              <w:left w:val="single" w:sz="4" w:space="0" w:color="BFC7D4"/>
-              <w:bottom w:val="single" w:sz="4" w:space="0" w:color="BFC7D4"/>
-              <w:right w:val="single" w:sz="4" w:space="0" w:color="BFC7D4"/>
-            </w:tcBorders>
-            <w:shd w:val="clear" w:color="auto" w:fill="E8EEFB"/>
-            <w:tcMar>
-              <w:top w:w="70" w:type="dxa"/>
-              <w:left w:w="130" w:type="dxa"/>
-              <w:bottom w:w="70" w:type="dxa"/>
-              <w:right w:w="130" w:type="dxa"/>
-            </w:tcMar>
-            <w:vAlign w:val="center"/>
-          </w:tcPr>
-          <w:p>
-            <w:pPr>
-              <w:spacing w:after="40" w:line="264" w:lineRule="auto"/>
-            </w:pPr>
-            <w:r>
-              <w:rPr>
-                <w:b/>
-                <w:bCs/>
-              </w:rPr>
-              <w:t>기대 효과</w:t>
-            </w:r>
-          </w:p>
-        </w:tc>
-        <w:tc>
-          <w:tcPr>
-            <w:tcW w:w="7160" w:type="dxa"/>
-            <w:tcBorders>
-              <w:top w:val="single" w:sz="4" w:space="0" w:color="BFC7D4"/>
-              <w:left w:val="single" w:sz="4" w:space="0" w:color="BFC7D4"/>
-              <w:bottom w:val="single" w:sz="4" w:space="0" w:color="BFC7D4"/>
-              <w:right w:val="single" w:sz="4" w:space="0" w:color="BFC7D4"/>
-            </w:tcBorders>
-            <w:tcMar>
-              <w:top w:w="70" w:type="dxa"/>
-              <w:left w:w="130" w:type="dxa"/>
-              <w:bottom w:w="70" w:type="dxa"/>
-              <w:right w:w="130" w:type="dxa"/>
-            </w:tcMar>
-            <w:vAlign w:val="center"/>
-          </w:tcPr>
-          <w:p>
-            <w:pPr>
-              <w:spacing w:after="40" w:line="264" w:lineRule="auto"/>
-            </w:pPr>
-            <w:r>
               <w:t>· 심의 일관성·재현성 확보: 같은 입력 → 같은 판정, 모든 결론이 조문·상품설명서 근거로 추적.</w:t>
             </w:r>
           </w:p>
@@ -937,15 +801,7 @@
               <w:spacing w:after="40" w:line="264" w:lineRule="auto"/>
             </w:pPr>
             <w:r>
-              <w:t xml:space="preserve">· 누락 방지: 상품군별 필수 고지를 데이터 카탈로그로 빠짐없이 점검(광고엔 없지만 상품설명서엔 </w:t>
-            </w:r>
-            <w:proofErr w:type="spellStart"/>
-            <w:r>
-              <w:t>있는지까지</w:t>
-            </w:r>
-            <w:proofErr w:type="spellEnd"/>
-            <w:r>
-              <w:t xml:space="preserve"> 교차확인).</w:t>
+              <w:t>· 누락 방지: 상품군별 필수 고지를 데이터 카탈로그로 빠짐없이 점검(광고엔 없지만 상품설명서엔 있는지까지 교차확인).</w:t>
             </w:r>
           </w:p>
           <w:p>
@@ -1027,12 +883,6 @@
         <w:gridCol w:w="9360"/>
       </w:tblGrid>
       <w:tr>
-        <w:tblPrEx>
-          <w:tblCellMar>
-            <w:top w:w="0" w:type="dxa"/>
-            <w:bottom w:w="0" w:type="dxa"/>
-          </w:tblCellMar>
-        </w:tblPrEx>
         <w:tc>
           <w:tcPr>
             <w:tcW w:w="9360" w:type="dxa"/>
@@ -1063,23 +913,7 @@
               <w:t xml:space="preserve">① 입력  </w:t>
             </w:r>
             <w:r>
-              <w:t>광고 초안(제목·본문·채널·</w:t>
-            </w:r>
-            <w:proofErr w:type="spellStart"/>
-            <w:r>
-              <w:t>상품군</w:t>
-            </w:r>
-            <w:proofErr w:type="spellEnd"/>
-            <w:r>
-              <w:t>) + 정책 그래프(Neo4j: 심의기준 조항·법령 위임사슬·</w:t>
-            </w:r>
-            <w:proofErr w:type="spellStart"/>
-            <w:r>
-              <w:t>ComplianceUnit</w:t>
-            </w:r>
-            <w:proofErr w:type="spellEnd"/>
-            <w:r>
-              <w:t>·법적요건 프로파일·예외규칙·상품설명서/약관 PDF)</w:t>
+              <w:t>광고 초안(제목·본문·채널·상품군) + 정책 그래프(Neo4j: 심의기준 조항·법령 위임사슬·ComplianceUnit·법적요건 프로파일·예외규칙·상품설명서/약관 PDF)</w:t>
             </w:r>
           </w:p>
           <w:p>
@@ -1108,39 +942,7 @@
               <w:t xml:space="preserve">② 규칙·그래프 레인 (결정론, 문제를 자른다)  </w:t>
             </w:r>
             <w:r>
-              <w:t xml:space="preserve">적용범위 </w:t>
-            </w:r>
-            <w:proofErr w:type="spellStart"/>
-            <w:r>
-              <w:t>게이팅</w:t>
-            </w:r>
-            <w:proofErr w:type="spellEnd"/>
-            <w:r>
-              <w:t>(</w:t>
-            </w:r>
-            <w:proofErr w:type="spellStart"/>
-            <w:r>
-              <w:t>상품군</w:t>
-            </w:r>
-            <w:proofErr w:type="spellEnd"/>
-            <w:r>
-              <w:t xml:space="preserve">·행위요건으로 CU 후보 축소) · 기계적 필수고지 체크 · 법령 위임사슬 추적 · </w:t>
-            </w:r>
-            <w:proofErr w:type="spellStart"/>
-            <w:r>
-              <w:t>현저성</w:t>
-            </w:r>
-            <w:proofErr w:type="spellEnd"/>
-            <w:r>
-              <w:t>/</w:t>
-            </w:r>
-            <w:proofErr w:type="spellStart"/>
-            <w:r>
-              <w:t>사실대조</w:t>
-            </w:r>
-            <w:proofErr w:type="spellEnd"/>
-            <w:r>
-              <w:t>(혜택↔고지 위계, 광고↔문서 모순)</w:t>
+              <w:t>적용범위 게이팅(상품군·행위요건으로 CU 후보 축소) · 기계적 필수고지 체크 · 법령 위임사슬 추적 · 현저성/사실대조(혜택↔고지 위계, 광고↔문서 모순)</w:t>
             </w:r>
           </w:p>
           <w:p>
@@ -1198,15 +1000,7 @@
               <w:t xml:space="preserve">③ 결과  </w:t>
             </w:r>
             <w:r>
-              <w:t xml:space="preserve">심사 권고(반려·수정·검토·통과후보) + 추적 가능한 근거(요건별 적용·위임사슬·누락 고지·종합 증거·문서 모순·수정 문안). 최종 결정은 </w:t>
-            </w:r>
-            <w:proofErr w:type="spellStart"/>
-            <w:r>
-              <w:t>심사자</w:t>
-            </w:r>
-            <w:proofErr w:type="spellEnd"/>
-            <w:r>
-              <w:t>.</w:t>
+              <w:t>심사 권고(반려·수정·검토·통과후보) + 추적 가능한 근거(요건별 적용·위임사슬·누락 고지·종합 증거·문서 모순·수정 문안). 최종 결정은 심사자.</w:t>
             </w:r>
           </w:p>
           <w:p>
@@ -1223,113 +1017,13 @@
               </w:rPr>
               <w:t xml:space="preserve">플랫폼: </w:t>
             </w:r>
-            <w:proofErr w:type="spellStart"/>
             <w:r>
               <w:rPr>
                 <w:color w:val="6B7280"/>
                 <w:sz w:val="18"/>
                 <w:szCs w:val="18"/>
               </w:rPr>
-              <w:t>FastAPI</w:t>
-            </w:r>
-            <w:proofErr w:type="spellEnd"/>
-            <w:r>
-              <w:rPr>
-                <w:color w:val="6B7280"/>
-                <w:sz w:val="18"/>
-                <w:szCs w:val="18"/>
-              </w:rPr>
-              <w:t xml:space="preserve">(파이썬) </w:t>
-            </w:r>
-            <w:proofErr w:type="spellStart"/>
-            <w:r>
-              <w:rPr>
-                <w:color w:val="6B7280"/>
-                <w:sz w:val="18"/>
-                <w:szCs w:val="18"/>
-              </w:rPr>
-              <w:t>백엔드</w:t>
-            </w:r>
-            <w:proofErr w:type="spellEnd"/>
-            <w:r>
-              <w:rPr>
-                <w:color w:val="6B7280"/>
-                <w:sz w:val="18"/>
-                <w:szCs w:val="18"/>
-              </w:rPr>
-              <w:t xml:space="preserve"> · Neo4j(</w:t>
-            </w:r>
-            <w:proofErr w:type="spellStart"/>
-            <w:r>
-              <w:rPr>
-                <w:color w:val="6B7280"/>
-                <w:sz w:val="18"/>
-                <w:szCs w:val="18"/>
-              </w:rPr>
-              <w:t>DozerDB</w:t>
-            </w:r>
-            <w:proofErr w:type="spellEnd"/>
-            <w:r>
-              <w:rPr>
-                <w:color w:val="6B7280"/>
-                <w:sz w:val="18"/>
-                <w:szCs w:val="18"/>
-              </w:rPr>
-              <w:t>) 그래프 · Next.js/React 심사 콘솔 · OpenAI Agents SDK · 클라우드(OpenAI)/로컬(</w:t>
-            </w:r>
-            <w:proofErr w:type="spellStart"/>
-            <w:r>
-              <w:rPr>
-                <w:color w:val="6B7280"/>
-                <w:sz w:val="18"/>
-                <w:szCs w:val="18"/>
-              </w:rPr>
-              <w:t>Ollama</w:t>
-            </w:r>
-            <w:proofErr w:type="spellEnd"/>
-            <w:r>
-              <w:rPr>
-                <w:color w:val="6B7280"/>
-                <w:sz w:val="18"/>
-                <w:szCs w:val="18"/>
-              </w:rPr>
-              <w:t xml:space="preserve">, </w:t>
-            </w:r>
-            <w:proofErr w:type="spellStart"/>
-            <w:r>
-              <w:rPr>
-                <w:color w:val="6B7280"/>
-                <w:sz w:val="18"/>
-                <w:szCs w:val="18"/>
-              </w:rPr>
-              <w:t>Tailscale</w:t>
-            </w:r>
-            <w:proofErr w:type="spellEnd"/>
-            <w:r>
-              <w:rPr>
-                <w:color w:val="6B7280"/>
-                <w:sz w:val="18"/>
-                <w:szCs w:val="18"/>
-              </w:rPr>
-              <w:t xml:space="preserve">) LLM </w:t>
-            </w:r>
-            <w:proofErr w:type="spellStart"/>
-            <w:r>
-              <w:rPr>
-                <w:color w:val="6B7280"/>
-                <w:sz w:val="18"/>
-                <w:szCs w:val="18"/>
-              </w:rPr>
-              <w:t>토글</w:t>
-            </w:r>
-            <w:proofErr w:type="spellEnd"/>
-            <w:r>
-              <w:rPr>
-                <w:color w:val="6B7280"/>
-                <w:sz w:val="18"/>
-                <w:szCs w:val="18"/>
-              </w:rPr>
-              <w:t>.</w:t>
+              <w:t>FastAPI(파이썬) 백엔드 · Neo4j(DozerDB) 그래프 · Next.js/React 심사 콘솔 · OpenAI Agents SDK · 클라우드(OpenAI)/로컬(Ollama, Tailscale) LLM 토글.</w:t>
             </w:r>
           </w:p>
         </w:tc>
@@ -1370,25 +1064,7 @@
           <w:sz w:val="18"/>
           <w:szCs w:val="18"/>
         </w:rPr>
-        <w:t xml:space="preserve">핵심 기능 위주로 작성, 예선 </w:t>
-      </w:r>
-      <w:proofErr w:type="spellStart"/>
-      <w:r>
-        <w:rPr>
-          <w:color w:val="6B7280"/>
-          <w:sz w:val="18"/>
-          <w:szCs w:val="18"/>
-        </w:rPr>
-        <w:t>제출본</w:t>
-      </w:r>
-      <w:proofErr w:type="spellEnd"/>
-      <w:r>
-        <w:rPr>
-          <w:color w:val="6B7280"/>
-          <w:sz w:val="18"/>
-          <w:szCs w:val="18"/>
-        </w:rPr>
-        <w:t xml:space="preserve"> 기준으로 본선에서 동일 형식 보완. (구현 여부: O 완료 / △ 부분 / X 예정)</w:t>
+        <w:t>핵심 기능 위주로 작성, 예선 제출본 기준으로 본선에서 동일 형식 보완. (구현 여부: O 완료 / △ 부분 / X 예정)</w:t>
       </w:r>
     </w:p>
     <w:tbl>
@@ -1409,19 +1085,13 @@
         <w:tblLook w:val="04A0" w:firstRow="1" w:lastRow="0" w:firstColumn="1" w:lastColumn="0" w:noHBand="0" w:noVBand="1"/>
       </w:tblPr>
       <w:tblGrid>
-        <w:gridCol w:w="1246"/>
-        <w:gridCol w:w="2231"/>
-        <w:gridCol w:w="1356"/>
-        <w:gridCol w:w="3615"/>
-        <w:gridCol w:w="912"/>
+        <w:gridCol w:w="2133"/>
+        <w:gridCol w:w="2192"/>
+        <w:gridCol w:w="1396"/>
+        <w:gridCol w:w="3521"/>
+        <w:gridCol w:w="454"/>
       </w:tblGrid>
       <w:tr>
-        <w:tblPrEx>
-          <w:tblCellMar>
-            <w:top w:w="0" w:type="dxa"/>
-            <w:bottom w:w="0" w:type="dxa"/>
-          </w:tblCellMar>
-        </w:tblPrEx>
         <w:trPr>
           <w:tblHeader/>
         </w:trPr>
@@ -1448,7 +1118,6 @@
               <w:spacing w:after="40" w:line="264" w:lineRule="auto"/>
               <w:jc w:val="center"/>
             </w:pPr>
-            <w:proofErr w:type="spellStart"/>
             <w:r>
               <w:rPr>
                 <w:b/>
@@ -1456,7 +1125,6 @@
               </w:rPr>
               <w:t>기능명</w:t>
             </w:r>
-            <w:proofErr w:type="spellEnd"/>
           </w:p>
         </w:tc>
         <w:tc>
@@ -1589,12 +1257,6 @@
         </w:tc>
       </w:tr>
       <w:tr>
-        <w:tblPrEx>
-          <w:tblCellMar>
-            <w:top w:w="0" w:type="dxa"/>
-            <w:bottom w:w="0" w:type="dxa"/>
-          </w:tblCellMar>
-        </w:tblPrEx>
         <w:tc>
           <w:tcPr>
             <w:tcW w:w="1500" w:type="dxa"/>
@@ -1651,39 +1313,7 @@
                 <w:sz w:val="18"/>
                 <w:szCs w:val="18"/>
               </w:rPr>
-              <w:t xml:space="preserve">규칙·그래프(결정론)가 </w:t>
-            </w:r>
-            <w:proofErr w:type="spellStart"/>
-            <w:r>
-              <w:rPr>
-                <w:sz w:val="18"/>
-                <w:szCs w:val="18"/>
-              </w:rPr>
-              <w:t>상품군</w:t>
-            </w:r>
-            <w:proofErr w:type="spellEnd"/>
-            <w:r>
-              <w:rPr>
-                <w:sz w:val="18"/>
-                <w:szCs w:val="18"/>
-              </w:rPr>
-              <w:t>·행위요건으로 심의기준(CU) 후보를 자르고 기계적 위반을 직접 판정 → LLM은 정리된 맥락만 해석. 규칙은 verdict</w:t>
-            </w:r>
-            <w:proofErr w:type="spellStart"/>
-            <w:r>
-              <w:rPr>
-                <w:sz w:val="18"/>
-                <w:szCs w:val="18"/>
-              </w:rPr>
-              <w:t>를</w:t>
-            </w:r>
-            <w:proofErr w:type="spellEnd"/>
-            <w:r>
-              <w:rPr>
-                <w:sz w:val="18"/>
-                <w:szCs w:val="18"/>
-              </w:rPr>
-              <w:t xml:space="preserve"> 올릴 수만 있음(escalate-only).</w:t>
+              <w:t>규칙·그래프(결정론)가 상품군·행위요건으로 심의기준(CU) 후보를 자르고 기계적 위반을 직접 판정 → LLM은 정리된 맥락만 해석. 규칙은 verdict를 올릴 수만 있음(escalate-only).</w:t>
             </w:r>
           </w:p>
         </w:tc>
@@ -1713,23 +1343,7 @@
                 <w:sz w:val="18"/>
                 <w:szCs w:val="18"/>
               </w:rPr>
-              <w:t>입력: 광고 문안·채널·</w:t>
-            </w:r>
-            <w:proofErr w:type="spellStart"/>
-            <w:r>
-              <w:rPr>
-                <w:sz w:val="18"/>
-                <w:szCs w:val="18"/>
-              </w:rPr>
-              <w:t>상품군</w:t>
-            </w:r>
-            <w:proofErr w:type="spellEnd"/>
-            <w:r>
-              <w:rPr>
-                <w:sz w:val="18"/>
-                <w:szCs w:val="18"/>
-              </w:rPr>
-              <w:t xml:space="preserve"> / 출력: 심사 권고(반려·수정·검토·통과후보)와 위반별 근거</w:t>
+              <w:t>입력: 광고 문안·채널·상품군 / 출력: 심사 권고(반려·수정·검토·통과후보)와 위반별 근거</w:t>
             </w:r>
           </w:p>
         </w:tc>
@@ -1759,39 +1373,7 @@
                 <w:sz w:val="18"/>
                 <w:szCs w:val="18"/>
               </w:rPr>
-              <w:t xml:space="preserve">Neo4j 그래프 검색, </w:t>
-            </w:r>
-            <w:proofErr w:type="spellStart"/>
-            <w:r>
-              <w:rPr>
-                <w:sz w:val="18"/>
-                <w:szCs w:val="18"/>
-              </w:rPr>
-              <w:t>임베딩</w:t>
-            </w:r>
-            <w:proofErr w:type="spellEnd"/>
-            <w:r>
-              <w:rPr>
-                <w:sz w:val="18"/>
-                <w:szCs w:val="18"/>
-              </w:rPr>
-              <w:t xml:space="preserve">+법적요건 </w:t>
-            </w:r>
-            <w:proofErr w:type="spellStart"/>
-            <w:r>
-              <w:rPr>
-                <w:sz w:val="18"/>
-                <w:szCs w:val="18"/>
-              </w:rPr>
-              <w:t>게이팅</w:t>
-            </w:r>
-            <w:proofErr w:type="spellEnd"/>
-            <w:r>
-              <w:rPr>
-                <w:sz w:val="18"/>
-                <w:szCs w:val="18"/>
-              </w:rPr>
-              <w:t>, OpenAI Agents SDK, 구조화 LLM 판정</w:t>
+              <w:t>Neo4j 그래프 검색, 임베딩+법적요건 게이팅, OpenAI Agents SDK, 구조화 LLM 판정</w:t>
             </w:r>
           </w:p>
         </w:tc>
@@ -1828,12 +1410,6 @@
         </w:tc>
       </w:tr>
       <w:tr>
-        <w:tblPrEx>
-          <w:tblCellMar>
-            <w:top w:w="0" w:type="dxa"/>
-            <w:bottom w:w="0" w:type="dxa"/>
-          </w:tblCellMar>
-        </w:tblPrEx>
         <w:tc>
           <w:tcPr>
             <w:tcW w:w="1500" w:type="dxa"/>
@@ -1890,23 +1466,7 @@
                 <w:sz w:val="18"/>
                 <w:szCs w:val="18"/>
               </w:rPr>
-              <w:t xml:space="preserve">상품군별 필수 고지를 그래프 카탈로그(disc_*)에서 가져와 광고 내 존재/부재를 직접 판정. 광고엔 없지만 상품설명서엔 </w:t>
-            </w:r>
-            <w:proofErr w:type="spellStart"/>
-            <w:r>
-              <w:rPr>
-                <w:sz w:val="18"/>
-                <w:szCs w:val="18"/>
-              </w:rPr>
-              <w:t>있는지까지</w:t>
-            </w:r>
-            <w:proofErr w:type="spellEnd"/>
-            <w:r>
-              <w:rPr>
-                <w:sz w:val="18"/>
-                <w:szCs w:val="18"/>
-              </w:rPr>
-              <w:t xml:space="preserve"> 교차확인.</w:t>
+              <w:t>상품군별 필수 고지를 그래프 카탈로그(disc_*)에서 가져와 광고 내 존재/부재를 직접 판정. 광고엔 없지만 상품설명서엔 있는지까지 교차확인.</w:t>
             </w:r>
           </w:p>
         </w:tc>
@@ -1936,49 +1496,8 @@
                 <w:sz w:val="18"/>
                 <w:szCs w:val="18"/>
               </w:rPr>
-              <w:t>입력: 문안·</w:t>
-            </w:r>
-            <w:proofErr w:type="spellStart"/>
-            <w:r>
-              <w:rPr>
-                <w:sz w:val="18"/>
-                <w:szCs w:val="18"/>
-              </w:rPr>
-              <w:t>상품군</w:t>
-            </w:r>
-            <w:proofErr w:type="spellEnd"/>
-            <w:r>
-              <w:rPr>
-                <w:sz w:val="18"/>
-                <w:szCs w:val="18"/>
-              </w:rPr>
-              <w:t xml:space="preserve"> / 출력: 누락 고지 목록·</w:t>
-            </w:r>
-            <w:proofErr w:type="spellStart"/>
-            <w:r>
-              <w:rPr>
-                <w:sz w:val="18"/>
-                <w:szCs w:val="18"/>
-              </w:rPr>
-              <w:t>현저성</w:t>
-            </w:r>
-            <w:proofErr w:type="spellEnd"/>
-            <w:r>
-              <w:rPr>
-                <w:sz w:val="18"/>
-                <w:szCs w:val="18"/>
-              </w:rPr>
-              <w:t xml:space="preserve"> 진단·문서 </w:t>
-            </w:r>
-            <w:proofErr w:type="spellStart"/>
-            <w:r>
-              <w:rPr>
-                <w:sz w:val="18"/>
-                <w:szCs w:val="18"/>
-              </w:rPr>
-              <w:t>교차참조</w:t>
-            </w:r>
-            <w:proofErr w:type="spellEnd"/>
+              <w:t>입력: 문안·상품군 / 출력: 누락 고지 목록·현저성 진단·문서 교차참조</w:t>
+            </w:r>
           </w:p>
         </w:tc>
         <w:tc>
@@ -2007,39 +1526,7 @@
                 <w:sz w:val="18"/>
                 <w:szCs w:val="18"/>
               </w:rPr>
-              <w:t xml:space="preserve">Neo4j </w:t>
-            </w:r>
-            <w:proofErr w:type="spellStart"/>
-            <w:r>
-              <w:rPr>
-                <w:sz w:val="18"/>
-                <w:szCs w:val="18"/>
-              </w:rPr>
-              <w:t>DisclosureRequirement</w:t>
-            </w:r>
-            <w:proofErr w:type="spellEnd"/>
-            <w:r>
-              <w:rPr>
-                <w:sz w:val="18"/>
-                <w:szCs w:val="18"/>
-              </w:rPr>
-              <w:t xml:space="preserve">, 키워드/역할 매칭, </w:t>
-            </w:r>
-            <w:proofErr w:type="spellStart"/>
-            <w:r>
-              <w:rPr>
-                <w:sz w:val="18"/>
-                <w:szCs w:val="18"/>
-              </w:rPr>
-              <w:t>현저성</w:t>
-            </w:r>
-            <w:proofErr w:type="spellEnd"/>
-            <w:r>
-              <w:rPr>
-                <w:sz w:val="18"/>
-                <w:szCs w:val="18"/>
-              </w:rPr>
-              <w:t xml:space="preserve"> 게이트</w:t>
+              <w:t>Neo4j DisclosureRequirement, 키워드/역할 매칭, 현저성 게이트</w:t>
             </w:r>
           </w:p>
         </w:tc>
@@ -2076,12 +1563,6 @@
         </w:tc>
       </w:tr>
       <w:tr>
-        <w:tblPrEx>
-          <w:tblCellMar>
-            <w:top w:w="0" w:type="dxa"/>
-            <w:bottom w:w="0" w:type="dxa"/>
-          </w:tblCellMar>
-        </w:tblPrEx>
         <w:tc>
           <w:tcPr>
             <w:tcW w:w="1500" w:type="dxa"/>
@@ -2108,15 +1589,8 @@
                 <w:sz w:val="18"/>
                 <w:szCs w:val="18"/>
               </w:rPr>
-              <w:t xml:space="preserve">상품 사실 대조 (Product </w:t>
-            </w:r>
-            <w:r>
-              <w:rPr>
-                <w:sz w:val="18"/>
-                <w:szCs w:val="18"/>
-              </w:rPr>
               <w:lastRenderedPageBreak/>
-              <w:t>Fact Graph)</w:t>
+              <w:t>상품 사실 대조 (Product Fact Graph)</w:t>
             </w:r>
           </w:p>
         </w:tc>
@@ -2146,48 +1620,7 @@
                 <w:sz w:val="18"/>
                 <w:szCs w:val="18"/>
               </w:rPr>
-              <w:lastRenderedPageBreak/>
-              <w:t>광고 주장(</w:t>
-            </w:r>
-            <w:proofErr w:type="spellStart"/>
-            <w:r>
-              <w:rPr>
-                <w:sz w:val="18"/>
-                <w:szCs w:val="18"/>
-              </w:rPr>
-              <w:t>ClaimFact</w:t>
-            </w:r>
-            <w:proofErr w:type="spellEnd"/>
-            <w:r>
-              <w:rPr>
-                <w:sz w:val="18"/>
-                <w:szCs w:val="18"/>
-              </w:rPr>
-              <w:t>)을 해당 상품의 상품설명서·약관 PDF에서 추출한 사</w:t>
-            </w:r>
-            <w:r>
-              <w:rPr>
-                <w:sz w:val="18"/>
-                <w:szCs w:val="18"/>
-              </w:rPr>
-              <w:lastRenderedPageBreak/>
-              <w:t>실(</w:t>
-            </w:r>
-            <w:proofErr w:type="spellStart"/>
-            <w:r>
-              <w:rPr>
-                <w:sz w:val="18"/>
-                <w:szCs w:val="18"/>
-              </w:rPr>
-              <w:t>ProductFact</w:t>
-            </w:r>
-            <w:proofErr w:type="spellEnd"/>
-            <w:r>
-              <w:rPr>
-                <w:sz w:val="18"/>
-                <w:szCs w:val="18"/>
-              </w:rPr>
-              <w:t>)과 비교(지지/모순/조건누락/현저성부족).</w:t>
+              <w:t>광고 주장(ClaimFact)을 해당 상품의 상품설명서·약관 PDF에서 추출한 사실(ProductFact)과 비교(지지/모순/조건누락/현저성부족).</w:t>
             </w:r>
           </w:p>
         </w:tc>
@@ -2217,16 +1650,7 @@
                 <w:sz w:val="18"/>
                 <w:szCs w:val="18"/>
               </w:rPr>
-              <w:lastRenderedPageBreak/>
-              <w:t xml:space="preserve">입력: 상품명·문안 / 출력: 주장↔사실 </w:t>
-            </w:r>
-            <w:r>
-              <w:rPr>
-                <w:sz w:val="18"/>
-                <w:szCs w:val="18"/>
-              </w:rPr>
-              <w:lastRenderedPageBreak/>
-              <w:t>비교 결과, 근거 문서 위치</w:t>
+              <w:t>입력: 상품명·문안 / 출력: 주장↔사실 비교 결과, 근거 문서 위치</w:t>
             </w:r>
           </w:p>
         </w:tc>
@@ -2251,22 +1675,12 @@
             <w:pPr>
               <w:spacing w:after="40" w:line="264" w:lineRule="auto"/>
             </w:pPr>
-            <w:proofErr w:type="spellStart"/>
-            <w:r>
-              <w:rPr>
-                <w:sz w:val="18"/>
-                <w:szCs w:val="18"/>
-              </w:rPr>
-              <w:lastRenderedPageBreak/>
-              <w:t>온디맨드</w:t>
-            </w:r>
-            <w:proofErr w:type="spellEnd"/>
-            <w:r>
-              <w:rPr>
-                <w:sz w:val="18"/>
-                <w:szCs w:val="18"/>
-              </w:rPr>
-              <w:t xml:space="preserve"> PDF 추출, 구조화 LLM 추출, 그래프 비교</w:t>
+            <w:r>
+              <w:rPr>
+                <w:sz w:val="18"/>
+                <w:szCs w:val="18"/>
+              </w:rPr>
+              <w:t>온디맨드 PDF 추출, 구조화 LLM 추출, 그래프 비교</w:t>
             </w:r>
           </w:p>
         </w:tc>
@@ -2303,12 +1717,6 @@
         </w:tc>
       </w:tr>
       <w:tr>
-        <w:tblPrEx>
-          <w:tblCellMar>
-            <w:top w:w="0" w:type="dxa"/>
-            <w:bottom w:w="0" w:type="dxa"/>
-          </w:tblCellMar>
-        </w:tblPrEx>
         <w:tc>
           <w:tcPr>
             <w:tcW w:w="1500" w:type="dxa"/>
@@ -2425,23 +1833,7 @@
                 <w:sz w:val="18"/>
                 <w:szCs w:val="18"/>
               </w:rPr>
-              <w:t>계층적 컨텍스트 그래프(</w:t>
-            </w:r>
-            <w:proofErr w:type="spellStart"/>
-            <w:r>
-              <w:rPr>
-                <w:sz w:val="18"/>
-                <w:szCs w:val="18"/>
-              </w:rPr>
-              <w:t>ContextFrame→Claim→ConsumerEffect</w:t>
-            </w:r>
-            <w:proofErr w:type="spellEnd"/>
-            <w:r>
-              <w:rPr>
-                <w:sz w:val="18"/>
-                <w:szCs w:val="18"/>
-              </w:rPr>
-              <w:t>), LLM 종합</w:t>
+              <w:t>계층적 컨텍스트 그래프(ContextFrame→Claim→ConsumerEffect), LLM 종합</w:t>
             </w:r>
           </w:p>
         </w:tc>
@@ -2478,12 +1870,6 @@
         </w:tc>
       </w:tr>
       <w:tr>
-        <w:tblPrEx>
-          <w:tblCellMar>
-            <w:top w:w="0" w:type="dxa"/>
-            <w:bottom w:w="0" w:type="dxa"/>
-          </w:tblCellMar>
-        </w:tblPrEx>
         <w:tc>
           <w:tcPr>
             <w:tcW w:w="1500" w:type="dxa"/>
@@ -2540,39 +1926,7 @@
                 <w:sz w:val="18"/>
                 <w:szCs w:val="18"/>
               </w:rPr>
-              <w:t xml:space="preserve">개별 지적을 모아 광고 전체를 일관되게 재작성한 교정본을 원문↔교정본 diff로 제시. 제안과 </w:t>
-            </w:r>
-            <w:proofErr w:type="spellStart"/>
-            <w:r>
-              <w:rPr>
-                <w:sz w:val="18"/>
-                <w:szCs w:val="18"/>
-              </w:rPr>
-              <w:t>심사자</w:t>
-            </w:r>
-            <w:proofErr w:type="spellEnd"/>
-            <w:r>
-              <w:rPr>
-                <w:sz w:val="18"/>
-                <w:szCs w:val="18"/>
-              </w:rPr>
-              <w:t xml:space="preserve"> 조언을 분리, </w:t>
-            </w:r>
-            <w:proofErr w:type="spellStart"/>
-            <w:r>
-              <w:rPr>
-                <w:sz w:val="18"/>
-                <w:szCs w:val="18"/>
-              </w:rPr>
-              <w:t>할루시네이션</w:t>
-            </w:r>
-            <w:proofErr w:type="spellEnd"/>
-            <w:r>
-              <w:rPr>
-                <w:sz w:val="18"/>
-                <w:szCs w:val="18"/>
-              </w:rPr>
-              <w:t xml:space="preserve"> 차단.</w:t>
+              <w:t>개별 지적을 모아 광고 전체를 일관되게 재작성한 교정본을 원문↔교정본 diff로 제시. 제안과 심사자 조언을 분리, 할루시네이션 차단.</w:t>
             </w:r>
           </w:p>
         </w:tc>
@@ -2669,12 +2023,6 @@
         </w:tc>
       </w:tr>
       <w:tr>
-        <w:tblPrEx>
-          <w:tblCellMar>
-            <w:top w:w="0" w:type="dxa"/>
-            <w:bottom w:w="0" w:type="dxa"/>
-          </w:tblCellMar>
-        </w:tblPrEx>
         <w:tc>
           <w:tcPr>
             <w:tcW w:w="1500" w:type="dxa"/>
@@ -2731,23 +2079,7 @@
                 <w:sz w:val="18"/>
                 <w:szCs w:val="18"/>
               </w:rPr>
-              <w:t>각 실행의 시점 데이터(스냅샷)</w:t>
-            </w:r>
-            <w:proofErr w:type="spellStart"/>
-            <w:r>
-              <w:rPr>
-                <w:sz w:val="18"/>
-                <w:szCs w:val="18"/>
-              </w:rPr>
-              <w:t>를</w:t>
-            </w:r>
-            <w:proofErr w:type="spellEnd"/>
-            <w:r>
-              <w:rPr>
-                <w:sz w:val="18"/>
-                <w:szCs w:val="18"/>
-              </w:rPr>
-              <w:t xml:space="preserve"> 저장·집계하고 행 클릭 시 그 실행을 콘솔에서 재현·디버깅. 실행자(가명)·감사 로그 포함, 데모 기록은 집계 제외.</w:t>
+              <w:t>각 실행의 시점 데이터(스냅샷)를 저장·집계하고 행 클릭 시 그 실행을 콘솔에서 재현·디버깅. 실행자(가명)·감사 로그 포함, 데모 기록은 집계 제외.</w:t>
             </w:r>
           </w:p>
         </w:tc>
@@ -2844,12 +2176,6 @@
         </w:tc>
       </w:tr>
       <w:tr>
-        <w:tblPrEx>
-          <w:tblCellMar>
-            <w:top w:w="0" w:type="dxa"/>
-            <w:bottom w:w="0" w:type="dxa"/>
-          </w:tblCellMar>
-        </w:tblPrEx>
         <w:tc>
           <w:tcPr>
             <w:tcW w:w="1500" w:type="dxa"/>
@@ -2876,17 +2202,8 @@
                 <w:sz w:val="18"/>
                 <w:szCs w:val="18"/>
               </w:rPr>
-              <w:t xml:space="preserve">로컬/클라우드 LLM </w:t>
-            </w:r>
-            <w:proofErr w:type="spellStart"/>
-            <w:r>
-              <w:rPr>
-                <w:sz w:val="18"/>
-                <w:szCs w:val="18"/>
-              </w:rPr>
-              <w:t>토글</w:t>
-            </w:r>
-            <w:proofErr w:type="spellEnd"/>
+              <w:t>로컬/클라우드 LLM 토글</w:t>
+            </w:r>
           </w:p>
         </w:tc>
         <w:tc>
@@ -2915,39 +2232,7 @@
                 <w:sz w:val="18"/>
                 <w:szCs w:val="18"/>
               </w:rPr>
-              <w:t xml:space="preserve">모델 </w:t>
-            </w:r>
-            <w:proofErr w:type="spellStart"/>
-            <w:r>
-              <w:rPr>
-                <w:sz w:val="18"/>
-                <w:szCs w:val="18"/>
-              </w:rPr>
-              <w:t>드롭다운에서</w:t>
-            </w:r>
-            <w:proofErr w:type="spellEnd"/>
-            <w:r>
-              <w:rPr>
-                <w:sz w:val="18"/>
-                <w:szCs w:val="18"/>
-              </w:rPr>
-              <w:t xml:space="preserve"> 클라우드(GPT-5.4-nano)와 팀 보유 로컬 Ollama 모델을 요청별로 선택·라우팅. 로컬 경로는 </w:t>
-            </w:r>
-            <w:proofErr w:type="spellStart"/>
-            <w:r>
-              <w:rPr>
-                <w:sz w:val="18"/>
-                <w:szCs w:val="18"/>
-              </w:rPr>
-              <w:t>json_schema</w:t>
-            </w:r>
-            <w:proofErr w:type="spellEnd"/>
-            <w:r>
-              <w:rPr>
-                <w:sz w:val="18"/>
-                <w:szCs w:val="18"/>
-              </w:rPr>
-              <w:t xml:space="preserve"> 강제로 출력 안정화.</w:t>
+              <w:t>모델 드롭다운에서 클라우드(GPT-5.4-nano)와 팀 보유 로컬 Ollama 모델을 요청별로 선택·라우팅. 로컬 경로는 json_schema 강제로 출력 안정화.</w:t>
             </w:r>
           </w:p>
         </w:tc>
@@ -3007,49 +2292,8 @@
                 <w:sz w:val="18"/>
                 <w:szCs w:val="18"/>
               </w:rPr>
-              <w:t xml:space="preserve">OpenAI Responses / </w:t>
-            </w:r>
-            <w:proofErr w:type="spellStart"/>
-            <w:r>
-              <w:rPr>
-                <w:sz w:val="18"/>
-                <w:szCs w:val="18"/>
-              </w:rPr>
-              <w:t>Ollama</w:t>
-            </w:r>
-            <w:proofErr w:type="spellEnd"/>
-            <w:r>
-              <w:rPr>
-                <w:sz w:val="18"/>
-                <w:szCs w:val="18"/>
-              </w:rPr>
-              <w:t xml:space="preserve"> Chat Completions(</w:t>
-            </w:r>
-            <w:proofErr w:type="spellStart"/>
-            <w:r>
-              <w:rPr>
-                <w:sz w:val="18"/>
-                <w:szCs w:val="18"/>
-              </w:rPr>
-              <w:t>json_schema</w:t>
-            </w:r>
-            <w:proofErr w:type="spellEnd"/>
-            <w:r>
-              <w:rPr>
-                <w:sz w:val="18"/>
-                <w:szCs w:val="18"/>
-              </w:rPr>
-              <w:t xml:space="preserve">), </w:t>
-            </w:r>
-            <w:proofErr w:type="spellStart"/>
-            <w:r>
-              <w:rPr>
-                <w:sz w:val="18"/>
-                <w:szCs w:val="18"/>
-              </w:rPr>
-              <w:t>Tailscale</w:t>
-            </w:r>
-            <w:proofErr w:type="spellEnd"/>
+              <w:t>OpenAI Responses / Ollama Chat Completions(json_schema), Tailscale</w:t>
+            </w:r>
           </w:p>
         </w:tc>
         <w:tc>
@@ -3080,6 +2324,1284 @@
                 <w:szCs w:val="18"/>
               </w:rPr>
               <w:t>O</w:t>
+            </w:r>
+          </w:p>
+        </w:tc>
+      </w:tr>
+      <w:tr>
+        <w:tc>
+          <w:tcPr>
+            <w:tcW w:w="1500" w:type="dxa"/>
+            <w:tcBorders>
+              <w:top w:val="single" w:sz="4" w:space="0" w:color="BFC7D4"/>
+              <w:left w:val="single" w:sz="4" w:space="0" w:color="BFC7D4"/>
+              <w:bottom w:val="single" w:sz="4" w:space="0" w:color="BFC7D4"/>
+              <w:right w:val="single" w:sz="4" w:space="0" w:color="BFC7D4"/>
+            </w:tcBorders>
+            <w:tcMar>
+              <w:top w:w="70" w:type="dxa"/>
+              <w:left w:w="130" w:type="dxa"/>
+              <w:bottom w:w="70" w:type="dxa"/>
+              <w:right w:w="130" w:type="dxa"/>
+            </w:tcMar>
+            <w:vAlign w:val="center"/>
+          </w:tcPr>
+          <w:p>
+            <w:pPr>
+              <w:spacing w:after="40" w:line="264" w:lineRule="auto"/>
+            </w:pPr>
+            <w:r>
+              <w:rPr>
+                <w:sz w:val="18"/>
+                <w:szCs w:val="18"/>
+              </w:rPr>
+              <w:t>멀티모달 이미지 광고 접수 (다장 카드뉴스)</w:t>
+            </w:r>
+          </w:p>
+        </w:tc>
+        <w:tc>
+          <w:tcPr>
+            <w:tcW w:w="3000" w:type="dxa"/>
+            <w:tcBorders>
+              <w:top w:val="single" w:sz="4" w:space="0" w:color="BFC7D4"/>
+              <w:left w:val="single" w:sz="4" w:space="0" w:color="BFC7D4"/>
+              <w:bottom w:val="single" w:sz="4" w:space="0" w:color="BFC7D4"/>
+              <w:right w:val="single" w:sz="4" w:space="0" w:color="BFC7D4"/>
+            </w:tcBorders>
+            <w:tcMar>
+              <w:top w:w="70" w:type="dxa"/>
+              <w:left w:w="130" w:type="dxa"/>
+              <w:bottom w:w="70" w:type="dxa"/>
+              <w:right w:w="130" w:type="dxa"/>
+            </w:tcMar>
+            <w:vAlign w:val="center"/>
+          </w:tcPr>
+          <w:p>
+            <w:pPr>
+              <w:spacing w:after="40" w:line="264" w:lineRule="auto"/>
+            </w:pPr>
+            <w:r>
+              <w:rPr>
+                <w:sz w:val="18"/>
+                <w:szCs w:val="18"/>
+              </w:rPr>
+              <w:t>배너·전단·카드뉴스 이미지(최대 5장)에서 광</w:t>
+            </w:r>
+            <w:r>
+              <w:rPr>
+                <w:sz w:val="18"/>
+                <w:szCs w:val="18"/>
+              </w:rPr>
+              <w:lastRenderedPageBreak/>
+              <w:t>고 문안 전체와 레이아웃 소견(혜택↔고지 위계 격차 등)을 비전으로 추출, 여러 장은 한 광고의 페이지 순서로 통합해 기존 텍스트 심사 파이프라인에 그대로 태운다. 판정 자체는 항상 텍스트 근거로만 동작해 그라운딩 규율을 유지.</w:t>
+            </w:r>
+          </w:p>
+        </w:tc>
+        <w:tc>
+          <w:tcPr>
+            <w:tcW w:w="1900" w:type="dxa"/>
+            <w:tcBorders>
+              <w:top w:val="single" w:sz="4" w:space="0" w:color="BFC7D4"/>
+              <w:left w:val="single" w:sz="4" w:space="0" w:color="BFC7D4"/>
+              <w:bottom w:val="single" w:sz="4" w:space="0" w:color="BFC7D4"/>
+              <w:right w:val="single" w:sz="4" w:space="0" w:color="BFC7D4"/>
+            </w:tcBorders>
+            <w:tcMar>
+              <w:top w:w="70" w:type="dxa"/>
+              <w:left w:w="130" w:type="dxa"/>
+              <w:bottom w:w="70" w:type="dxa"/>
+              <w:right w:w="130" w:type="dxa"/>
+            </w:tcMar>
+            <w:vAlign w:val="center"/>
+          </w:tcPr>
+          <w:p>
+            <w:pPr>
+              <w:spacing w:after="40" w:line="264" w:lineRule="auto"/>
+            </w:pPr>
+            <w:r>
+              <w:rPr>
+                <w:sz w:val="18"/>
+                <w:szCs w:val="18"/>
+              </w:rPr>
+              <w:lastRenderedPageBreak/>
+              <w:t xml:space="preserve">입력: 광고 이미지 1~5장 / </w:t>
+            </w:r>
+            <w:r>
+              <w:rPr>
+                <w:sz w:val="18"/>
+                <w:szCs w:val="18"/>
+              </w:rPr>
+              <w:lastRenderedPageBreak/>
+              <w:t>출력: 추출 문안·레이아웃 소견·심사 결과</w:t>
+            </w:r>
+          </w:p>
+        </w:tc>
+        <w:tc>
+          <w:tcPr>
+            <w:tcW w:w="1660" w:type="dxa"/>
+            <w:tcBorders>
+              <w:top w:val="single" w:sz="4" w:space="0" w:color="BFC7D4"/>
+              <w:left w:val="single" w:sz="4" w:space="0" w:color="BFC7D4"/>
+              <w:bottom w:val="single" w:sz="4" w:space="0" w:color="BFC7D4"/>
+              <w:right w:val="single" w:sz="4" w:space="0" w:color="BFC7D4"/>
+            </w:tcBorders>
+            <w:tcMar>
+              <w:top w:w="70" w:type="dxa"/>
+              <w:left w:w="130" w:type="dxa"/>
+              <w:bottom w:w="70" w:type="dxa"/>
+              <w:right w:w="130" w:type="dxa"/>
+            </w:tcMar>
+            <w:vAlign w:val="center"/>
+          </w:tcPr>
+          <w:p>
+            <w:pPr>
+              <w:spacing w:after="40" w:line="264" w:lineRule="auto"/>
+            </w:pPr>
+            <w:r>
+              <w:rPr>
+                <w:sz w:val="18"/>
+                <w:szCs w:val="18"/>
+              </w:rPr>
+              <w:lastRenderedPageBreak/>
+              <w:t>Claude Sonnet 5 비전(strict tool-use), 페이지 순서 보존 프롬프트</w:t>
+            </w:r>
+          </w:p>
+        </w:tc>
+        <w:tc>
+          <w:tcPr>
+            <w:tcW w:w="1300" w:type="dxa"/>
+            <w:tcBorders>
+              <w:top w:val="single" w:sz="4" w:space="0" w:color="BFC7D4"/>
+              <w:left w:val="single" w:sz="4" w:space="0" w:color="BFC7D4"/>
+              <w:bottom w:val="single" w:sz="4" w:space="0" w:color="BFC7D4"/>
+              <w:right w:val="single" w:sz="4" w:space="0" w:color="BFC7D4"/>
+            </w:tcBorders>
+            <w:tcMar>
+              <w:top w:w="70" w:type="dxa"/>
+              <w:left w:w="130" w:type="dxa"/>
+              <w:bottom w:w="70" w:type="dxa"/>
+              <w:right w:w="130" w:type="dxa"/>
+            </w:tcMar>
+            <w:vAlign w:val="center"/>
+          </w:tcPr>
+          <w:p>
+            <w:pPr>
+              <w:spacing w:after="40" w:line="264" w:lineRule="auto"/>
+              <w:jc w:val="center"/>
+            </w:pPr>
+            <w:r>
+              <w:rPr>
+                <w:sz w:val="18"/>
+                <w:szCs w:val="18"/>
+              </w:rPr>
+              <w:t>O</w:t>
+            </w:r>
+          </w:p>
+        </w:tc>
+      </w:tr>
+      <w:tr>
+        <w:tc>
+          <w:tcPr>
+            <w:tcW w:w="1500" w:type="dxa"/>
+            <w:tcBorders>
+              <w:top w:val="single" w:sz="4" w:space="0" w:color="BFC7D4"/>
+              <w:left w:val="single" w:sz="4" w:space="0" w:color="BFC7D4"/>
+              <w:bottom w:val="single" w:sz="4" w:space="0" w:color="BFC7D4"/>
+              <w:right w:val="single" w:sz="4" w:space="0" w:color="BFC7D4"/>
+            </w:tcBorders>
+            <w:tcMar>
+              <w:top w:w="70" w:type="dxa"/>
+              <w:left w:w="130" w:type="dxa"/>
+              <w:bottom w:w="70" w:type="dxa"/>
+              <w:right w:w="130" w:type="dxa"/>
+            </w:tcMar>
+            <w:vAlign w:val="center"/>
+          </w:tcPr>
+          <w:p>
+            <w:pPr>
+              <w:spacing w:after="40" w:line="264" w:lineRule="auto"/>
+            </w:pPr>
+            <w:r>
+              <w:rPr>
+                <w:sz w:val="18"/>
+                <w:szCs w:val="18"/>
+              </w:rPr>
+              <w:t>이미지 수정 가이드 (반복 개선)</w:t>
+            </w:r>
+          </w:p>
+        </w:tc>
+        <w:tc>
+          <w:tcPr>
+            <w:tcW w:w="3000" w:type="dxa"/>
+            <w:tcBorders>
+              <w:top w:val="single" w:sz="4" w:space="0" w:color="BFC7D4"/>
+              <w:left w:val="single" w:sz="4" w:space="0" w:color="BFC7D4"/>
+              <w:bottom w:val="single" w:sz="4" w:space="0" w:color="BFC7D4"/>
+              <w:right w:val="single" w:sz="4" w:space="0" w:color="BFC7D4"/>
+            </w:tcBorders>
+            <w:tcMar>
+              <w:top w:w="70" w:type="dxa"/>
+              <w:left w:w="130" w:type="dxa"/>
+              <w:bottom w:w="70" w:type="dxa"/>
+              <w:right w:w="130" w:type="dxa"/>
+            </w:tcMar>
+            <w:vAlign w:val="center"/>
+          </w:tcPr>
+          <w:p>
+            <w:pPr>
+              <w:spacing w:after="40" w:line="264" w:lineRule="auto"/>
+            </w:pPr>
+            <w:r>
+              <w:rPr>
+                <w:sz w:val="18"/>
+                <w:szCs w:val="18"/>
+              </w:rPr>
+              <w:t>완성 광고를 재현하는 대신 원본 이미지 위에 위험 문구 취소선·교체 문안·필수 고지 추가 영역·심사자 보완 항목을 번호 콜아웃으로 표시하는 검수 마크업을 생성. 자연어 개선 지시를 입력하면 직전 가이드를 베이스로 재편집.</w:t>
+            </w:r>
+          </w:p>
+        </w:tc>
+        <w:tc>
+          <w:tcPr>
+            <w:tcW w:w="1900" w:type="dxa"/>
+            <w:tcBorders>
+              <w:top w:val="single" w:sz="4" w:space="0" w:color="BFC7D4"/>
+              <w:left w:val="single" w:sz="4" w:space="0" w:color="BFC7D4"/>
+              <w:bottom w:val="single" w:sz="4" w:space="0" w:color="BFC7D4"/>
+              <w:right w:val="single" w:sz="4" w:space="0" w:color="BFC7D4"/>
+            </w:tcBorders>
+            <w:tcMar>
+              <w:top w:w="70" w:type="dxa"/>
+              <w:left w:w="130" w:type="dxa"/>
+              <w:bottom w:w="70" w:type="dxa"/>
+              <w:right w:w="130" w:type="dxa"/>
+            </w:tcMar>
+            <w:vAlign w:val="center"/>
+          </w:tcPr>
+          <w:p>
+            <w:pPr>
+              <w:spacing w:after="40" w:line="264" w:lineRule="auto"/>
+            </w:pPr>
+            <w:r>
+              <w:rPr>
+                <w:sz w:val="18"/>
+                <w:szCs w:val="18"/>
+              </w:rPr>
+              <w:t>입력: 확정 교정 문안·개선 지시 / 출력: 원본 보존 어노테이션 이미지</w:t>
+            </w:r>
+          </w:p>
+        </w:tc>
+        <w:tc>
+          <w:tcPr>
+            <w:tcW w:w="1660" w:type="dxa"/>
+            <w:tcBorders>
+              <w:top w:val="single" w:sz="4" w:space="0" w:color="BFC7D4"/>
+              <w:left w:val="single" w:sz="4" w:space="0" w:color="BFC7D4"/>
+              <w:bottom w:val="single" w:sz="4" w:space="0" w:color="BFC7D4"/>
+              <w:right w:val="single" w:sz="4" w:space="0" w:color="BFC7D4"/>
+            </w:tcBorders>
+            <w:tcMar>
+              <w:top w:w="70" w:type="dxa"/>
+              <w:left w:w="130" w:type="dxa"/>
+              <w:bottom w:w="70" w:type="dxa"/>
+              <w:right w:w="130" w:type="dxa"/>
+            </w:tcMar>
+            <w:vAlign w:val="center"/>
+          </w:tcPr>
+          <w:p>
+            <w:pPr>
+              <w:spacing w:after="40" w:line="264" w:lineRule="auto"/>
+            </w:pPr>
+            <w:r>
+              <w:rPr>
+                <w:sz w:val="18"/>
+                <w:szCs w:val="18"/>
+              </w:rPr>
+              <w:t>gpt-image-2 edit, 반복 편집 루프(직전 산출물 재입력)</w:t>
+            </w:r>
+          </w:p>
+        </w:tc>
+        <w:tc>
+          <w:tcPr>
+            <w:tcW w:w="1300" w:type="dxa"/>
+            <w:tcBorders>
+              <w:top w:val="single" w:sz="4" w:space="0" w:color="BFC7D4"/>
+              <w:left w:val="single" w:sz="4" w:space="0" w:color="BFC7D4"/>
+              <w:bottom w:val="single" w:sz="4" w:space="0" w:color="BFC7D4"/>
+              <w:right w:val="single" w:sz="4" w:space="0" w:color="BFC7D4"/>
+            </w:tcBorders>
+            <w:tcMar>
+              <w:top w:w="70" w:type="dxa"/>
+              <w:left w:w="130" w:type="dxa"/>
+              <w:bottom w:w="70" w:type="dxa"/>
+              <w:right w:w="130" w:type="dxa"/>
+            </w:tcMar>
+            <w:vAlign w:val="center"/>
+          </w:tcPr>
+          <w:p>
+            <w:pPr>
+              <w:spacing w:after="40" w:line="264" w:lineRule="auto"/>
+              <w:jc w:val="center"/>
+            </w:pPr>
+            <w:r>
+              <w:rPr>
+                <w:sz w:val="18"/>
+                <w:szCs w:val="18"/>
+              </w:rPr>
+              <w:t>O</w:t>
+            </w:r>
+          </w:p>
+        </w:tc>
+      </w:tr>
+      <w:tr>
+        <w:tc>
+          <w:tcPr>
+            <w:tcW w:w="1500" w:type="dxa"/>
+            <w:tcBorders>
+              <w:top w:val="single" w:sz="4" w:space="0" w:color="BFC7D4"/>
+              <w:left w:val="single" w:sz="4" w:space="0" w:color="BFC7D4"/>
+              <w:bottom w:val="single" w:sz="4" w:space="0" w:color="BFC7D4"/>
+              <w:right w:val="single" w:sz="4" w:space="0" w:color="BFC7D4"/>
+            </w:tcBorders>
+            <w:tcMar>
+              <w:top w:w="70" w:type="dxa"/>
+              <w:left w:w="130" w:type="dxa"/>
+              <w:bottom w:w="70" w:type="dxa"/>
+              <w:right w:w="130" w:type="dxa"/>
+            </w:tcMar>
+            <w:vAlign w:val="center"/>
+          </w:tcPr>
+          <w:p>
+            <w:pPr>
+              <w:spacing w:after="40" w:line="264" w:lineRule="auto"/>
+            </w:pPr>
+            <w:r>
+              <w:rPr>
+                <w:sz w:val="18"/>
+                <w:szCs w:val="18"/>
+              </w:rPr>
+              <w:t>다국가(캄보디아 PPCBank) 확장</w:t>
+            </w:r>
+          </w:p>
+        </w:tc>
+        <w:tc>
+          <w:tcPr>
+            <w:tcW w:w="3000" w:type="dxa"/>
+            <w:tcBorders>
+              <w:top w:val="single" w:sz="4" w:space="0" w:color="BFC7D4"/>
+              <w:left w:val="single" w:sz="4" w:space="0" w:color="BFC7D4"/>
+              <w:bottom w:val="single" w:sz="4" w:space="0" w:color="BFC7D4"/>
+              <w:right w:val="single" w:sz="4" w:space="0" w:color="BFC7D4"/>
+            </w:tcBorders>
+            <w:tcMar>
+              <w:top w:w="70" w:type="dxa"/>
+              <w:left w:w="130" w:type="dxa"/>
+              <w:bottom w:w="70" w:type="dxa"/>
+              <w:right w:w="130" w:type="dxa"/>
+            </w:tcMar>
+            <w:vAlign w:val="center"/>
+          </w:tcPr>
+          <w:p>
+            <w:pPr>
+              <w:spacing w:after="40" w:line="264" w:lineRule="auto"/>
+            </w:pPr>
+            <w:r>
+              <w:rPr>
+                <w:sz w:val="18"/>
+                <w:szCs w:val="18"/>
+              </w:rPr>
+              <w:t>은행 선택에 따라 워크스페이스·관할 법령을 라우팅하는 2-DB 아키텍처. 프놈펜상업은행 선택 시 코드 수정 없이 데이터 교체만으로 캄보디아 법령을 심사하고, 영어를 메인·크메르어를 서브로 표시하며 판정 근거는 캄보디아 조문만 인용(한국법 미주입 게이트).</w:t>
+            </w:r>
+          </w:p>
+        </w:tc>
+        <w:tc>
+          <w:tcPr>
+            <w:tcW w:w="1900" w:type="dxa"/>
+            <w:tcBorders>
+              <w:top w:val="single" w:sz="4" w:space="0" w:color="BFC7D4"/>
+              <w:left w:val="single" w:sz="4" w:space="0" w:color="BFC7D4"/>
+              <w:bottom w:val="single" w:sz="4" w:space="0" w:color="BFC7D4"/>
+              <w:right w:val="single" w:sz="4" w:space="0" w:color="BFC7D4"/>
+            </w:tcBorders>
+            <w:tcMar>
+              <w:top w:w="70" w:type="dxa"/>
+              <w:left w:w="130" w:type="dxa"/>
+              <w:bottom w:w="70" w:type="dxa"/>
+              <w:right w:w="130" w:type="dxa"/>
+            </w:tcMar>
+            <w:vAlign w:val="center"/>
+          </w:tcPr>
+          <w:p>
+            <w:pPr>
+              <w:spacing w:after="40" w:line="264" w:lineRule="auto"/>
+            </w:pPr>
+            <w:r>
+              <w:rPr>
+                <w:sz w:val="18"/>
+                <w:szCs w:val="18"/>
+              </w:rPr>
+              <w:t>입력: 은행 선택 / 출력: 관할별 판정·참고 번역(EN 메인·KM 서브)</w:t>
+            </w:r>
+          </w:p>
+        </w:tc>
+        <w:tc>
+          <w:tcPr>
+            <w:tcW w:w="1660" w:type="dxa"/>
+            <w:tcBorders>
+              <w:top w:val="single" w:sz="4" w:space="0" w:color="BFC7D4"/>
+              <w:left w:val="single" w:sz="4" w:space="0" w:color="BFC7D4"/>
+              <w:bottom w:val="single" w:sz="4" w:space="0" w:color="BFC7D4"/>
+              <w:right w:val="single" w:sz="4" w:space="0" w:color="BFC7D4"/>
+            </w:tcBorders>
+            <w:tcMar>
+              <w:top w:w="70" w:type="dxa"/>
+              <w:left w:w="130" w:type="dxa"/>
+              <w:bottom w:w="70" w:type="dxa"/>
+              <w:right w:w="130" w:type="dxa"/>
+            </w:tcMar>
+            <w:vAlign w:val="center"/>
+          </w:tcPr>
+          <w:p>
+            <w:pPr>
+              <w:spacing w:after="40" w:line="264" w:lineRule="auto"/>
+            </w:pPr>
+            <w:r>
+              <w:rPr>
+                <w:sz w:val="18"/>
+                <w:szCs w:val="18"/>
+              </w:rPr>
+              <w:t>Neo4j 2-DB 라우팅(샌드박스/팀 Aura), 관할 게이트(uses_korean_law_context)</w:t>
+            </w:r>
+          </w:p>
+        </w:tc>
+        <w:tc>
+          <w:tcPr>
+            <w:tcW w:w="1300" w:type="dxa"/>
+            <w:tcBorders>
+              <w:top w:val="single" w:sz="4" w:space="0" w:color="BFC7D4"/>
+              <w:left w:val="single" w:sz="4" w:space="0" w:color="BFC7D4"/>
+              <w:bottom w:val="single" w:sz="4" w:space="0" w:color="BFC7D4"/>
+              <w:right w:val="single" w:sz="4" w:space="0" w:color="BFC7D4"/>
+            </w:tcBorders>
+            <w:tcMar>
+              <w:top w:w="70" w:type="dxa"/>
+              <w:left w:w="130" w:type="dxa"/>
+              <w:bottom w:w="70" w:type="dxa"/>
+              <w:right w:w="130" w:type="dxa"/>
+            </w:tcMar>
+            <w:vAlign w:val="center"/>
+          </w:tcPr>
+          <w:p>
+            <w:pPr>
+              <w:spacing w:after="40" w:line="264" w:lineRule="auto"/>
+              <w:jc w:val="center"/>
+            </w:pPr>
+            <w:r>
+              <w:rPr>
+                <w:sz w:val="18"/>
+                <w:szCs w:val="18"/>
+              </w:rPr>
+              <w:t>O</w:t>
+            </w:r>
+          </w:p>
+        </w:tc>
+      </w:tr>
+      <w:tr>
+        <w:tc>
+          <w:tcPr>
+            <w:tcW w:w="1500" w:type="dxa"/>
+            <w:tcBorders>
+              <w:top w:val="single" w:sz="4" w:space="0" w:color="BFC7D4"/>
+              <w:left w:val="single" w:sz="4" w:space="0" w:color="BFC7D4"/>
+              <w:bottom w:val="single" w:sz="4" w:space="0" w:color="BFC7D4"/>
+              <w:right w:val="single" w:sz="4" w:space="0" w:color="BFC7D4"/>
+            </w:tcBorders>
+            <w:tcMar>
+              <w:top w:w="70" w:type="dxa"/>
+              <w:left w:w="130" w:type="dxa"/>
+              <w:bottom w:w="70" w:type="dxa"/>
+              <w:right w:w="130" w:type="dxa"/>
+            </w:tcMar>
+            <w:vAlign w:val="center"/>
+          </w:tcPr>
+          <w:p>
+            <w:pPr>
+              <w:spacing w:after="40" w:line="264" w:lineRule="auto"/>
+            </w:pPr>
+            <w:r>
+              <w:rPr>
+                <w:sz w:val="18"/>
+                <w:szCs w:val="18"/>
+              </w:rPr>
+              <w:t>심사 코파일럿 (CopilotKit×LangGraph)</w:t>
+            </w:r>
+          </w:p>
+        </w:tc>
+        <w:tc>
+          <w:tcPr>
+            <w:tcW w:w="3000" w:type="dxa"/>
+            <w:tcBorders>
+              <w:top w:val="single" w:sz="4" w:space="0" w:color="BFC7D4"/>
+              <w:left w:val="single" w:sz="4" w:space="0" w:color="BFC7D4"/>
+              <w:bottom w:val="single" w:sz="4" w:space="0" w:color="BFC7D4"/>
+              <w:right w:val="single" w:sz="4" w:space="0" w:color="BFC7D4"/>
+            </w:tcBorders>
+            <w:tcMar>
+              <w:top w:w="70" w:type="dxa"/>
+              <w:left w:w="130" w:type="dxa"/>
+              <w:bottom w:w="70" w:type="dxa"/>
+              <w:right w:w="130" w:type="dxa"/>
+            </w:tcMar>
+            <w:vAlign w:val="center"/>
+          </w:tcPr>
+          <w:p>
+            <w:pPr>
+              <w:spacing w:after="40" w:line="264" w:lineRule="auto"/>
+            </w:pPr>
+            <w:r>
+              <w:rPr>
+                <w:sz w:val="18"/>
+                <w:szCs w:val="18"/>
+              </w:rPr>
+              <w:t>심사 결과 화면 위에서 자연어로 되묻는 대화형 보조. 1차 근거는 화면</w:t>
+            </w:r>
+            <w:r>
+              <w:rPr>
+                <w:sz w:val="18"/>
+                <w:szCs w:val="18"/>
+              </w:rPr>
+              <w:lastRenderedPageBreak/>
+              <w:t>에 공유된 심의 결과, 화면에 없으면 Neo4j의 정책·상품·가이드라인 그래프를 읽기 전용 거버넌스 레이어(템플릿 우선+Text2Cypher 폴백)로 조회해 조문과 함께 답한다.</w:t>
+            </w:r>
+          </w:p>
+        </w:tc>
+        <w:tc>
+          <w:tcPr>
+            <w:tcW w:w="1900" w:type="dxa"/>
+            <w:tcBorders>
+              <w:top w:val="single" w:sz="4" w:space="0" w:color="BFC7D4"/>
+              <w:left w:val="single" w:sz="4" w:space="0" w:color="BFC7D4"/>
+              <w:bottom w:val="single" w:sz="4" w:space="0" w:color="BFC7D4"/>
+              <w:right w:val="single" w:sz="4" w:space="0" w:color="BFC7D4"/>
+            </w:tcBorders>
+            <w:tcMar>
+              <w:top w:w="70" w:type="dxa"/>
+              <w:left w:w="130" w:type="dxa"/>
+              <w:bottom w:w="70" w:type="dxa"/>
+              <w:right w:w="130" w:type="dxa"/>
+            </w:tcMar>
+            <w:vAlign w:val="center"/>
+          </w:tcPr>
+          <w:p>
+            <w:pPr>
+              <w:spacing w:after="40" w:line="264" w:lineRule="auto"/>
+            </w:pPr>
+            <w:r>
+              <w:rPr>
+                <w:sz w:val="18"/>
+                <w:szCs w:val="18"/>
+              </w:rPr>
+              <w:lastRenderedPageBreak/>
+              <w:t>입력: 자연어 질의·화면 컨텍스트 / 출</w:t>
+            </w:r>
+            <w:r>
+              <w:rPr>
+                <w:sz w:val="18"/>
+                <w:szCs w:val="18"/>
+              </w:rPr>
+              <w:lastRenderedPageBreak/>
+              <w:t>력: 근거 조문 인용 답변, 도구 호출 과정 스트리밍 표시</w:t>
+            </w:r>
+          </w:p>
+        </w:tc>
+        <w:tc>
+          <w:tcPr>
+            <w:tcW w:w="1660" w:type="dxa"/>
+            <w:tcBorders>
+              <w:top w:val="single" w:sz="4" w:space="0" w:color="BFC7D4"/>
+              <w:left w:val="single" w:sz="4" w:space="0" w:color="BFC7D4"/>
+              <w:bottom w:val="single" w:sz="4" w:space="0" w:color="BFC7D4"/>
+              <w:right w:val="single" w:sz="4" w:space="0" w:color="BFC7D4"/>
+            </w:tcBorders>
+            <w:tcMar>
+              <w:top w:w="70" w:type="dxa"/>
+              <w:left w:w="130" w:type="dxa"/>
+              <w:bottom w:w="70" w:type="dxa"/>
+              <w:right w:w="130" w:type="dxa"/>
+            </w:tcMar>
+            <w:vAlign w:val="center"/>
+          </w:tcPr>
+          <w:p>
+            <w:pPr>
+              <w:spacing w:after="40" w:line="264" w:lineRule="auto"/>
+            </w:pPr>
+            <w:r>
+              <w:rPr>
+                <w:sz w:val="18"/>
+                <w:szCs w:val="18"/>
+              </w:rPr>
+              <w:lastRenderedPageBreak/>
+              <w:t>LangGraph, AG-UI 프로토콜, 워크스페이스 격리·행 캡 등 데이터 거버넌스</w:t>
+            </w:r>
+          </w:p>
+        </w:tc>
+        <w:tc>
+          <w:tcPr>
+            <w:tcW w:w="1300" w:type="dxa"/>
+            <w:tcBorders>
+              <w:top w:val="single" w:sz="4" w:space="0" w:color="BFC7D4"/>
+              <w:left w:val="single" w:sz="4" w:space="0" w:color="BFC7D4"/>
+              <w:bottom w:val="single" w:sz="4" w:space="0" w:color="BFC7D4"/>
+              <w:right w:val="single" w:sz="4" w:space="0" w:color="BFC7D4"/>
+            </w:tcBorders>
+            <w:tcMar>
+              <w:top w:w="70" w:type="dxa"/>
+              <w:left w:w="130" w:type="dxa"/>
+              <w:bottom w:w="70" w:type="dxa"/>
+              <w:right w:w="130" w:type="dxa"/>
+            </w:tcMar>
+            <w:vAlign w:val="center"/>
+          </w:tcPr>
+          <w:p>
+            <w:pPr>
+              <w:spacing w:after="40" w:line="264" w:lineRule="auto"/>
+              <w:jc w:val="center"/>
+            </w:pPr>
+            <w:r>
+              <w:rPr>
+                <w:sz w:val="18"/>
+                <w:szCs w:val="18"/>
+              </w:rPr>
+              <w:t>O</w:t>
+            </w:r>
+          </w:p>
+        </w:tc>
+      </w:tr>
+      <w:tr>
+        <w:tc>
+          <w:tcPr>
+            <w:tcW w:w="1500" w:type="dxa"/>
+            <w:tcBorders>
+              <w:top w:val="single" w:sz="4" w:space="0" w:color="BFC7D4"/>
+              <w:left w:val="single" w:sz="4" w:space="0" w:color="BFC7D4"/>
+              <w:bottom w:val="single" w:sz="4" w:space="0" w:color="BFC7D4"/>
+              <w:right w:val="single" w:sz="4" w:space="0" w:color="BFC7D4"/>
+            </w:tcBorders>
+            <w:tcMar>
+              <w:top w:w="70" w:type="dxa"/>
+              <w:left w:w="130" w:type="dxa"/>
+              <w:bottom w:w="70" w:type="dxa"/>
+              <w:right w:w="130" w:type="dxa"/>
+            </w:tcMar>
+            <w:vAlign w:val="center"/>
+          </w:tcPr>
+          <w:p>
+            <w:pPr>
+              <w:spacing w:after="40" w:line="264" w:lineRule="auto"/>
+            </w:pPr>
+            <w:r>
+              <w:rPr>
+                <w:sz w:val="18"/>
+                <w:szCs w:val="18"/>
+              </w:rPr>
+              <w:t>상품 문서 시점 인식 접수</w:t>
+            </w:r>
+          </w:p>
+        </w:tc>
+        <w:tc>
+          <w:tcPr>
+            <w:tcW w:w="3000" w:type="dxa"/>
+            <w:tcBorders>
+              <w:top w:val="single" w:sz="4" w:space="0" w:color="BFC7D4"/>
+              <w:left w:val="single" w:sz="4" w:space="0" w:color="BFC7D4"/>
+              <w:bottom w:val="single" w:sz="4" w:space="0" w:color="BFC7D4"/>
+              <w:right w:val="single" w:sz="4" w:space="0" w:color="BFC7D4"/>
+            </w:tcBorders>
+            <w:tcMar>
+              <w:top w:w="70" w:type="dxa"/>
+              <w:left w:w="130" w:type="dxa"/>
+              <w:bottom w:w="70" w:type="dxa"/>
+              <w:right w:w="130" w:type="dxa"/>
+            </w:tcMar>
+            <w:vAlign w:val="center"/>
+          </w:tcPr>
+          <w:p>
+            <w:pPr>
+              <w:spacing w:after="40" w:line="264" w:lineRule="auto"/>
+            </w:pPr>
+            <w:r>
+              <w:rPr>
+                <w:sz w:val="18"/>
+                <w:szCs w:val="18"/>
+              </w:rPr>
+              <w:t>새 심사에서 상품설명서·약관 문서를 접수하면 시행일을 문서 원문에서 인식(추정 금지)해 지식그래프에 버전으로 적재(SUPERSEDES 체인)하고, 직전 버전 대비 금리·한도 등 조건 변경점을 자동 비교해 표시하는 신규 입력 채널.</w:t>
+            </w:r>
+          </w:p>
+        </w:tc>
+        <w:tc>
+          <w:tcPr>
+            <w:tcW w:w="1900" w:type="dxa"/>
+            <w:tcBorders>
+              <w:top w:val="single" w:sz="4" w:space="0" w:color="BFC7D4"/>
+              <w:left w:val="single" w:sz="4" w:space="0" w:color="BFC7D4"/>
+              <w:bottom w:val="single" w:sz="4" w:space="0" w:color="BFC7D4"/>
+              <w:right w:val="single" w:sz="4" w:space="0" w:color="BFC7D4"/>
+            </w:tcBorders>
+            <w:tcMar>
+              <w:top w:w="70" w:type="dxa"/>
+              <w:left w:w="130" w:type="dxa"/>
+              <w:bottom w:w="70" w:type="dxa"/>
+              <w:right w:w="130" w:type="dxa"/>
+            </w:tcMar>
+            <w:vAlign w:val="center"/>
+          </w:tcPr>
+          <w:p>
+            <w:pPr>
+              <w:spacing w:after="40" w:line="264" w:lineRule="auto"/>
+            </w:pPr>
+            <w:r>
+              <w:rPr>
+                <w:sz w:val="18"/>
+                <w:szCs w:val="18"/>
+              </w:rPr>
+              <w:t>입력: 상품 문서(PDF/MD/TXT) / 출력: 시행일·버전 타임라인·변경 목록(변경/신설/삭제)</w:t>
+            </w:r>
+          </w:p>
+        </w:tc>
+        <w:tc>
+          <w:tcPr>
+            <w:tcW w:w="1660" w:type="dxa"/>
+            <w:tcBorders>
+              <w:top w:val="single" w:sz="4" w:space="0" w:color="BFC7D4"/>
+              <w:left w:val="single" w:sz="4" w:space="0" w:color="BFC7D4"/>
+              <w:bottom w:val="single" w:sz="4" w:space="0" w:color="BFC7D4"/>
+              <w:right w:val="single" w:sz="4" w:space="0" w:color="BFC7D4"/>
+            </w:tcBorders>
+            <w:tcMar>
+              <w:top w:w="70" w:type="dxa"/>
+              <w:left w:w="130" w:type="dxa"/>
+              <w:bottom w:w="70" w:type="dxa"/>
+              <w:right w:w="130" w:type="dxa"/>
+            </w:tcMar>
+            <w:vAlign w:val="center"/>
+          </w:tcPr>
+          <w:p>
+            <w:pPr>
+              <w:spacing w:after="40" w:line="264" w:lineRule="auto"/>
+            </w:pPr>
+            <w:r>
+              <w:rPr>
+                <w:sz w:val="18"/>
+                <w:szCs w:val="18"/>
+              </w:rPr>
+              <w:t>LLM 구조화 추출(표준 field 사전 고정), Neo4j ProductDocVersion 버전 그래프</w:t>
+            </w:r>
+          </w:p>
+        </w:tc>
+        <w:tc>
+          <w:tcPr>
+            <w:tcW w:w="1300" w:type="dxa"/>
+            <w:tcBorders>
+              <w:top w:val="single" w:sz="4" w:space="0" w:color="BFC7D4"/>
+              <w:left w:val="single" w:sz="4" w:space="0" w:color="BFC7D4"/>
+              <w:bottom w:val="single" w:sz="4" w:space="0" w:color="BFC7D4"/>
+              <w:right w:val="single" w:sz="4" w:space="0" w:color="BFC7D4"/>
+            </w:tcBorders>
+            <w:tcMar>
+              <w:top w:w="70" w:type="dxa"/>
+              <w:left w:w="130" w:type="dxa"/>
+              <w:bottom w:w="70" w:type="dxa"/>
+              <w:right w:w="130" w:type="dxa"/>
+            </w:tcMar>
+            <w:vAlign w:val="center"/>
+          </w:tcPr>
+          <w:p>
+            <w:pPr>
+              <w:spacing w:after="40" w:line="264" w:lineRule="auto"/>
+              <w:jc w:val="center"/>
+            </w:pPr>
+            <w:r>
+              <w:rPr>
+                <w:sz w:val="18"/>
+                <w:szCs w:val="18"/>
+              </w:rPr>
+              <w:t>O</w:t>
+            </w:r>
+          </w:p>
+        </w:tc>
+      </w:tr>
+      <w:tr>
+        <w:tc>
+          <w:tcPr>
+            <w:tcW w:w="1500" w:type="dxa"/>
+            <w:tcBorders>
+              <w:top w:val="single" w:sz="4" w:space="0" w:color="BFC7D4"/>
+              <w:left w:val="single" w:sz="4" w:space="0" w:color="BFC7D4"/>
+              <w:bottom w:val="single" w:sz="4" w:space="0" w:color="BFC7D4"/>
+              <w:right w:val="single" w:sz="4" w:space="0" w:color="BFC7D4"/>
+            </w:tcBorders>
+            <w:tcMar>
+              <w:top w:w="70" w:type="dxa"/>
+              <w:left w:w="130" w:type="dxa"/>
+              <w:bottom w:w="70" w:type="dxa"/>
+              <w:right w:w="130" w:type="dxa"/>
+            </w:tcMar>
+            <w:vAlign w:val="center"/>
+          </w:tcPr>
+          <w:p>
+            <w:pPr>
+              <w:spacing w:after="40" w:line="264" w:lineRule="auto"/>
+            </w:pPr>
+            <w:r>
+              <w:rPr>
+                <w:sz w:val="18"/>
+                <w:szCs w:val="18"/>
+              </w:rPr>
+              <w:t>근거 경로(설명 그래프) 계층형 재설계</w:t>
+            </w:r>
+          </w:p>
+        </w:tc>
+        <w:tc>
+          <w:tcPr>
+            <w:tcW w:w="3000" w:type="dxa"/>
+            <w:tcBorders>
+              <w:top w:val="single" w:sz="4" w:space="0" w:color="BFC7D4"/>
+              <w:left w:val="single" w:sz="4" w:space="0" w:color="BFC7D4"/>
+              <w:bottom w:val="single" w:sz="4" w:space="0" w:color="BFC7D4"/>
+              <w:right w:val="single" w:sz="4" w:space="0" w:color="BFC7D4"/>
+            </w:tcBorders>
+            <w:tcMar>
+              <w:top w:w="70" w:type="dxa"/>
+              <w:left w:w="130" w:type="dxa"/>
+              <w:bottom w:w="70" w:type="dxa"/>
+              <w:right w:w="130" w:type="dxa"/>
+            </w:tcMar>
+            <w:vAlign w:val="center"/>
+          </w:tcPr>
+          <w:p>
+            <w:pPr>
+              <w:spacing w:after="40" w:line="264" w:lineRule="auto"/>
+            </w:pPr>
+            <w:r>
+              <w:rPr>
+                <w:sz w:val="18"/>
+                <w:szCs w:val="18"/>
+              </w:rPr>
+              <w:t>평탄한 가로 체인이던 근거 경로를 Context Graph→심의기준(CU) 브랜치(fan-out)→법령 위임사슬→판정으로 이어지는 계층형 DAG로 재설계. 한 표현이 여러 CU·법령에 동시에 걸리는 관계를 부챗살 엣지로 표시하고, CU별 대표 근거 경로와 연결된 근거 전체(연결 근거 N건)를 구분해 공개.</w:t>
+            </w:r>
+          </w:p>
+        </w:tc>
+        <w:tc>
+          <w:tcPr>
+            <w:tcW w:w="1900" w:type="dxa"/>
+            <w:tcBorders>
+              <w:top w:val="single" w:sz="4" w:space="0" w:color="BFC7D4"/>
+              <w:left w:val="single" w:sz="4" w:space="0" w:color="BFC7D4"/>
+              <w:bottom w:val="single" w:sz="4" w:space="0" w:color="BFC7D4"/>
+              <w:right w:val="single" w:sz="4" w:space="0" w:color="BFC7D4"/>
+            </w:tcBorders>
+            <w:tcMar>
+              <w:top w:w="70" w:type="dxa"/>
+              <w:left w:w="130" w:type="dxa"/>
+              <w:bottom w:w="70" w:type="dxa"/>
+              <w:right w:w="130" w:type="dxa"/>
+            </w:tcMar>
+            <w:vAlign w:val="center"/>
+          </w:tcPr>
+          <w:p>
+            <w:pPr>
+              <w:spacing w:after="40" w:line="264" w:lineRule="auto"/>
+            </w:pPr>
+            <w:r>
+              <w:rPr>
+                <w:sz w:val="18"/>
+                <w:szCs w:val="18"/>
+              </w:rPr>
+              <w:t>입력: 선택한 광고 표현(claim) / 출력: 계층형 근거 경로 그래프·판정 수렴 노드</w:t>
+            </w:r>
+          </w:p>
+        </w:tc>
+        <w:tc>
+          <w:tcPr>
+            <w:tcW w:w="1660" w:type="dxa"/>
+            <w:tcBorders>
+              <w:top w:val="single" w:sz="4" w:space="0" w:color="BFC7D4"/>
+              <w:left w:val="single" w:sz="4" w:space="0" w:color="BFC7D4"/>
+              <w:bottom w:val="single" w:sz="4" w:space="0" w:color="BFC7D4"/>
+              <w:right w:val="single" w:sz="4" w:space="0" w:color="BFC7D4"/>
+            </w:tcBorders>
+            <w:tcMar>
+              <w:top w:w="70" w:type="dxa"/>
+              <w:left w:w="130" w:type="dxa"/>
+              <w:bottom w:w="70" w:type="dxa"/>
+              <w:right w:w="130" w:type="dxa"/>
+            </w:tcMar>
+            <w:vAlign w:val="center"/>
+          </w:tcPr>
+          <w:p>
+            <w:pPr>
+              <w:spacing w:after="40" w:line="264" w:lineRule="auto"/>
+            </w:pPr>
+            <w:r>
+              <w:rPr>
+                <w:sz w:val="18"/>
+                <w:szCs w:val="18"/>
+              </w:rPr>
+              <w:t>React SVG 레이어드 그래프, plan_item_id 기반 CU-사슬 매칭</w:t>
+            </w:r>
+          </w:p>
+        </w:tc>
+        <w:tc>
+          <w:tcPr>
+            <w:tcW w:w="1300" w:type="dxa"/>
+            <w:tcBorders>
+              <w:top w:val="single" w:sz="4" w:space="0" w:color="BFC7D4"/>
+              <w:left w:val="single" w:sz="4" w:space="0" w:color="BFC7D4"/>
+              <w:bottom w:val="single" w:sz="4" w:space="0" w:color="BFC7D4"/>
+              <w:right w:val="single" w:sz="4" w:space="0" w:color="BFC7D4"/>
+            </w:tcBorders>
+            <w:tcMar>
+              <w:top w:w="70" w:type="dxa"/>
+              <w:left w:w="130" w:type="dxa"/>
+              <w:bottom w:w="70" w:type="dxa"/>
+              <w:right w:w="130" w:type="dxa"/>
+            </w:tcMar>
+            <w:vAlign w:val="center"/>
+          </w:tcPr>
+          <w:p>
+            <w:pPr>
+              <w:spacing w:after="40" w:line="264" w:lineRule="auto"/>
+              <w:jc w:val="center"/>
+            </w:pPr>
+            <w:r>
+              <w:rPr>
+                <w:sz w:val="18"/>
+                <w:szCs w:val="18"/>
+              </w:rPr>
+              <w:t>O</w:t>
+            </w:r>
+          </w:p>
+        </w:tc>
+      </w:tr>
+      <w:tr>
+        <w:tc>
+          <w:tcPr>
+            <w:tcW w:w="1500" w:type="dxa"/>
+            <w:tcBorders>
+              <w:top w:val="single" w:sz="4" w:space="0" w:color="BFC7D4"/>
+              <w:left w:val="single" w:sz="4" w:space="0" w:color="BFC7D4"/>
+              <w:bottom w:val="single" w:sz="4" w:space="0" w:color="BFC7D4"/>
+              <w:right w:val="single" w:sz="4" w:space="0" w:color="BFC7D4"/>
+            </w:tcBorders>
+            <w:tcMar>
+              <w:top w:w="70" w:type="dxa"/>
+              <w:left w:w="130" w:type="dxa"/>
+              <w:bottom w:w="70" w:type="dxa"/>
+              <w:right w:w="130" w:type="dxa"/>
+            </w:tcMar>
+            <w:vAlign w:val="center"/>
+          </w:tcPr>
+          <w:p>
+            <w:pPr>
+              <w:spacing w:after="40" w:line="264" w:lineRule="auto"/>
+            </w:pPr>
+            <w:r>
+              <w:rPr>
+                <w:sz w:val="18"/>
+                <w:szCs w:val="18"/>
+              </w:rPr>
+              <w:t>운영 대시보드 평가 로그</w:t>
+            </w:r>
+          </w:p>
+        </w:tc>
+        <w:tc>
+          <w:tcPr>
+            <w:tcW w:w="3000" w:type="dxa"/>
+            <w:tcBorders>
+              <w:top w:val="single" w:sz="4" w:space="0" w:color="BFC7D4"/>
+              <w:left w:val="single" w:sz="4" w:space="0" w:color="BFC7D4"/>
+              <w:bottom w:val="single" w:sz="4" w:space="0" w:color="BFC7D4"/>
+              <w:right w:val="single" w:sz="4" w:space="0" w:color="BFC7D4"/>
+            </w:tcBorders>
+            <w:tcMar>
+              <w:top w:w="70" w:type="dxa"/>
+              <w:left w:w="130" w:type="dxa"/>
+              <w:bottom w:w="70" w:type="dxa"/>
+              <w:right w:w="130" w:type="dxa"/>
+            </w:tcMar>
+            <w:vAlign w:val="center"/>
+          </w:tcPr>
+          <w:p>
+            <w:pPr>
+              <w:spacing w:after="40" w:line="264" w:lineRule="auto"/>
+            </w:pPr>
+            <w:r>
+              <w:rPr>
+                <w:sz w:val="18"/>
+                <w:szCs w:val="18"/>
+              </w:rPr>
+              <w:t>합성 gold셋 기반 정밀도·재현율 리포트(GOLD)와 실제 광고 라이브 판정 로그(LIVE, 정</w:t>
+            </w:r>
+            <w:r>
+              <w:rPr>
+                <w:sz w:val="18"/>
+                <w:szCs w:val="18"/>
+              </w:rPr>
+              <w:lastRenderedPageBreak/>
+              <w:t>답 라벨 없음)를 구분 표시하는 평가 탭. 유형별·상품군별·조문별 분해 테이블과 콘솔 딥링크(review_run_id)를 제공해 성능을 상시 확인.</w:t>
+            </w:r>
+          </w:p>
+        </w:tc>
+        <w:tc>
+          <w:tcPr>
+            <w:tcW w:w="1900" w:type="dxa"/>
+            <w:tcBorders>
+              <w:top w:val="single" w:sz="4" w:space="0" w:color="BFC7D4"/>
+              <w:left w:val="single" w:sz="4" w:space="0" w:color="BFC7D4"/>
+              <w:bottom w:val="single" w:sz="4" w:space="0" w:color="BFC7D4"/>
+              <w:right w:val="single" w:sz="4" w:space="0" w:color="BFC7D4"/>
+            </w:tcBorders>
+            <w:tcMar>
+              <w:top w:w="70" w:type="dxa"/>
+              <w:left w:w="130" w:type="dxa"/>
+              <w:bottom w:w="70" w:type="dxa"/>
+              <w:right w:w="130" w:type="dxa"/>
+            </w:tcMar>
+            <w:vAlign w:val="center"/>
+          </w:tcPr>
+          <w:p>
+            <w:pPr>
+              <w:spacing w:after="40" w:line="264" w:lineRule="auto"/>
+            </w:pPr>
+            <w:r>
+              <w:rPr>
+                <w:sz w:val="18"/>
+                <w:szCs w:val="18"/>
+              </w:rPr>
+              <w:lastRenderedPageBreak/>
+              <w:t>입력: eval/ 배치 리포트 / 출력: 지표 카드·조문별 표·</w:t>
+            </w:r>
+            <w:r>
+              <w:rPr>
+                <w:sz w:val="18"/>
+                <w:szCs w:val="18"/>
+              </w:rPr>
+              <w:lastRenderedPageBreak/>
+              <w:t>판정 분포</w:t>
+            </w:r>
+          </w:p>
+        </w:tc>
+        <w:tc>
+          <w:tcPr>
+            <w:tcW w:w="1660" w:type="dxa"/>
+            <w:tcBorders>
+              <w:top w:val="single" w:sz="4" w:space="0" w:color="BFC7D4"/>
+              <w:left w:val="single" w:sz="4" w:space="0" w:color="BFC7D4"/>
+              <w:bottom w:val="single" w:sz="4" w:space="0" w:color="BFC7D4"/>
+              <w:right w:val="single" w:sz="4" w:space="0" w:color="BFC7D4"/>
+            </w:tcBorders>
+            <w:tcMar>
+              <w:top w:w="70" w:type="dxa"/>
+              <w:left w:w="130" w:type="dxa"/>
+              <w:bottom w:w="70" w:type="dxa"/>
+              <w:right w:w="130" w:type="dxa"/>
+            </w:tcMar>
+            <w:vAlign w:val="center"/>
+          </w:tcPr>
+          <w:p>
+            <w:pPr>
+              <w:spacing w:after="40" w:line="264" w:lineRule="auto"/>
+            </w:pPr>
+            <w:r>
+              <w:rPr>
+                <w:sz w:val="18"/>
+                <w:szCs w:val="18"/>
+              </w:rPr>
+              <w:lastRenderedPageBreak/>
+              <w:t>FastAPI 정적 리포트 서빙, article-level multi-label 채점(정확일치+위임사슬 계열병합)</w:t>
+            </w:r>
+          </w:p>
+        </w:tc>
+        <w:tc>
+          <w:tcPr>
+            <w:tcW w:w="1300" w:type="dxa"/>
+            <w:tcBorders>
+              <w:top w:val="single" w:sz="4" w:space="0" w:color="BFC7D4"/>
+              <w:left w:val="single" w:sz="4" w:space="0" w:color="BFC7D4"/>
+              <w:bottom w:val="single" w:sz="4" w:space="0" w:color="BFC7D4"/>
+              <w:right w:val="single" w:sz="4" w:space="0" w:color="BFC7D4"/>
+            </w:tcBorders>
+            <w:tcMar>
+              <w:top w:w="70" w:type="dxa"/>
+              <w:left w:w="130" w:type="dxa"/>
+              <w:bottom w:w="70" w:type="dxa"/>
+              <w:right w:w="130" w:type="dxa"/>
+            </w:tcMar>
+            <w:vAlign w:val="center"/>
+          </w:tcPr>
+          <w:p>
+            <w:pPr>
+              <w:spacing w:after="40" w:line="264" w:lineRule="auto"/>
+              <w:jc w:val="center"/>
+            </w:pPr>
+            <w:r>
+              <w:rPr>
+                <w:sz w:val="18"/>
+                <w:szCs w:val="18"/>
+              </w:rPr>
+              <w:t>O</w:t>
+            </w:r>
+          </w:p>
+        </w:tc>
+      </w:tr>
+      <w:tr>
+        <w:tc>
+          <w:tcPr>
+            <w:tcW w:w="1500" w:type="dxa"/>
+            <w:tcBorders>
+              <w:top w:val="single" w:sz="4" w:space="0" w:color="BFC7D4"/>
+              <w:left w:val="single" w:sz="4" w:space="0" w:color="BFC7D4"/>
+              <w:bottom w:val="single" w:sz="4" w:space="0" w:color="BFC7D4"/>
+              <w:right w:val="single" w:sz="4" w:space="0" w:color="BFC7D4"/>
+            </w:tcBorders>
+            <w:tcMar>
+              <w:top w:w="70" w:type="dxa"/>
+              <w:left w:w="130" w:type="dxa"/>
+              <w:bottom w:w="70" w:type="dxa"/>
+              <w:right w:w="130" w:type="dxa"/>
+            </w:tcMar>
+            <w:vAlign w:val="center"/>
+          </w:tcPr>
+          <w:p>
+            <w:pPr>
+              <w:spacing w:after="40" w:line="264" w:lineRule="auto"/>
+            </w:pPr>
+            <w:r>
+              <w:rPr>
+                <w:sz w:val="18"/>
+                <w:szCs w:val="18"/>
+              </w:rPr>
+              <w:t>표현·브랜드세이프티 게이트 (Track C)</w:t>
+            </w:r>
+          </w:p>
+        </w:tc>
+        <w:tc>
+          <w:tcPr>
+            <w:tcW w:w="3000" w:type="dxa"/>
+            <w:tcBorders>
+              <w:top w:val="single" w:sz="4" w:space="0" w:color="BFC7D4"/>
+              <w:left w:val="single" w:sz="4" w:space="0" w:color="BFC7D4"/>
+              <w:bottom w:val="single" w:sz="4" w:space="0" w:color="BFC7D4"/>
+              <w:right w:val="single" w:sz="4" w:space="0" w:color="BFC7D4"/>
+            </w:tcBorders>
+            <w:tcMar>
+              <w:top w:w="70" w:type="dxa"/>
+              <w:left w:w="130" w:type="dxa"/>
+              <w:bottom w:w="70" w:type="dxa"/>
+              <w:right w:w="130" w:type="dxa"/>
+            </w:tcMar>
+            <w:vAlign w:val="center"/>
+          </w:tcPr>
+          <w:p>
+            <w:pPr>
+              <w:spacing w:after="40" w:line="264" w:lineRule="auto"/>
+            </w:pPr>
+            <w:r>
+              <w:rPr>
+                <w:sz w:val="18"/>
+                <w:szCs w:val="18"/>
+              </w:rPr>
+              <w:t>혐오표현·민감소재 등 표현 리스크를 판례 코퍼스(UnSmile 등) 기반 6축으로 게이트. 워크스페이스별 온오프(CCG_ENABLE_TRACK_C) 가능하며, 게이트 OFF 시 기존 정적 요약으로 무회귀 동작.</w:t>
+            </w:r>
+          </w:p>
+        </w:tc>
+        <w:tc>
+          <w:tcPr>
+            <w:tcW w:w="1900" w:type="dxa"/>
+            <w:tcBorders>
+              <w:top w:val="single" w:sz="4" w:space="0" w:color="BFC7D4"/>
+              <w:left w:val="single" w:sz="4" w:space="0" w:color="BFC7D4"/>
+              <w:bottom w:val="single" w:sz="4" w:space="0" w:color="BFC7D4"/>
+              <w:right w:val="single" w:sz="4" w:space="0" w:color="BFC7D4"/>
+            </w:tcBorders>
+            <w:tcMar>
+              <w:top w:w="70" w:type="dxa"/>
+              <w:left w:w="130" w:type="dxa"/>
+              <w:bottom w:w="70" w:type="dxa"/>
+              <w:right w:w="130" w:type="dxa"/>
+            </w:tcMar>
+            <w:vAlign w:val="center"/>
+          </w:tcPr>
+          <w:p>
+            <w:pPr>
+              <w:spacing w:after="40" w:line="264" w:lineRule="auto"/>
+            </w:pPr>
+            <w:r>
+              <w:rPr>
+                <w:sz w:val="18"/>
+                <w:szCs w:val="18"/>
+              </w:rPr>
+              <w:t>입력: 광고 문장 / 출력: 축별 위반 판정(임베딩+키워드 후보게이팅 후 LLM 판정)</w:t>
+            </w:r>
+          </w:p>
+        </w:tc>
+        <w:tc>
+          <w:tcPr>
+            <w:tcW w:w="1660" w:type="dxa"/>
+            <w:tcBorders>
+              <w:top w:val="single" w:sz="4" w:space="0" w:color="BFC7D4"/>
+              <w:left w:val="single" w:sz="4" w:space="0" w:color="BFC7D4"/>
+              <w:bottom w:val="single" w:sz="4" w:space="0" w:color="BFC7D4"/>
+              <w:right w:val="single" w:sz="4" w:space="0" w:color="BFC7D4"/>
+            </w:tcBorders>
+            <w:tcMar>
+              <w:top w:w="70" w:type="dxa"/>
+              <w:left w:w="130" w:type="dxa"/>
+              <w:bottom w:w="70" w:type="dxa"/>
+              <w:right w:w="130" w:type="dxa"/>
+            </w:tcMar>
+            <w:vAlign w:val="center"/>
+          </w:tcPr>
+          <w:p>
+            <w:pPr>
+              <w:spacing w:after="40" w:line="264" w:lineRule="auto"/>
+            </w:pPr>
+            <w:r>
+              <w:rPr>
+                <w:sz w:val="18"/>
+                <w:szCs w:val="18"/>
+              </w:rPr>
+              <w:t>RiskAxis/RiskPattern/CasePrecedent 그래프, 로컬 DB 전용 조회</w:t>
+            </w:r>
+          </w:p>
+        </w:tc>
+        <w:tc>
+          <w:tcPr>
+            <w:tcW w:w="1300" w:type="dxa"/>
+            <w:tcBorders>
+              <w:top w:val="single" w:sz="4" w:space="0" w:color="BFC7D4"/>
+              <w:left w:val="single" w:sz="4" w:space="0" w:color="BFC7D4"/>
+              <w:bottom w:val="single" w:sz="4" w:space="0" w:color="BFC7D4"/>
+              <w:right w:val="single" w:sz="4" w:space="0" w:color="BFC7D4"/>
+            </w:tcBorders>
+            <w:tcMar>
+              <w:top w:w="70" w:type="dxa"/>
+              <w:left w:w="130" w:type="dxa"/>
+              <w:bottom w:w="70" w:type="dxa"/>
+              <w:right w:w="130" w:type="dxa"/>
+            </w:tcMar>
+            <w:vAlign w:val="center"/>
+          </w:tcPr>
+          <w:p>
+            <w:pPr>
+              <w:spacing w:after="40" w:line="264" w:lineRule="auto"/>
+              <w:jc w:val="center"/>
+            </w:pPr>
+            <w:r>
+              <w:rPr>
+                <w:sz w:val="18"/>
+                <w:szCs w:val="18"/>
+              </w:rPr>
+              <w:t>△</w:t>
             </w:r>
           </w:p>
         </w:tc>
@@ -3131,12 +3653,6 @@
         <w:gridCol w:w="9360"/>
       </w:tblGrid>
       <w:tr>
-        <w:tblPrEx>
-          <w:tblCellMar>
-            <w:top w:w="0" w:type="dxa"/>
-            <w:bottom w:w="0" w:type="dxa"/>
-          </w:tblCellMar>
-        </w:tblPrEx>
         <w:tc>
           <w:tcPr>
             <w:tcW w:w="9360" w:type="dxa"/>
@@ -3166,15 +3682,7 @@
               <w:t xml:space="preserve">① 광고 문안 접수  </w:t>
             </w:r>
             <w:r>
-              <w:t>(제목·채널·</w:t>
-            </w:r>
-            <w:proofErr w:type="spellStart"/>
-            <w:r>
-              <w:t>상품군</w:t>
-            </w:r>
-            <w:proofErr w:type="spellEnd"/>
-            <w:r>
-              <w:t>·본문 입력, 판정 모델 선택)</w:t>
+              <w:t>(제목·채널·상품군·본문 입력, 판정 모델 선택)</w:t>
             </w:r>
           </w:p>
           <w:p>
@@ -3200,15 +3708,7 @@
               <w:t xml:space="preserve">② 구조·맥락 분석  </w:t>
             </w:r>
             <w:r>
-              <w:t>(전체 메시지/소비자 인상 프레임 → 문장단위·문장간 영향 → 주장·</w:t>
-            </w:r>
-            <w:proofErr w:type="spellStart"/>
-            <w:r>
-              <w:t>한정어</w:t>
-            </w:r>
-            <w:proofErr w:type="spellEnd"/>
-            <w:r>
-              <w:t>·사실 추출)</w:t>
+              <w:t>(전체 메시지/소비자 인상 프레임 → 문장단위·문장간 영향 → 주장·한정어·사실 추출)</w:t>
             </w:r>
           </w:p>
           <w:p>
@@ -3219,7 +3719,6 @@
               <w:rPr>
                 <w:color w:val="6B7280"/>
               </w:rPr>
-              <w:lastRenderedPageBreak/>
               <w:t>↓</w:t>
             </w:r>
           </w:p>
@@ -3232,110 +3731,62 @@
                 <w:b/>
                 <w:bCs/>
               </w:rPr>
-              <w:t>③ 심의기준 매칭·</w:t>
-            </w:r>
-            <w:proofErr w:type="spellStart"/>
+              <w:t xml:space="preserve">③ 심의기준 매칭·게이팅  </w:t>
+            </w:r>
+            <w:r>
+              <w:t>(상품군·행위요건으로 ComplianceUnit 후보 축소, 법적요건 충족 시에만 후보)</w:t>
+            </w:r>
+          </w:p>
+          <w:p>
+            <w:pPr>
+              <w:spacing w:after="40" w:line="264" w:lineRule="auto"/>
+            </w:pPr>
+            <w:r>
+              <w:rPr>
+                <w:color w:val="6B7280"/>
+              </w:rPr>
+              <w:t>↓</w:t>
+            </w:r>
+          </w:p>
+          <w:p>
+            <w:pPr>
+              <w:spacing w:after="40" w:line="264" w:lineRule="auto"/>
+            </w:pPr>
             <w:r>
               <w:rPr>
                 <w:b/>
                 <w:bCs/>
               </w:rPr>
-              <w:t>게이팅</w:t>
-            </w:r>
-            <w:proofErr w:type="spellEnd"/>
+              <w:t xml:space="preserve">④ 판정  </w:t>
+            </w:r>
+            <w:r>
+              <w:t>(규칙: 필수고지·현저성·문서모순 직접 판정 / LLM: CU별 요건 해석 + Track B 종합 인상)</w:t>
+            </w:r>
+          </w:p>
+          <w:p>
+            <w:pPr>
+              <w:spacing w:after="40" w:line="264" w:lineRule="auto"/>
+            </w:pPr>
+            <w:r>
+              <w:rPr>
+                <w:color w:val="6B7280"/>
+              </w:rPr>
+              <w:t>↓</w:t>
+            </w:r>
+          </w:p>
+          <w:p>
+            <w:pPr>
+              <w:spacing w:after="40" w:line="264" w:lineRule="auto"/>
+            </w:pPr>
             <w:r>
               <w:rPr>
                 <w:b/>
                 <w:bCs/>
               </w:rPr>
-              <w:t xml:space="preserve">  </w:t>
-            </w:r>
-            <w:r>
-              <w:t>(</w:t>
-            </w:r>
-            <w:proofErr w:type="spellStart"/>
-            <w:r>
-              <w:t>상품군</w:t>
-            </w:r>
-            <w:proofErr w:type="spellEnd"/>
-            <w:r>
-              <w:t xml:space="preserve">·행위요건으로 </w:t>
-            </w:r>
-            <w:proofErr w:type="spellStart"/>
-            <w:r>
-              <w:t>ComplianceUnit</w:t>
-            </w:r>
-            <w:proofErr w:type="spellEnd"/>
-            <w:r>
-              <w:t xml:space="preserve"> 후보 축소, 법적요건 충족 시에만 후보)</w:t>
-            </w:r>
-          </w:p>
-          <w:p>
-            <w:pPr>
-              <w:spacing w:after="40" w:line="264" w:lineRule="auto"/>
-            </w:pPr>
-            <w:r>
-              <w:rPr>
-                <w:color w:val="6B7280"/>
-              </w:rPr>
-              <w:t>↓</w:t>
-            </w:r>
-          </w:p>
-          <w:p>
-            <w:pPr>
-              <w:spacing w:after="40" w:line="264" w:lineRule="auto"/>
-            </w:pPr>
-            <w:r>
-              <w:rPr>
-                <w:b/>
-                <w:bCs/>
-              </w:rPr>
-              <w:t xml:space="preserve">④ 판정  </w:t>
-            </w:r>
-            <w:r>
-              <w:t>(규칙: 필수고지·</w:t>
-            </w:r>
-            <w:proofErr w:type="spellStart"/>
-            <w:r>
-              <w:t>현저성</w:t>
-            </w:r>
-            <w:proofErr w:type="spellEnd"/>
-            <w:r>
-              <w:t>·문서모순 직접 판정 / LLM: CU별 요건 해석 + Track B 종합 인상)</w:t>
-            </w:r>
-          </w:p>
-          <w:p>
-            <w:pPr>
-              <w:spacing w:after="40" w:line="264" w:lineRule="auto"/>
-            </w:pPr>
-            <w:r>
-              <w:rPr>
-                <w:color w:val="6B7280"/>
-              </w:rPr>
-              <w:t>↓</w:t>
-            </w:r>
-          </w:p>
-          <w:p>
-            <w:pPr>
-              <w:spacing w:after="40" w:line="264" w:lineRule="auto"/>
-            </w:pPr>
-            <w:r>
-              <w:rPr>
-                <w:b/>
-                <w:bCs/>
-              </w:rPr>
               <w:t xml:space="preserve">⑤ 예외·완화 검토  </w:t>
             </w:r>
             <w:r>
-              <w:t xml:space="preserve">(예외규칙 시뮬레이션으로 </w:t>
-            </w:r>
-            <w:proofErr w:type="spellStart"/>
-            <w:r>
-              <w:t>과판정</w:t>
-            </w:r>
-            <w:proofErr w:type="spellEnd"/>
-            <w:r>
-              <w:t xml:space="preserve"> 억제)</w:t>
+              <w:t>(예외규칙 시뮬레이션으로 과판정 억제)</w:t>
             </w:r>
           </w:p>
           <w:p>
@@ -3414,12 +3865,6 @@
         <w:gridCol w:w="9360"/>
       </w:tblGrid>
       <w:tr>
-        <w:tblPrEx>
-          <w:tblCellMar>
-            <w:top w:w="0" w:type="dxa"/>
-            <w:bottom w:w="0" w:type="dxa"/>
-          </w:tblCellMar>
-        </w:tblPrEx>
         <w:tc>
           <w:tcPr>
             <w:tcW w:w="9360" w:type="dxa"/>
@@ -3442,95 +3887,31 @@
               <w:spacing w:after="40" w:line="264" w:lineRule="auto"/>
             </w:pPr>
             <w:r>
-              <w:t xml:space="preserve">· 완전 </w:t>
-            </w:r>
-            <w:proofErr w:type="spellStart"/>
-            <w:r>
-              <w:t>온프레미스화</w:t>
-            </w:r>
-            <w:proofErr w:type="spellEnd"/>
-            <w:r>
-              <w:t xml:space="preserve">: CU 검색 </w:t>
-            </w:r>
-            <w:proofErr w:type="spellStart"/>
-            <w:r>
-              <w:t>임베딩을</w:t>
-            </w:r>
-            <w:proofErr w:type="spellEnd"/>
-            <w:r>
-              <w:t xml:space="preserve"> 로컬(bge-m3)로 전환하고, 로컬 LLM 한국어 JSON </w:t>
-            </w:r>
-            <w:proofErr w:type="spellStart"/>
-            <w:r>
-              <w:t>준수율</w:t>
-            </w:r>
-            <w:proofErr w:type="spellEnd"/>
-            <w:r>
-              <w:t>·속도를 비교해 행내 운영 가능한 모델을 확정.</w:t>
-            </w:r>
-          </w:p>
-          <w:p>
-            <w:pPr>
-              <w:spacing w:after="40" w:line="264" w:lineRule="auto"/>
-            </w:pPr>
-            <w:r>
-              <w:t>· 결정론 규칙 트랙(</w:t>
-            </w:r>
-            <w:proofErr w:type="spellStart"/>
-            <w:r>
-              <w:t>rule_judgment</w:t>
-            </w:r>
-            <w:proofErr w:type="spellEnd"/>
-            <w:r>
-              <w:t>)을 최종 판정에 escalate-only로 결합해 누락 위반 회수율 보강, disc_* 그래프 노드에 조문·탐지 토큰을 직접 적재해 완전 데이터 기반화.</w:t>
-            </w:r>
-          </w:p>
-          <w:p>
-            <w:pPr>
-              <w:spacing w:after="40" w:line="264" w:lineRule="auto"/>
-            </w:pPr>
-            <w:r>
-              <w:t>· 심의기준·법령 커버리지 확대(</w:t>
-            </w:r>
-            <w:proofErr w:type="spellStart"/>
-            <w:r>
-              <w:t>상품군</w:t>
-            </w:r>
-            <w:proofErr w:type="spellEnd"/>
-            <w:r>
-              <w:t>·채널 추가), 판례/리스크 패턴 데이터셋 적재로 표현·</w:t>
-            </w:r>
-            <w:proofErr w:type="spellStart"/>
-            <w:r>
-              <w:t>브랜드세이프티</w:t>
-            </w:r>
-            <w:proofErr w:type="spellEnd"/>
-            <w:r>
-              <w:t>(Track C) 활성화.</w:t>
-            </w:r>
-          </w:p>
-          <w:p>
-            <w:pPr>
-              <w:spacing w:after="40" w:line="264" w:lineRule="auto"/>
-            </w:pPr>
-            <w:r>
-              <w:t>· 실제 운영 적용 고려사항: 워크스페이스(</w:t>
-            </w:r>
-            <w:proofErr w:type="spellStart"/>
-            <w:r>
-              <w:t>테넌트</w:t>
-            </w:r>
-            <w:proofErr w:type="spellEnd"/>
-            <w:r>
-              <w:t xml:space="preserve">) 분리, 감사 로그 보존, 모델·근거 버전 추적, </w:t>
-            </w:r>
-            <w:proofErr w:type="spellStart"/>
-            <w:r>
-              <w:t>심사자</w:t>
-            </w:r>
-            <w:proofErr w:type="spellEnd"/>
-            <w:r>
-              <w:t xml:space="preserve"> 최종책임 원칙(보조도구) 유지.</w:t>
+              <w:t>· 완전 온프레미스화: CU 검색 임베딩을 로컬(bge-m3)로 전환하고, 로컬 LLM 한국어 JSON 준수율·속도를 비교해 행내 운영 가능한 모델을 확정.</w:t>
+            </w:r>
+          </w:p>
+          <w:p>
+            <w:pPr>
+              <w:spacing w:after="40" w:line="264" w:lineRule="auto"/>
+            </w:pPr>
+            <w:r>
+              <w:t>· 결정론 규칙 트랙(rule_judgment)을 최종 판정에 escalate-only로 결합해 누락 위반 회수율 보강, disc_* 그래프 노드에 조문·탐지 토큰을 직접 적재해 완전 데이터 기반화.</w:t>
+            </w:r>
+          </w:p>
+          <w:p>
+            <w:pPr>
+              <w:spacing w:after="40" w:line="264" w:lineRule="auto"/>
+            </w:pPr>
+            <w:r>
+              <w:t>· 심의기준·법령 커버리지 확대(상품군·채널 추가), 판례/리스크 패턴 데이터셋 적재로 표현·브랜드세이프티(Track C) 활성화.</w:t>
+            </w:r>
+          </w:p>
+          <w:p>
+            <w:pPr>
+              <w:spacing w:after="40" w:line="264" w:lineRule="auto"/>
+            </w:pPr>
+            <w:r>
+              <w:t>· 실제 운영 적용 고려사항: 워크스페이스(테넌트) 분리, 감사 로그 보존, 모델·근거 버전 추적, 심사자 최종책임 원칙(보조도구) 유지.</w:t>
             </w:r>
           </w:p>
         </w:tc>
@@ -3582,12 +3963,6 @@
         <w:gridCol w:w="9360"/>
       </w:tblGrid>
       <w:tr>
-        <w:tblPrEx>
-          <w:tblCellMar>
-            <w:top w:w="0" w:type="dxa"/>
-            <w:bottom w:w="0" w:type="dxa"/>
-          </w:tblCellMar>
-        </w:tblPrEx>
         <w:tc>
           <w:tcPr>
             <w:tcW w:w="9360" w:type="dxa"/>
@@ -3610,15 +3985,7 @@
               <w:spacing w:after="40" w:line="264" w:lineRule="auto"/>
             </w:pPr>
             <w:r>
-              <w:t xml:space="preserve">· 참고: </w:t>
-            </w:r>
-            <w:proofErr w:type="spellStart"/>
-            <w:r>
-              <w:t>GraphCompliance</w:t>
-            </w:r>
-            <w:proofErr w:type="spellEnd"/>
-            <w:r>
-              <w:t>(컨텍스트 엔지니어링·법령 위임사슬) 및 RLM(재귀적 분해·집계) 아이디어 차용.</w:t>
+              <w:t>· 참고: GraphCompliance(컨텍스트 엔지니어링·법령 위임사슬) 및 RLM(재귀적 분해·집계) 아이디어 차용.</w:t>
             </w:r>
           </w:p>
           <w:p>
@@ -3634,55 +4001,15 @@
               <w:spacing w:after="40" w:line="264" w:lineRule="auto"/>
             </w:pPr>
             <w:r>
-              <w:t xml:space="preserve">· 외부: OpenAI Agents SDK / Responses API, </w:t>
-            </w:r>
-            <w:proofErr w:type="spellStart"/>
-            <w:r>
-              <w:t>Ollama</w:t>
-            </w:r>
-            <w:proofErr w:type="spellEnd"/>
-            <w:r>
-              <w:t xml:space="preserve">(로컬 LLM, </w:t>
-            </w:r>
-            <w:proofErr w:type="spellStart"/>
-            <w:r>
-              <w:t>Tailscale</w:t>
-            </w:r>
-            <w:proofErr w:type="spellEnd"/>
-            <w:r>
-              <w:t xml:space="preserve"> </w:t>
-            </w:r>
-            <w:proofErr w:type="spellStart"/>
-            <w:r>
-              <w:t>사설망</w:t>
-            </w:r>
-            <w:proofErr w:type="spellEnd"/>
-            <w:r>
-              <w:t>), Neo4j(</w:t>
-            </w:r>
-            <w:proofErr w:type="spellStart"/>
-            <w:r>
-              <w:t>DozerDB</w:t>
-            </w:r>
-            <w:proofErr w:type="spellEnd"/>
-            <w:r>
-              <w:t>).</w:t>
-            </w:r>
-          </w:p>
-          <w:p>
-            <w:pPr>
-              <w:spacing w:after="40" w:line="264" w:lineRule="auto"/>
-            </w:pPr>
-            <w:r>
-              <w:t>· 산출물: 심사 콘솔(</w:t>
-            </w:r>
-            <w:proofErr w:type="spellStart"/>
-            <w:r>
-              <w:t>Vercel</w:t>
-            </w:r>
-            <w:proofErr w:type="spellEnd"/>
-            <w:r>
-              <w:t xml:space="preserve"> 배포 예정) · 추론 아키텍처 문서 </w:t>
+              <w:t>· 외부: OpenAI Agents SDK / Responses API, Ollama(로컬 LLM, Tailscale 사설망), Neo4j(DozerDB).</w:t>
+            </w:r>
+          </w:p>
+          <w:p>
+            <w:pPr>
+              <w:spacing w:after="40" w:line="264" w:lineRule="auto"/>
+            </w:pPr>
+            <w:r>
+              <w:t xml:space="preserve">· 산출물: 심사 콘솔(Vercel 배포 예정) · 추론 아키텍처 문서 </w:t>
             </w:r>
             <w:r>
               <w:rPr>
@@ -3693,15 +4020,7 @@
               <w:t>docs/REASONING_ARCHITECTURE.md</w:t>
             </w:r>
             <w:r>
-              <w:t xml:space="preserve"> · 평가 </w:t>
-            </w:r>
-            <w:proofErr w:type="spellStart"/>
-            <w:r>
-              <w:t>하니스</w:t>
-            </w:r>
-            <w:proofErr w:type="spellEnd"/>
-            <w:r>
-              <w:t>(article-level multi-label, micro/macro F1·F2·MCC).</w:t>
+              <w:t xml:space="preserve"> · 평가 하니스(article-level multi-label, micro/macro F1·F2·MCC).</w:t>
             </w:r>
           </w:p>
         </w:tc>
@@ -3769,12 +4088,6 @@
         <w:gridCol w:w="2360"/>
       </w:tblGrid>
       <w:tr>
-        <w:tblPrEx>
-          <w:tblCellMar>
-            <w:top w:w="0" w:type="dxa"/>
-            <w:bottom w:w="0" w:type="dxa"/>
-          </w:tblCellMar>
-        </w:tblPrEx>
         <w:trPr>
           <w:tblHeader/>
         </w:trPr>
@@ -3806,7 +4119,6 @@
                 <w:b/>
                 <w:bCs/>
               </w:rPr>
-              <w:lastRenderedPageBreak/>
               <w:t>변경 일자</w:t>
             </w:r>
           </w:p>
@@ -3909,12 +4221,6 @@
         </w:tc>
       </w:tr>
       <w:tr>
-        <w:tblPrEx>
-          <w:tblCellMar>
-            <w:top w:w="0" w:type="dxa"/>
-            <w:bottom w:w="0" w:type="dxa"/>
-          </w:tblCellMar>
-        </w:tblPrEx>
         <w:tc>
           <w:tcPr>
             <w:tcW w:w="1700" w:type="dxa"/>
@@ -3942,7 +4248,7 @@
                 <w:sz w:val="18"/>
                 <w:szCs w:val="18"/>
               </w:rPr>
-              <w:t>(예정)</w:t>
+              <w:t>2026.07.04</w:t>
             </w:r>
           </w:p>
         </w:tc>
@@ -3967,21 +4273,12 @@
             <w:pPr>
               <w:spacing w:after="40" w:line="264" w:lineRule="auto"/>
             </w:pPr>
-            <w:proofErr w:type="spellStart"/>
-            <w:r>
-              <w:rPr>
-                <w:sz w:val="18"/>
-                <w:szCs w:val="18"/>
-              </w:rPr>
-              <w:t>임베딩</w:t>
-            </w:r>
-            <w:proofErr w:type="spellEnd"/>
-            <w:r>
-              <w:rPr>
-                <w:sz w:val="18"/>
-                <w:szCs w:val="18"/>
-              </w:rPr>
-              <w:t xml:space="preserve"> 검색</w:t>
+            <w:r>
+              <w:rPr>
+                <w:sz w:val="18"/>
+                <w:szCs w:val="18"/>
+              </w:rPr>
+              <w:t>심사 코파일럿</w:t>
             </w:r>
           </w:p>
         </w:tc>
@@ -4011,23 +4308,7 @@
                 <w:sz w:val="18"/>
                 <w:szCs w:val="18"/>
               </w:rPr>
-              <w:t xml:space="preserve">CU 검색 </w:t>
-            </w:r>
-            <w:proofErr w:type="spellStart"/>
-            <w:r>
-              <w:rPr>
-                <w:sz w:val="18"/>
-                <w:szCs w:val="18"/>
-              </w:rPr>
-              <w:t>임베딩을</w:t>
-            </w:r>
-            <w:proofErr w:type="spellEnd"/>
-            <w:r>
-              <w:rPr>
-                <w:sz w:val="18"/>
-                <w:szCs w:val="18"/>
-              </w:rPr>
-              <w:t xml:space="preserve"> 로컬(bge-m3)로 전환</w:t>
+              <w:t>CopilotKit×LangGraph 기반 대화형 보조 신설. Neo4j 정책·상품·가이드라인 그래프를 읽기 전용 도구(템플릿+Text2Cypher)로 연동</w:t>
             </w:r>
           </w:p>
         </w:tc>
@@ -4057,34 +4338,12 @@
                 <w:sz w:val="18"/>
                 <w:szCs w:val="18"/>
               </w:rPr>
-              <w:t xml:space="preserve">완전 </w:t>
-            </w:r>
-            <w:proofErr w:type="spellStart"/>
-            <w:r>
-              <w:rPr>
-                <w:sz w:val="18"/>
-                <w:szCs w:val="18"/>
-              </w:rPr>
-              <w:t>온프레미스</w:t>
-            </w:r>
-            <w:proofErr w:type="spellEnd"/>
-            <w:r>
-              <w:rPr>
-                <w:sz w:val="18"/>
-                <w:szCs w:val="18"/>
-              </w:rPr>
-              <w:t xml:space="preserve"> 운영·비용 절감</w:t>
+              <w:t>판정 근거를 대화로 깊게 파고들 수 있는 준법감시인 보조 수단 필요</w:t>
             </w:r>
           </w:p>
         </w:tc>
       </w:tr>
       <w:tr>
-        <w:tblPrEx>
-          <w:tblCellMar>
-            <w:top w:w="0" w:type="dxa"/>
-            <w:bottom w:w="0" w:type="dxa"/>
-          </w:tblCellMar>
-        </w:tblPrEx>
         <w:tc>
           <w:tcPr>
             <w:tcW w:w="1700" w:type="dxa"/>
@@ -4112,7 +4371,7 @@
                 <w:sz w:val="18"/>
                 <w:szCs w:val="18"/>
               </w:rPr>
-              <w:t>(예정)</w:t>
+              <w:t>2026.07.04</w:t>
             </w:r>
           </w:p>
         </w:tc>
@@ -4142,7 +4401,7 @@
                 <w:sz w:val="18"/>
                 <w:szCs w:val="18"/>
               </w:rPr>
-              <w:t>최종 판정 결선</w:t>
+              <w:t>수정안(교정본) 표시</w:t>
             </w:r>
           </w:p>
         </w:tc>
@@ -4172,23 +4431,7 @@
                 <w:sz w:val="18"/>
                 <w:szCs w:val="18"/>
               </w:rPr>
-              <w:t xml:space="preserve">결정론 규칙 트랙을 </w:t>
-            </w:r>
-            <w:proofErr w:type="spellStart"/>
-            <w:r>
-              <w:rPr>
-                <w:sz w:val="18"/>
-                <w:szCs w:val="18"/>
-              </w:rPr>
-              <w:t>final_verdict에</w:t>
-            </w:r>
-            <w:proofErr w:type="spellEnd"/>
-            <w:r>
-              <w:rPr>
-                <w:sz w:val="18"/>
-                <w:szCs w:val="18"/>
-              </w:rPr>
-              <w:t xml:space="preserve"> escalate-only 결합</w:t>
+              <w:t>별도 탭이던 수정안을 심사 콘솔에 통합, GitHub 스타일 diff(−/+)로 위험·수정 이유를 hover로 노출, 수정안을 기본 화면으로 전환</w:t>
             </w:r>
           </w:p>
         </w:tc>
@@ -4218,18 +4461,12 @@
                 <w:sz w:val="18"/>
                 <w:szCs w:val="18"/>
               </w:rPr>
-              <w:t>누락 위반 회수율 보강</w:t>
+              <w:t>수정 전후 대조와 근거 확인을 한 화면에서 처리</w:t>
             </w:r>
           </w:p>
         </w:tc>
       </w:tr>
       <w:tr>
-        <w:tblPrEx>
-          <w:tblCellMar>
-            <w:top w:w="0" w:type="dxa"/>
-            <w:bottom w:w="0" w:type="dxa"/>
-          </w:tblCellMar>
-        </w:tblPrEx>
         <w:tc>
           <w:tcPr>
             <w:tcW w:w="1700" w:type="dxa"/>
@@ -4257,7 +4494,7 @@
                 <w:sz w:val="18"/>
                 <w:szCs w:val="18"/>
               </w:rPr>
-              <w:t>(예정)</w:t>
+              <w:t>2026.07.04</w:t>
             </w:r>
           </w:p>
         </w:tc>
@@ -4287,7 +4524,7 @@
                 <w:sz w:val="18"/>
                 <w:szCs w:val="18"/>
               </w:rPr>
-              <w:t>고지 카탈로그</w:t>
+              <w:t>다국가(캄보디아) 확장</w:t>
             </w:r>
           </w:p>
         </w:tc>
@@ -4317,7 +4554,15 @@
                 <w:sz w:val="18"/>
                 <w:szCs w:val="18"/>
               </w:rPr>
-              <w:t>disc_* 그래프 노드에 조문·탐지 토큰 직접 적재</w:t>
+              <w:t xml:space="preserve">은행 선택에 따라 워크스페이스·관할 법령을 라우팅하는 2-DB </w:t>
+            </w:r>
+            <w:r>
+              <w:rPr>
+                <w:sz w:val="18"/>
+                <w:szCs w:val="18"/>
+              </w:rPr>
+              <w:lastRenderedPageBreak/>
+              <w:t>아키텍처 추가, PPCBank 심사는 영어 메인·크메르어 서브 참고 번역, 캄보디아 조문만 인용</w:t>
             </w:r>
           </w:p>
         </w:tc>
@@ -4347,23 +4592,1256 @@
                 <w:sz w:val="18"/>
                 <w:szCs w:val="18"/>
               </w:rPr>
-              <w:t>완전 데이터 기반(</w:t>
-            </w:r>
-            <w:proofErr w:type="spellStart"/>
-            <w:r>
-              <w:rPr>
-                <w:sz w:val="18"/>
-                <w:szCs w:val="18"/>
-              </w:rPr>
-              <w:t>보강맵</w:t>
-            </w:r>
-            <w:proofErr w:type="spellEnd"/>
-            <w:r>
-              <w:rPr>
-                <w:sz w:val="18"/>
-                <w:szCs w:val="18"/>
-              </w:rPr>
-              <w:t xml:space="preserve"> 축소)</w:t>
+              <w:lastRenderedPageBreak/>
+              <w:t xml:space="preserve">코드 수정 없이 데이터 교체만으로 새 관할 심사가 </w:t>
+            </w:r>
+            <w:r>
+              <w:rPr>
+                <w:sz w:val="18"/>
+                <w:szCs w:val="18"/>
+              </w:rPr>
+              <w:lastRenderedPageBreak/>
+              <w:t>가능함을 실증(확장성)</w:t>
+            </w:r>
+          </w:p>
+        </w:tc>
+      </w:tr>
+      <w:tr>
+        <w:tc>
+          <w:tcPr>
+            <w:tcW w:w="1700" w:type="dxa"/>
+            <w:tcBorders>
+              <w:top w:val="single" w:sz="4" w:space="0" w:color="BFC7D4"/>
+              <w:left w:val="single" w:sz="4" w:space="0" w:color="BFC7D4"/>
+              <w:bottom w:val="single" w:sz="4" w:space="0" w:color="BFC7D4"/>
+              <w:right w:val="single" w:sz="4" w:space="0" w:color="BFC7D4"/>
+            </w:tcBorders>
+            <w:tcMar>
+              <w:top w:w="70" w:type="dxa"/>
+              <w:left w:w="130" w:type="dxa"/>
+              <w:bottom w:w="70" w:type="dxa"/>
+              <w:right w:w="130" w:type="dxa"/>
+            </w:tcMar>
+            <w:vAlign w:val="center"/>
+          </w:tcPr>
+          <w:p>
+            <w:pPr>
+              <w:spacing w:after="40" w:line="264" w:lineRule="auto"/>
+              <w:jc w:val="center"/>
+            </w:pPr>
+            <w:r>
+              <w:rPr>
+                <w:sz w:val="18"/>
+                <w:szCs w:val="18"/>
+              </w:rPr>
+              <w:lastRenderedPageBreak/>
+              <w:t>2026.07.04</w:t>
+            </w:r>
+          </w:p>
+        </w:tc>
+        <w:tc>
+          <w:tcPr>
+            <w:tcW w:w="2400" w:type="dxa"/>
+            <w:tcBorders>
+              <w:top w:val="single" w:sz="4" w:space="0" w:color="BFC7D4"/>
+              <w:left w:val="single" w:sz="4" w:space="0" w:color="BFC7D4"/>
+              <w:bottom w:val="single" w:sz="4" w:space="0" w:color="BFC7D4"/>
+              <w:right w:val="single" w:sz="4" w:space="0" w:color="BFC7D4"/>
+            </w:tcBorders>
+            <w:tcMar>
+              <w:top w:w="70" w:type="dxa"/>
+              <w:left w:w="130" w:type="dxa"/>
+              <w:bottom w:w="70" w:type="dxa"/>
+              <w:right w:w="130" w:type="dxa"/>
+            </w:tcMar>
+            <w:vAlign w:val="center"/>
+          </w:tcPr>
+          <w:p>
+            <w:pPr>
+              <w:spacing w:after="40" w:line="264" w:lineRule="auto"/>
+            </w:pPr>
+            <w:r>
+              <w:rPr>
+                <w:sz w:val="18"/>
+                <w:szCs w:val="18"/>
+              </w:rPr>
+              <w:t>판정 모델 Provider</w:t>
+            </w:r>
+          </w:p>
+        </w:tc>
+        <w:tc>
+          <w:tcPr>
+            <w:tcW w:w="2900" w:type="dxa"/>
+            <w:tcBorders>
+              <w:top w:val="single" w:sz="4" w:space="0" w:color="BFC7D4"/>
+              <w:left w:val="single" w:sz="4" w:space="0" w:color="BFC7D4"/>
+              <w:bottom w:val="single" w:sz="4" w:space="0" w:color="BFC7D4"/>
+              <w:right w:val="single" w:sz="4" w:space="0" w:color="BFC7D4"/>
+            </w:tcBorders>
+            <w:tcMar>
+              <w:top w:w="70" w:type="dxa"/>
+              <w:left w:w="130" w:type="dxa"/>
+              <w:bottom w:w="70" w:type="dxa"/>
+              <w:right w:w="130" w:type="dxa"/>
+            </w:tcMar>
+            <w:vAlign w:val="center"/>
+          </w:tcPr>
+          <w:p>
+            <w:pPr>
+              <w:spacing w:after="40" w:line="264" w:lineRule="auto"/>
+            </w:pPr>
+            <w:r>
+              <w:rPr>
+                <w:sz w:val="18"/>
+                <w:szCs w:val="18"/>
+              </w:rPr>
+              <w:t>OpenAI 외 Claude(Sonnet 5·Opus 4.8/4.6·Fable 5·Haiku 4.5) 지원 추가, strict tool-use로 정책 어휘(enum) 이탈을 문법 수준에서 차단</w:t>
+            </w:r>
+          </w:p>
+        </w:tc>
+        <w:tc>
+          <w:tcPr>
+            <w:tcW w:w="2360" w:type="dxa"/>
+            <w:tcBorders>
+              <w:top w:val="single" w:sz="4" w:space="0" w:color="BFC7D4"/>
+              <w:left w:val="single" w:sz="4" w:space="0" w:color="BFC7D4"/>
+              <w:bottom w:val="single" w:sz="4" w:space="0" w:color="BFC7D4"/>
+              <w:right w:val="single" w:sz="4" w:space="0" w:color="BFC7D4"/>
+            </w:tcBorders>
+            <w:tcMar>
+              <w:top w:w="70" w:type="dxa"/>
+              <w:left w:w="130" w:type="dxa"/>
+              <w:bottom w:w="70" w:type="dxa"/>
+              <w:right w:w="130" w:type="dxa"/>
+            </w:tcMar>
+            <w:vAlign w:val="center"/>
+          </w:tcPr>
+          <w:p>
+            <w:pPr>
+              <w:spacing w:after="40" w:line="264" w:lineRule="auto"/>
+            </w:pPr>
+            <w:r>
+              <w:rPr>
+                <w:sz w:val="18"/>
+                <w:szCs w:val="18"/>
+              </w:rPr>
+              <w:t>모델 다양화 및 복잡 케이스 판정 품질·안정성 개선</w:t>
+            </w:r>
+          </w:p>
+        </w:tc>
+      </w:tr>
+      <w:tr>
+        <w:tc>
+          <w:tcPr>
+            <w:tcW w:w="1700" w:type="dxa"/>
+            <w:tcBorders>
+              <w:top w:val="single" w:sz="4" w:space="0" w:color="BFC7D4"/>
+              <w:left w:val="single" w:sz="4" w:space="0" w:color="BFC7D4"/>
+              <w:bottom w:val="single" w:sz="4" w:space="0" w:color="BFC7D4"/>
+              <w:right w:val="single" w:sz="4" w:space="0" w:color="BFC7D4"/>
+            </w:tcBorders>
+            <w:tcMar>
+              <w:top w:w="70" w:type="dxa"/>
+              <w:left w:w="130" w:type="dxa"/>
+              <w:bottom w:w="70" w:type="dxa"/>
+              <w:right w:w="130" w:type="dxa"/>
+            </w:tcMar>
+            <w:vAlign w:val="center"/>
+          </w:tcPr>
+          <w:p>
+            <w:pPr>
+              <w:spacing w:after="40" w:line="264" w:lineRule="auto"/>
+              <w:jc w:val="center"/>
+            </w:pPr>
+            <w:r>
+              <w:rPr>
+                <w:sz w:val="18"/>
+                <w:szCs w:val="18"/>
+              </w:rPr>
+              <w:t>2026.07.05</w:t>
+            </w:r>
+          </w:p>
+        </w:tc>
+        <w:tc>
+          <w:tcPr>
+            <w:tcW w:w="2400" w:type="dxa"/>
+            <w:tcBorders>
+              <w:top w:val="single" w:sz="4" w:space="0" w:color="BFC7D4"/>
+              <w:left w:val="single" w:sz="4" w:space="0" w:color="BFC7D4"/>
+              <w:bottom w:val="single" w:sz="4" w:space="0" w:color="BFC7D4"/>
+              <w:right w:val="single" w:sz="4" w:space="0" w:color="BFC7D4"/>
+            </w:tcBorders>
+            <w:tcMar>
+              <w:top w:w="70" w:type="dxa"/>
+              <w:left w:w="130" w:type="dxa"/>
+              <w:bottom w:w="70" w:type="dxa"/>
+              <w:right w:w="130" w:type="dxa"/>
+            </w:tcMar>
+            <w:vAlign w:val="center"/>
+          </w:tcPr>
+          <w:p>
+            <w:pPr>
+              <w:spacing w:after="40" w:line="264" w:lineRule="auto"/>
+            </w:pPr>
+            <w:r>
+              <w:rPr>
+                <w:sz w:val="18"/>
+                <w:szCs w:val="18"/>
+              </w:rPr>
+              <w:t>멀티모달 이미지 광고 접수</w:t>
+            </w:r>
+          </w:p>
+        </w:tc>
+        <w:tc>
+          <w:tcPr>
+            <w:tcW w:w="2900" w:type="dxa"/>
+            <w:tcBorders>
+              <w:top w:val="single" w:sz="4" w:space="0" w:color="BFC7D4"/>
+              <w:left w:val="single" w:sz="4" w:space="0" w:color="BFC7D4"/>
+              <w:bottom w:val="single" w:sz="4" w:space="0" w:color="BFC7D4"/>
+              <w:right w:val="single" w:sz="4" w:space="0" w:color="BFC7D4"/>
+            </w:tcBorders>
+            <w:tcMar>
+              <w:top w:w="70" w:type="dxa"/>
+              <w:left w:w="130" w:type="dxa"/>
+              <w:bottom w:w="70" w:type="dxa"/>
+              <w:right w:w="130" w:type="dxa"/>
+            </w:tcMar>
+            <w:vAlign w:val="center"/>
+          </w:tcPr>
+          <w:p>
+            <w:pPr>
+              <w:spacing w:after="40" w:line="264" w:lineRule="auto"/>
+            </w:pPr>
+            <w:r>
+              <w:rPr>
+                <w:sz w:val="18"/>
+                <w:szCs w:val="18"/>
+              </w:rPr>
+              <w:t>배너·카드뉴스 이미지(최대 5장)에서 문안·레이아웃 소견을 비전 추출, 여러 페이지를 한 광고로 통합 심사</w:t>
+            </w:r>
+          </w:p>
+        </w:tc>
+        <w:tc>
+          <w:tcPr>
+            <w:tcW w:w="2360" w:type="dxa"/>
+            <w:tcBorders>
+              <w:top w:val="single" w:sz="4" w:space="0" w:color="BFC7D4"/>
+              <w:left w:val="single" w:sz="4" w:space="0" w:color="BFC7D4"/>
+              <w:bottom w:val="single" w:sz="4" w:space="0" w:color="BFC7D4"/>
+              <w:right w:val="single" w:sz="4" w:space="0" w:color="BFC7D4"/>
+            </w:tcBorders>
+            <w:tcMar>
+              <w:top w:w="70" w:type="dxa"/>
+              <w:left w:w="130" w:type="dxa"/>
+              <w:bottom w:w="70" w:type="dxa"/>
+              <w:right w:w="130" w:type="dxa"/>
+            </w:tcMar>
+            <w:vAlign w:val="center"/>
+          </w:tcPr>
+          <w:p>
+            <w:pPr>
+              <w:spacing w:after="40" w:line="264" w:lineRule="auto"/>
+            </w:pPr>
+            <w:r>
+              <w:rPr>
+                <w:sz w:val="18"/>
+                <w:szCs w:val="18"/>
+              </w:rPr>
+              <w:t>텍스트 원고 없이 이미지만 있는 실제 광고물도 심사 가능하도록</w:t>
+            </w:r>
+          </w:p>
+        </w:tc>
+      </w:tr>
+      <w:tr>
+        <w:tc>
+          <w:tcPr>
+            <w:tcW w:w="1700" w:type="dxa"/>
+            <w:tcBorders>
+              <w:top w:val="single" w:sz="4" w:space="0" w:color="BFC7D4"/>
+              <w:left w:val="single" w:sz="4" w:space="0" w:color="BFC7D4"/>
+              <w:bottom w:val="single" w:sz="4" w:space="0" w:color="BFC7D4"/>
+              <w:right w:val="single" w:sz="4" w:space="0" w:color="BFC7D4"/>
+            </w:tcBorders>
+            <w:tcMar>
+              <w:top w:w="70" w:type="dxa"/>
+              <w:left w:w="130" w:type="dxa"/>
+              <w:bottom w:w="70" w:type="dxa"/>
+              <w:right w:w="130" w:type="dxa"/>
+            </w:tcMar>
+            <w:vAlign w:val="center"/>
+          </w:tcPr>
+          <w:p>
+            <w:pPr>
+              <w:spacing w:after="40" w:line="264" w:lineRule="auto"/>
+              <w:jc w:val="center"/>
+            </w:pPr>
+            <w:r>
+              <w:rPr>
+                <w:sz w:val="18"/>
+                <w:szCs w:val="18"/>
+              </w:rPr>
+              <w:t>2026.07.05</w:t>
+            </w:r>
+          </w:p>
+        </w:tc>
+        <w:tc>
+          <w:tcPr>
+            <w:tcW w:w="2400" w:type="dxa"/>
+            <w:tcBorders>
+              <w:top w:val="single" w:sz="4" w:space="0" w:color="BFC7D4"/>
+              <w:left w:val="single" w:sz="4" w:space="0" w:color="BFC7D4"/>
+              <w:bottom w:val="single" w:sz="4" w:space="0" w:color="BFC7D4"/>
+              <w:right w:val="single" w:sz="4" w:space="0" w:color="BFC7D4"/>
+            </w:tcBorders>
+            <w:tcMar>
+              <w:top w:w="70" w:type="dxa"/>
+              <w:left w:w="130" w:type="dxa"/>
+              <w:bottom w:w="70" w:type="dxa"/>
+              <w:right w:w="130" w:type="dxa"/>
+            </w:tcMar>
+            <w:vAlign w:val="center"/>
+          </w:tcPr>
+          <w:p>
+            <w:pPr>
+              <w:spacing w:after="40" w:line="264" w:lineRule="auto"/>
+            </w:pPr>
+            <w:r>
+              <w:rPr>
+                <w:sz w:val="18"/>
+                <w:szCs w:val="18"/>
+              </w:rPr>
+              <w:t>이미지 수정 가이드</w:t>
+            </w:r>
+          </w:p>
+        </w:tc>
+        <w:tc>
+          <w:tcPr>
+            <w:tcW w:w="2900" w:type="dxa"/>
+            <w:tcBorders>
+              <w:top w:val="single" w:sz="4" w:space="0" w:color="BFC7D4"/>
+              <w:left w:val="single" w:sz="4" w:space="0" w:color="BFC7D4"/>
+              <w:bottom w:val="single" w:sz="4" w:space="0" w:color="BFC7D4"/>
+              <w:right w:val="single" w:sz="4" w:space="0" w:color="BFC7D4"/>
+            </w:tcBorders>
+            <w:tcMar>
+              <w:top w:w="70" w:type="dxa"/>
+              <w:left w:w="130" w:type="dxa"/>
+              <w:bottom w:w="70" w:type="dxa"/>
+              <w:right w:w="130" w:type="dxa"/>
+            </w:tcMar>
+            <w:vAlign w:val="center"/>
+          </w:tcPr>
+          <w:p>
+            <w:pPr>
+              <w:spacing w:after="40" w:line="264" w:lineRule="auto"/>
+            </w:pPr>
+            <w:r>
+              <w:rPr>
+                <w:sz w:val="18"/>
+                <w:szCs w:val="18"/>
+              </w:rPr>
+              <w:t>완성 이미지 재현 대신 원본 위에 위험 취소선·교체안·고지 영역·심사자 보완을 콜아웃으로 표시하는 검수 마크업 생성, 자연어 지시로 반복 재편집</w:t>
+            </w:r>
+          </w:p>
+        </w:tc>
+        <w:tc>
+          <w:tcPr>
+            <w:tcW w:w="2360" w:type="dxa"/>
+            <w:tcBorders>
+              <w:top w:val="single" w:sz="4" w:space="0" w:color="BFC7D4"/>
+              <w:left w:val="single" w:sz="4" w:space="0" w:color="BFC7D4"/>
+              <w:bottom w:val="single" w:sz="4" w:space="0" w:color="BFC7D4"/>
+              <w:right w:val="single" w:sz="4" w:space="0" w:color="BFC7D4"/>
+            </w:tcBorders>
+            <w:tcMar>
+              <w:top w:w="70" w:type="dxa"/>
+              <w:left w:w="130" w:type="dxa"/>
+              <w:bottom w:w="70" w:type="dxa"/>
+              <w:right w:w="130" w:type="dxa"/>
+            </w:tcMar>
+            <w:vAlign w:val="center"/>
+          </w:tcPr>
+          <w:p>
+            <w:pPr>
+              <w:spacing w:after="40" w:line="264" w:lineRule="auto"/>
+            </w:pPr>
+            <w:r>
+              <w:rPr>
+                <w:sz w:val="18"/>
+                <w:szCs w:val="18"/>
+              </w:rPr>
+              <w:t>완성본 재현은 원문 요소 유실 위험이 커 실무형 위치 지시서 방식으로 재설계</w:t>
+            </w:r>
+          </w:p>
+        </w:tc>
+      </w:tr>
+      <w:tr>
+        <w:tc>
+          <w:tcPr>
+            <w:tcW w:w="1700" w:type="dxa"/>
+            <w:tcBorders>
+              <w:top w:val="single" w:sz="4" w:space="0" w:color="BFC7D4"/>
+              <w:left w:val="single" w:sz="4" w:space="0" w:color="BFC7D4"/>
+              <w:bottom w:val="single" w:sz="4" w:space="0" w:color="BFC7D4"/>
+              <w:right w:val="single" w:sz="4" w:space="0" w:color="BFC7D4"/>
+            </w:tcBorders>
+            <w:tcMar>
+              <w:top w:w="70" w:type="dxa"/>
+              <w:left w:w="130" w:type="dxa"/>
+              <w:bottom w:w="70" w:type="dxa"/>
+              <w:right w:w="130" w:type="dxa"/>
+            </w:tcMar>
+            <w:vAlign w:val="center"/>
+          </w:tcPr>
+          <w:p>
+            <w:pPr>
+              <w:spacing w:after="40" w:line="264" w:lineRule="auto"/>
+              <w:jc w:val="center"/>
+            </w:pPr>
+            <w:r>
+              <w:rPr>
+                <w:sz w:val="18"/>
+                <w:szCs w:val="18"/>
+              </w:rPr>
+              <w:t>2026.07.05</w:t>
+            </w:r>
+          </w:p>
+        </w:tc>
+        <w:tc>
+          <w:tcPr>
+            <w:tcW w:w="2400" w:type="dxa"/>
+            <w:tcBorders>
+              <w:top w:val="single" w:sz="4" w:space="0" w:color="BFC7D4"/>
+              <w:left w:val="single" w:sz="4" w:space="0" w:color="BFC7D4"/>
+              <w:bottom w:val="single" w:sz="4" w:space="0" w:color="BFC7D4"/>
+              <w:right w:val="single" w:sz="4" w:space="0" w:color="BFC7D4"/>
+            </w:tcBorders>
+            <w:tcMar>
+              <w:top w:w="70" w:type="dxa"/>
+              <w:left w:w="130" w:type="dxa"/>
+              <w:bottom w:w="70" w:type="dxa"/>
+              <w:right w:w="130" w:type="dxa"/>
+            </w:tcMar>
+            <w:vAlign w:val="center"/>
+          </w:tcPr>
+          <w:p>
+            <w:pPr>
+              <w:spacing w:after="40" w:line="264" w:lineRule="auto"/>
+            </w:pPr>
+            <w:r>
+              <w:rPr>
+                <w:sz w:val="18"/>
+                <w:szCs w:val="18"/>
+              </w:rPr>
+              <w:t>근거 경로(설명 그래프)</w:t>
+            </w:r>
+          </w:p>
+        </w:tc>
+        <w:tc>
+          <w:tcPr>
+            <w:tcW w:w="2900" w:type="dxa"/>
+            <w:tcBorders>
+              <w:top w:val="single" w:sz="4" w:space="0" w:color="BFC7D4"/>
+              <w:left w:val="single" w:sz="4" w:space="0" w:color="BFC7D4"/>
+              <w:bottom w:val="single" w:sz="4" w:space="0" w:color="BFC7D4"/>
+              <w:right w:val="single" w:sz="4" w:space="0" w:color="BFC7D4"/>
+            </w:tcBorders>
+            <w:tcMar>
+              <w:top w:w="70" w:type="dxa"/>
+              <w:left w:w="130" w:type="dxa"/>
+              <w:bottom w:w="70" w:type="dxa"/>
+              <w:right w:w="130" w:type="dxa"/>
+            </w:tcMar>
+            <w:vAlign w:val="center"/>
+          </w:tcPr>
+          <w:p>
+            <w:pPr>
+              <w:spacing w:after="40" w:line="264" w:lineRule="auto"/>
+            </w:pPr>
+            <w:r>
+              <w:rPr>
+                <w:sz w:val="18"/>
+                <w:szCs w:val="18"/>
+              </w:rPr>
+              <w:t>평탄한 가로 체인을 Context Graph→CU 브랜치(fan-out)→법령 위임사슬→판정의 계층형 DAG로 재설계, CU별 대표 근거 경로와 연결 근거 전체를 구분 표시</w:t>
+            </w:r>
+          </w:p>
+        </w:tc>
+        <w:tc>
+          <w:tcPr>
+            <w:tcW w:w="2360" w:type="dxa"/>
+            <w:tcBorders>
+              <w:top w:val="single" w:sz="4" w:space="0" w:color="BFC7D4"/>
+              <w:left w:val="single" w:sz="4" w:space="0" w:color="BFC7D4"/>
+              <w:bottom w:val="single" w:sz="4" w:space="0" w:color="BFC7D4"/>
+              <w:right w:val="single" w:sz="4" w:space="0" w:color="BFC7D4"/>
+            </w:tcBorders>
+            <w:tcMar>
+              <w:top w:w="70" w:type="dxa"/>
+              <w:left w:w="130" w:type="dxa"/>
+              <w:bottom w:w="70" w:type="dxa"/>
+              <w:right w:w="130" w:type="dxa"/>
+            </w:tcMar>
+            <w:vAlign w:val="center"/>
+          </w:tcPr>
+          <w:p>
+            <w:pPr>
+              <w:spacing w:after="40" w:line="264" w:lineRule="auto"/>
+            </w:pPr>
+            <w:r>
+              <w:rPr>
+                <w:sz w:val="18"/>
+                <w:szCs w:val="18"/>
+              </w:rPr>
+              <w:t>한 표현이 여러 법령에 동시에 걸리는 관계형 위반을 시각적으로 실증</w:t>
+            </w:r>
+          </w:p>
+        </w:tc>
+      </w:tr>
+      <w:tr>
+        <w:tc>
+          <w:tcPr>
+            <w:tcW w:w="1700" w:type="dxa"/>
+            <w:tcBorders>
+              <w:top w:val="single" w:sz="4" w:space="0" w:color="BFC7D4"/>
+              <w:left w:val="single" w:sz="4" w:space="0" w:color="BFC7D4"/>
+              <w:bottom w:val="single" w:sz="4" w:space="0" w:color="BFC7D4"/>
+              <w:right w:val="single" w:sz="4" w:space="0" w:color="BFC7D4"/>
+            </w:tcBorders>
+            <w:tcMar>
+              <w:top w:w="70" w:type="dxa"/>
+              <w:left w:w="130" w:type="dxa"/>
+              <w:bottom w:w="70" w:type="dxa"/>
+              <w:right w:w="130" w:type="dxa"/>
+            </w:tcMar>
+            <w:vAlign w:val="center"/>
+          </w:tcPr>
+          <w:p>
+            <w:pPr>
+              <w:spacing w:after="40" w:line="264" w:lineRule="auto"/>
+              <w:jc w:val="center"/>
+            </w:pPr>
+            <w:r>
+              <w:rPr>
+                <w:sz w:val="18"/>
+                <w:szCs w:val="18"/>
+              </w:rPr>
+              <w:t>2026.07.05</w:t>
+            </w:r>
+          </w:p>
+        </w:tc>
+        <w:tc>
+          <w:tcPr>
+            <w:tcW w:w="2400" w:type="dxa"/>
+            <w:tcBorders>
+              <w:top w:val="single" w:sz="4" w:space="0" w:color="BFC7D4"/>
+              <w:left w:val="single" w:sz="4" w:space="0" w:color="BFC7D4"/>
+              <w:bottom w:val="single" w:sz="4" w:space="0" w:color="BFC7D4"/>
+              <w:right w:val="single" w:sz="4" w:space="0" w:color="BFC7D4"/>
+            </w:tcBorders>
+            <w:tcMar>
+              <w:top w:w="70" w:type="dxa"/>
+              <w:left w:w="130" w:type="dxa"/>
+              <w:bottom w:w="70" w:type="dxa"/>
+              <w:right w:w="130" w:type="dxa"/>
+            </w:tcMar>
+            <w:vAlign w:val="center"/>
+          </w:tcPr>
+          <w:p>
+            <w:pPr>
+              <w:spacing w:after="40" w:line="264" w:lineRule="auto"/>
+            </w:pPr>
+            <w:r>
+              <w:rPr>
+                <w:sz w:val="18"/>
+                <w:szCs w:val="18"/>
+              </w:rPr>
+              <w:t>상품 문서 시점 인식 접수</w:t>
+            </w:r>
+          </w:p>
+        </w:tc>
+        <w:tc>
+          <w:tcPr>
+            <w:tcW w:w="2900" w:type="dxa"/>
+            <w:tcBorders>
+              <w:top w:val="single" w:sz="4" w:space="0" w:color="BFC7D4"/>
+              <w:left w:val="single" w:sz="4" w:space="0" w:color="BFC7D4"/>
+              <w:bottom w:val="single" w:sz="4" w:space="0" w:color="BFC7D4"/>
+              <w:right w:val="single" w:sz="4" w:space="0" w:color="BFC7D4"/>
+            </w:tcBorders>
+            <w:tcMar>
+              <w:top w:w="70" w:type="dxa"/>
+              <w:left w:w="130" w:type="dxa"/>
+              <w:bottom w:w="70" w:type="dxa"/>
+              <w:right w:w="130" w:type="dxa"/>
+            </w:tcMar>
+            <w:vAlign w:val="center"/>
+          </w:tcPr>
+          <w:p>
+            <w:pPr>
+              <w:spacing w:after="40" w:line="264" w:lineRule="auto"/>
+            </w:pPr>
+            <w:r>
+              <w:rPr>
+                <w:sz w:val="18"/>
+                <w:szCs w:val="18"/>
+              </w:rPr>
+              <w:t>상품설명서·약관 문서의 시행일을 인식해 그래프에 버전(SUPERSEDES 체인)으로 적재, 직전 버전 대비 조건 변경을 자동 추적하는 신규 심사 입력 채널 추가</w:t>
+            </w:r>
+          </w:p>
+        </w:tc>
+        <w:tc>
+          <w:tcPr>
+            <w:tcW w:w="2360" w:type="dxa"/>
+            <w:tcBorders>
+              <w:top w:val="single" w:sz="4" w:space="0" w:color="BFC7D4"/>
+              <w:left w:val="single" w:sz="4" w:space="0" w:color="BFC7D4"/>
+              <w:bottom w:val="single" w:sz="4" w:space="0" w:color="BFC7D4"/>
+              <w:right w:val="single" w:sz="4" w:space="0" w:color="BFC7D4"/>
+            </w:tcBorders>
+            <w:tcMar>
+              <w:top w:w="70" w:type="dxa"/>
+              <w:left w:w="130" w:type="dxa"/>
+              <w:bottom w:w="70" w:type="dxa"/>
+              <w:right w:w="130" w:type="dxa"/>
+            </w:tcMar>
+            <w:vAlign w:val="center"/>
+          </w:tcPr>
+          <w:p>
+            <w:pPr>
+              <w:spacing w:after="40" w:line="264" w:lineRule="auto"/>
+            </w:pPr>
+            <w:r>
+              <w:rPr>
+                <w:sz w:val="18"/>
+                <w:szCs w:val="18"/>
+              </w:rPr>
+              <w:t>규제·상품조건 변경 시점을 근거 그래프에 반영하는 컨셉 실증</w:t>
+            </w:r>
+          </w:p>
+        </w:tc>
+      </w:tr>
+      <w:tr>
+        <w:tc>
+          <w:tcPr>
+            <w:tcW w:w="1700" w:type="dxa"/>
+            <w:tcBorders>
+              <w:top w:val="single" w:sz="4" w:space="0" w:color="BFC7D4"/>
+              <w:left w:val="single" w:sz="4" w:space="0" w:color="BFC7D4"/>
+              <w:bottom w:val="single" w:sz="4" w:space="0" w:color="BFC7D4"/>
+              <w:right w:val="single" w:sz="4" w:space="0" w:color="BFC7D4"/>
+            </w:tcBorders>
+            <w:tcMar>
+              <w:top w:w="70" w:type="dxa"/>
+              <w:left w:w="130" w:type="dxa"/>
+              <w:bottom w:w="70" w:type="dxa"/>
+              <w:right w:w="130" w:type="dxa"/>
+            </w:tcMar>
+            <w:vAlign w:val="center"/>
+          </w:tcPr>
+          <w:p>
+            <w:pPr>
+              <w:spacing w:after="40" w:line="264" w:lineRule="auto"/>
+              <w:jc w:val="center"/>
+            </w:pPr>
+            <w:r>
+              <w:rPr>
+                <w:sz w:val="18"/>
+                <w:szCs w:val="18"/>
+              </w:rPr>
+              <w:t>2026.07.05</w:t>
+            </w:r>
+          </w:p>
+        </w:tc>
+        <w:tc>
+          <w:tcPr>
+            <w:tcW w:w="2400" w:type="dxa"/>
+            <w:tcBorders>
+              <w:top w:val="single" w:sz="4" w:space="0" w:color="BFC7D4"/>
+              <w:left w:val="single" w:sz="4" w:space="0" w:color="BFC7D4"/>
+              <w:bottom w:val="single" w:sz="4" w:space="0" w:color="BFC7D4"/>
+              <w:right w:val="single" w:sz="4" w:space="0" w:color="BFC7D4"/>
+            </w:tcBorders>
+            <w:tcMar>
+              <w:top w:w="70" w:type="dxa"/>
+              <w:left w:w="130" w:type="dxa"/>
+              <w:bottom w:w="70" w:type="dxa"/>
+              <w:right w:w="130" w:type="dxa"/>
+            </w:tcMar>
+            <w:vAlign w:val="center"/>
+          </w:tcPr>
+          <w:p>
+            <w:pPr>
+              <w:spacing w:after="40" w:line="264" w:lineRule="auto"/>
+            </w:pPr>
+            <w:r>
+              <w:rPr>
+                <w:sz w:val="18"/>
+                <w:szCs w:val="18"/>
+              </w:rPr>
+              <w:t>사전심사 체크리스트</w:t>
+            </w:r>
+          </w:p>
+        </w:tc>
+        <w:tc>
+          <w:tcPr>
+            <w:tcW w:w="2900" w:type="dxa"/>
+            <w:tcBorders>
+              <w:top w:val="single" w:sz="4" w:space="0" w:color="BFC7D4"/>
+              <w:left w:val="single" w:sz="4" w:space="0" w:color="BFC7D4"/>
+              <w:bottom w:val="single" w:sz="4" w:space="0" w:color="BFC7D4"/>
+              <w:right w:val="single" w:sz="4" w:space="0" w:color="BFC7D4"/>
+            </w:tcBorders>
+            <w:tcMar>
+              <w:top w:w="70" w:type="dxa"/>
+              <w:left w:w="130" w:type="dxa"/>
+              <w:bottom w:w="70" w:type="dxa"/>
+              <w:right w:w="130" w:type="dxa"/>
+            </w:tcMar>
+            <w:vAlign w:val="center"/>
+          </w:tcPr>
+          <w:p>
+            <w:pPr>
+              <w:spacing w:after="40" w:line="264" w:lineRule="auto"/>
+            </w:pPr>
+            <w:r>
+              <w:rPr>
+                <w:sz w:val="18"/>
+                <w:szCs w:val="18"/>
+              </w:rPr>
+              <w:t>내부 파이프라인 뷰였던 Compliance Gate를 제거하고, 법령근거/심의기준 권위 계층 배지·근거 조문·처리 진행률을 갖춘 심사자 작업대로 강화</w:t>
+            </w:r>
+          </w:p>
+        </w:tc>
+        <w:tc>
+          <w:tcPr>
+            <w:tcW w:w="2360" w:type="dxa"/>
+            <w:tcBorders>
+              <w:top w:val="single" w:sz="4" w:space="0" w:color="BFC7D4"/>
+              <w:left w:val="single" w:sz="4" w:space="0" w:color="BFC7D4"/>
+              <w:bottom w:val="single" w:sz="4" w:space="0" w:color="BFC7D4"/>
+              <w:right w:val="single" w:sz="4" w:space="0" w:color="BFC7D4"/>
+            </w:tcBorders>
+            <w:tcMar>
+              <w:top w:w="70" w:type="dxa"/>
+              <w:left w:w="130" w:type="dxa"/>
+              <w:bottom w:w="70" w:type="dxa"/>
+              <w:right w:w="130" w:type="dxa"/>
+            </w:tcMar>
+            <w:vAlign w:val="center"/>
+          </w:tcPr>
+          <w:p>
+            <w:pPr>
+              <w:spacing w:after="40" w:line="264" w:lineRule="auto"/>
+            </w:pPr>
+            <w:r>
+              <w:rPr>
+                <w:sz w:val="18"/>
+                <w:szCs w:val="18"/>
+              </w:rPr>
+              <w:t>심사자가 실제로 처리할 항목 중심으로 화면 재편</w:t>
+            </w:r>
+          </w:p>
+        </w:tc>
+      </w:tr>
+      <w:tr>
+        <w:tc>
+          <w:tcPr>
+            <w:tcW w:w="1700" w:type="dxa"/>
+            <w:tcBorders>
+              <w:top w:val="single" w:sz="4" w:space="0" w:color="BFC7D4"/>
+              <w:left w:val="single" w:sz="4" w:space="0" w:color="BFC7D4"/>
+              <w:bottom w:val="single" w:sz="4" w:space="0" w:color="BFC7D4"/>
+              <w:right w:val="single" w:sz="4" w:space="0" w:color="BFC7D4"/>
+            </w:tcBorders>
+            <w:tcMar>
+              <w:top w:w="70" w:type="dxa"/>
+              <w:left w:w="130" w:type="dxa"/>
+              <w:bottom w:w="70" w:type="dxa"/>
+              <w:right w:w="130" w:type="dxa"/>
+            </w:tcMar>
+            <w:vAlign w:val="center"/>
+          </w:tcPr>
+          <w:p>
+            <w:pPr>
+              <w:spacing w:after="40" w:line="264" w:lineRule="auto"/>
+              <w:jc w:val="center"/>
+            </w:pPr>
+            <w:r>
+              <w:rPr>
+                <w:sz w:val="18"/>
+                <w:szCs w:val="18"/>
+              </w:rPr>
+              <w:t>2026.07.05</w:t>
+            </w:r>
+          </w:p>
+        </w:tc>
+        <w:tc>
+          <w:tcPr>
+            <w:tcW w:w="2400" w:type="dxa"/>
+            <w:tcBorders>
+              <w:top w:val="single" w:sz="4" w:space="0" w:color="BFC7D4"/>
+              <w:left w:val="single" w:sz="4" w:space="0" w:color="BFC7D4"/>
+              <w:bottom w:val="single" w:sz="4" w:space="0" w:color="BFC7D4"/>
+              <w:right w:val="single" w:sz="4" w:space="0" w:color="BFC7D4"/>
+            </w:tcBorders>
+            <w:tcMar>
+              <w:top w:w="70" w:type="dxa"/>
+              <w:left w:w="130" w:type="dxa"/>
+              <w:bottom w:w="70" w:type="dxa"/>
+              <w:right w:w="130" w:type="dxa"/>
+            </w:tcMar>
+            <w:vAlign w:val="center"/>
+          </w:tcPr>
+          <w:p>
+            <w:pPr>
+              <w:spacing w:after="40" w:line="264" w:lineRule="auto"/>
+            </w:pPr>
+            <w:r>
+              <w:rPr>
+                <w:sz w:val="18"/>
+                <w:szCs w:val="18"/>
+              </w:rPr>
+              <w:t>운영 대시보드 평가 로그</w:t>
+            </w:r>
+          </w:p>
+        </w:tc>
+        <w:tc>
+          <w:tcPr>
+            <w:tcW w:w="2900" w:type="dxa"/>
+            <w:tcBorders>
+              <w:top w:val="single" w:sz="4" w:space="0" w:color="BFC7D4"/>
+              <w:left w:val="single" w:sz="4" w:space="0" w:color="BFC7D4"/>
+              <w:bottom w:val="single" w:sz="4" w:space="0" w:color="BFC7D4"/>
+              <w:right w:val="single" w:sz="4" w:space="0" w:color="BFC7D4"/>
+            </w:tcBorders>
+            <w:tcMar>
+              <w:top w:w="70" w:type="dxa"/>
+              <w:left w:w="130" w:type="dxa"/>
+              <w:bottom w:w="70" w:type="dxa"/>
+              <w:right w:w="130" w:type="dxa"/>
+            </w:tcMar>
+            <w:vAlign w:val="center"/>
+          </w:tcPr>
+          <w:p>
+            <w:pPr>
+              <w:spacing w:after="40" w:line="264" w:lineRule="auto"/>
+            </w:pPr>
+            <w:r>
+              <w:rPr>
+                <w:sz w:val="18"/>
+                <w:szCs w:val="18"/>
+              </w:rPr>
+              <w:t xml:space="preserve">합성 gold셋(정밀도·재현율)과 실제광고 라이브 판정 로그(정답 </w:t>
+            </w:r>
+            <w:r>
+              <w:rPr>
+                <w:sz w:val="18"/>
+                <w:szCs w:val="18"/>
+              </w:rPr>
+              <w:lastRenderedPageBreak/>
+              <w:t>라벨 없음)를 구분 표시하는 평가 탭 신설, 유형별·상품군별·조문별 분해와 콘솔 딥링크 제공</w:t>
+            </w:r>
+          </w:p>
+        </w:tc>
+        <w:tc>
+          <w:tcPr>
+            <w:tcW w:w="2360" w:type="dxa"/>
+            <w:tcBorders>
+              <w:top w:val="single" w:sz="4" w:space="0" w:color="BFC7D4"/>
+              <w:left w:val="single" w:sz="4" w:space="0" w:color="BFC7D4"/>
+              <w:bottom w:val="single" w:sz="4" w:space="0" w:color="BFC7D4"/>
+              <w:right w:val="single" w:sz="4" w:space="0" w:color="BFC7D4"/>
+            </w:tcBorders>
+            <w:tcMar>
+              <w:top w:w="70" w:type="dxa"/>
+              <w:left w:w="130" w:type="dxa"/>
+              <w:bottom w:w="70" w:type="dxa"/>
+              <w:right w:w="130" w:type="dxa"/>
+            </w:tcMar>
+            <w:vAlign w:val="center"/>
+          </w:tcPr>
+          <w:p>
+            <w:pPr>
+              <w:spacing w:after="40" w:line="264" w:lineRule="auto"/>
+            </w:pPr>
+            <w:r>
+              <w:rPr>
+                <w:sz w:val="18"/>
+                <w:szCs w:val="18"/>
+              </w:rPr>
+              <w:lastRenderedPageBreak/>
+              <w:t>성능 평가 결과를 UI에서 상시 확인 가능하도록</w:t>
+            </w:r>
+          </w:p>
+        </w:tc>
+      </w:tr>
+      <w:tr>
+        <w:tc>
+          <w:tcPr>
+            <w:tcW w:w="1700" w:type="dxa"/>
+            <w:tcBorders>
+              <w:top w:val="single" w:sz="4" w:space="0" w:color="BFC7D4"/>
+              <w:left w:val="single" w:sz="4" w:space="0" w:color="BFC7D4"/>
+              <w:bottom w:val="single" w:sz="4" w:space="0" w:color="BFC7D4"/>
+              <w:right w:val="single" w:sz="4" w:space="0" w:color="BFC7D4"/>
+            </w:tcBorders>
+            <w:tcMar>
+              <w:top w:w="70" w:type="dxa"/>
+              <w:left w:w="130" w:type="dxa"/>
+              <w:bottom w:w="70" w:type="dxa"/>
+              <w:right w:w="130" w:type="dxa"/>
+            </w:tcMar>
+            <w:vAlign w:val="center"/>
+          </w:tcPr>
+          <w:p>
+            <w:pPr>
+              <w:spacing w:after="40" w:line="264" w:lineRule="auto"/>
+              <w:jc w:val="center"/>
+            </w:pPr>
+            <w:r>
+              <w:rPr>
+                <w:sz w:val="18"/>
+                <w:szCs w:val="18"/>
+              </w:rPr>
+              <w:t>2026.07.05</w:t>
+            </w:r>
+          </w:p>
+        </w:tc>
+        <w:tc>
+          <w:tcPr>
+            <w:tcW w:w="2400" w:type="dxa"/>
+            <w:tcBorders>
+              <w:top w:val="single" w:sz="4" w:space="0" w:color="BFC7D4"/>
+              <w:left w:val="single" w:sz="4" w:space="0" w:color="BFC7D4"/>
+              <w:bottom w:val="single" w:sz="4" w:space="0" w:color="BFC7D4"/>
+              <w:right w:val="single" w:sz="4" w:space="0" w:color="BFC7D4"/>
+            </w:tcBorders>
+            <w:tcMar>
+              <w:top w:w="70" w:type="dxa"/>
+              <w:left w:w="130" w:type="dxa"/>
+              <w:bottom w:w="70" w:type="dxa"/>
+              <w:right w:w="130" w:type="dxa"/>
+            </w:tcMar>
+            <w:vAlign w:val="center"/>
+          </w:tcPr>
+          <w:p>
+            <w:pPr>
+              <w:spacing w:after="40" w:line="264" w:lineRule="auto"/>
+            </w:pPr>
+            <w:r>
+              <w:rPr>
+                <w:sz w:val="18"/>
+                <w:szCs w:val="18"/>
+              </w:rPr>
+              <w:t>접근성(가독성)</w:t>
+            </w:r>
+          </w:p>
+        </w:tc>
+        <w:tc>
+          <w:tcPr>
+            <w:tcW w:w="2900" w:type="dxa"/>
+            <w:tcBorders>
+              <w:top w:val="single" w:sz="4" w:space="0" w:color="BFC7D4"/>
+              <w:left w:val="single" w:sz="4" w:space="0" w:color="BFC7D4"/>
+              <w:bottom w:val="single" w:sz="4" w:space="0" w:color="BFC7D4"/>
+              <w:right w:val="single" w:sz="4" w:space="0" w:color="BFC7D4"/>
+            </w:tcBorders>
+            <w:tcMar>
+              <w:top w:w="70" w:type="dxa"/>
+              <w:left w:w="130" w:type="dxa"/>
+              <w:bottom w:w="70" w:type="dxa"/>
+              <w:right w:w="130" w:type="dxa"/>
+            </w:tcMar>
+            <w:vAlign w:val="center"/>
+          </w:tcPr>
+          <w:p>
+            <w:pPr>
+              <w:spacing w:after="40" w:line="264" w:lineRule="auto"/>
+            </w:pPr>
+            <w:r>
+              <w:rPr>
+                <w:sz w:val="18"/>
+                <w:szCs w:val="18"/>
+              </w:rPr>
+              <w:t>회색으로 보이던 보조 텍스트의 명도를 WCAG AA 이상으로 대폭 상향(색상 유지, ink 토큰 전면 재조정)</w:t>
+            </w:r>
+          </w:p>
+        </w:tc>
+        <w:tc>
+          <w:tcPr>
+            <w:tcW w:w="2360" w:type="dxa"/>
+            <w:tcBorders>
+              <w:top w:val="single" w:sz="4" w:space="0" w:color="BFC7D4"/>
+              <w:left w:val="single" w:sz="4" w:space="0" w:color="BFC7D4"/>
+              <w:bottom w:val="single" w:sz="4" w:space="0" w:color="BFC7D4"/>
+              <w:right w:val="single" w:sz="4" w:space="0" w:color="BFC7D4"/>
+            </w:tcBorders>
+            <w:tcMar>
+              <w:top w:w="70" w:type="dxa"/>
+              <w:left w:w="130" w:type="dxa"/>
+              <w:bottom w:w="70" w:type="dxa"/>
+              <w:right w:w="130" w:type="dxa"/>
+            </w:tcMar>
+            <w:vAlign w:val="center"/>
+          </w:tcPr>
+          <w:p>
+            <w:pPr>
+              <w:spacing w:after="40" w:line="264" w:lineRule="auto"/>
+            </w:pPr>
+            <w:r>
+              <w:rPr>
+                <w:sz w:val="18"/>
+                <w:szCs w:val="18"/>
+              </w:rPr>
+              <w:t>고령 심사자도 무리 없이 읽을 수 있어야 함</w:t>
+            </w:r>
+          </w:p>
+        </w:tc>
+      </w:tr>
+      <w:tr>
+        <w:tc>
+          <w:tcPr>
+            <w:tcW w:w="1700" w:type="dxa"/>
+            <w:tcBorders>
+              <w:top w:val="single" w:sz="4" w:space="0" w:color="BFC7D4"/>
+              <w:left w:val="single" w:sz="4" w:space="0" w:color="BFC7D4"/>
+              <w:bottom w:val="single" w:sz="4" w:space="0" w:color="BFC7D4"/>
+              <w:right w:val="single" w:sz="4" w:space="0" w:color="BFC7D4"/>
+            </w:tcBorders>
+            <w:tcMar>
+              <w:top w:w="70" w:type="dxa"/>
+              <w:left w:w="130" w:type="dxa"/>
+              <w:bottom w:w="70" w:type="dxa"/>
+              <w:right w:w="130" w:type="dxa"/>
+            </w:tcMar>
+            <w:vAlign w:val="center"/>
+          </w:tcPr>
+          <w:p>
+            <w:pPr>
+              <w:spacing w:after="40" w:line="264" w:lineRule="auto"/>
+              <w:jc w:val="center"/>
+            </w:pPr>
+            <w:r>
+              <w:rPr>
+                <w:sz w:val="18"/>
+                <w:szCs w:val="18"/>
+              </w:rPr>
+              <w:t>2026.07.05</w:t>
+            </w:r>
+          </w:p>
+        </w:tc>
+        <w:tc>
+          <w:tcPr>
+            <w:tcW w:w="2400" w:type="dxa"/>
+            <w:tcBorders>
+              <w:top w:val="single" w:sz="4" w:space="0" w:color="BFC7D4"/>
+              <w:left w:val="single" w:sz="4" w:space="0" w:color="BFC7D4"/>
+              <w:bottom w:val="single" w:sz="4" w:space="0" w:color="BFC7D4"/>
+              <w:right w:val="single" w:sz="4" w:space="0" w:color="BFC7D4"/>
+            </w:tcBorders>
+            <w:tcMar>
+              <w:top w:w="70" w:type="dxa"/>
+              <w:left w:w="130" w:type="dxa"/>
+              <w:bottom w:w="70" w:type="dxa"/>
+              <w:right w:w="130" w:type="dxa"/>
+            </w:tcMar>
+            <w:vAlign w:val="center"/>
+          </w:tcPr>
+          <w:p>
+            <w:pPr>
+              <w:spacing w:after="40" w:line="264" w:lineRule="auto"/>
+            </w:pPr>
+            <w:r>
+              <w:rPr>
+                <w:sz w:val="18"/>
+                <w:szCs w:val="18"/>
+              </w:rPr>
+              <w:t>위반 패턴 카탈로그·평가 하네스</w:t>
+            </w:r>
+          </w:p>
+        </w:tc>
+        <w:tc>
+          <w:tcPr>
+            <w:tcW w:w="2900" w:type="dxa"/>
+            <w:tcBorders>
+              <w:top w:val="single" w:sz="4" w:space="0" w:color="BFC7D4"/>
+              <w:left w:val="single" w:sz="4" w:space="0" w:color="BFC7D4"/>
+              <w:bottom w:val="single" w:sz="4" w:space="0" w:color="BFC7D4"/>
+              <w:right w:val="single" w:sz="4" w:space="0" w:color="BFC7D4"/>
+            </w:tcBorders>
+            <w:tcMar>
+              <w:top w:w="70" w:type="dxa"/>
+              <w:left w:w="130" w:type="dxa"/>
+              <w:bottom w:w="70" w:type="dxa"/>
+              <w:right w:w="130" w:type="dxa"/>
+            </w:tcMar>
+            <w:vAlign w:val="center"/>
+          </w:tcPr>
+          <w:p>
+            <w:pPr>
+              <w:spacing w:after="40" w:line="264" w:lineRule="auto"/>
+            </w:pPr>
+            <w:r>
+              <w:rPr>
+                <w:sz w:val="18"/>
+                <w:szCs w:val="18"/>
+              </w:rPr>
+              <w:t>가이드라인·심의기준 원문에서 위반 패턴 카탈로그(v0.2, 원문 인용)를 확장 추출, 10종 상품 합성 gold셋과 실제광고 라이브 평가 러너를 구축</w:t>
+            </w:r>
+          </w:p>
+        </w:tc>
+        <w:tc>
+          <w:tcPr>
+            <w:tcW w:w="2360" w:type="dxa"/>
+            <w:tcBorders>
+              <w:top w:val="single" w:sz="4" w:space="0" w:color="BFC7D4"/>
+              <w:left w:val="single" w:sz="4" w:space="0" w:color="BFC7D4"/>
+              <w:bottom w:val="single" w:sz="4" w:space="0" w:color="BFC7D4"/>
+              <w:right w:val="single" w:sz="4" w:space="0" w:color="BFC7D4"/>
+            </w:tcBorders>
+            <w:tcMar>
+              <w:top w:w="70" w:type="dxa"/>
+              <w:left w:w="130" w:type="dxa"/>
+              <w:bottom w:w="70" w:type="dxa"/>
+              <w:right w:w="130" w:type="dxa"/>
+            </w:tcMar>
+            <w:vAlign w:val="center"/>
+          </w:tcPr>
+          <w:p>
+            <w:pPr>
+              <w:spacing w:after="40" w:line="264" w:lineRule="auto"/>
+            </w:pPr>
+            <w:r>
+              <w:rPr>
+                <w:sz w:val="18"/>
+                <w:szCs w:val="18"/>
+              </w:rPr>
+              <w:t>정성 판단을 정량 지표(정밀도·재현율)로 재현 가능하게 검증</w:t>
+            </w:r>
+          </w:p>
+        </w:tc>
+      </w:tr>
+      <w:tr>
+        <w:tc>
+          <w:tcPr>
+            <w:tcW w:w="1700" w:type="dxa"/>
+            <w:tcBorders>
+              <w:top w:val="single" w:sz="4" w:space="0" w:color="BFC7D4"/>
+              <w:left w:val="single" w:sz="4" w:space="0" w:color="BFC7D4"/>
+              <w:bottom w:val="single" w:sz="4" w:space="0" w:color="BFC7D4"/>
+              <w:right w:val="single" w:sz="4" w:space="0" w:color="BFC7D4"/>
+            </w:tcBorders>
+            <w:tcMar>
+              <w:top w:w="70" w:type="dxa"/>
+              <w:left w:w="130" w:type="dxa"/>
+              <w:bottom w:w="70" w:type="dxa"/>
+              <w:right w:w="130" w:type="dxa"/>
+            </w:tcMar>
+            <w:vAlign w:val="center"/>
+          </w:tcPr>
+          <w:p>
+            <w:pPr>
+              <w:spacing w:after="40" w:line="264" w:lineRule="auto"/>
+              <w:jc w:val="center"/>
+            </w:pPr>
+            <w:r>
+              <w:rPr>
+                <w:sz w:val="18"/>
+                <w:szCs w:val="18"/>
+              </w:rPr>
+              <w:t>2026.07.05</w:t>
+            </w:r>
+          </w:p>
+        </w:tc>
+        <w:tc>
+          <w:tcPr>
+            <w:tcW w:w="2400" w:type="dxa"/>
+            <w:tcBorders>
+              <w:top w:val="single" w:sz="4" w:space="0" w:color="BFC7D4"/>
+              <w:left w:val="single" w:sz="4" w:space="0" w:color="BFC7D4"/>
+              <w:bottom w:val="single" w:sz="4" w:space="0" w:color="BFC7D4"/>
+              <w:right w:val="single" w:sz="4" w:space="0" w:color="BFC7D4"/>
+            </w:tcBorders>
+            <w:tcMar>
+              <w:top w:w="70" w:type="dxa"/>
+              <w:left w:w="130" w:type="dxa"/>
+              <w:bottom w:w="70" w:type="dxa"/>
+              <w:right w:w="130" w:type="dxa"/>
+            </w:tcMar>
+            <w:vAlign w:val="center"/>
+          </w:tcPr>
+          <w:p>
+            <w:pPr>
+              <w:spacing w:after="40" w:line="264" w:lineRule="auto"/>
+            </w:pPr>
+            <w:r>
+              <w:rPr>
+                <w:sz w:val="18"/>
+                <w:szCs w:val="18"/>
+              </w:rPr>
+              <w:t>심사 파이프라인 안정성</w:t>
+            </w:r>
+          </w:p>
+        </w:tc>
+        <w:tc>
+          <w:tcPr>
+            <w:tcW w:w="2900" w:type="dxa"/>
+            <w:tcBorders>
+              <w:top w:val="single" w:sz="4" w:space="0" w:color="BFC7D4"/>
+              <w:left w:val="single" w:sz="4" w:space="0" w:color="BFC7D4"/>
+              <w:bottom w:val="single" w:sz="4" w:space="0" w:color="BFC7D4"/>
+              <w:right w:val="single" w:sz="4" w:space="0" w:color="BFC7D4"/>
+            </w:tcBorders>
+            <w:tcMar>
+              <w:top w:w="70" w:type="dxa"/>
+              <w:left w:w="130" w:type="dxa"/>
+              <w:bottom w:w="70" w:type="dxa"/>
+              <w:right w:w="130" w:type="dxa"/>
+            </w:tcMar>
+            <w:vAlign w:val="center"/>
+          </w:tcPr>
+          <w:p>
+            <w:pPr>
+              <w:spacing w:after="40" w:line="264" w:lineRule="auto"/>
+            </w:pPr>
+            <w:r>
+              <w:rPr>
+                <w:sz w:val="18"/>
+                <w:szCs w:val="18"/>
+              </w:rPr>
+              <w:t>대형 판정 요청의 연결 드랍 방지(스트리밍 전환), 빈 문안 조기 차단, 다장 이미지 스트림 접수 누락 등 실사용 중 발견된 회귀 수정</w:t>
+            </w:r>
+          </w:p>
+        </w:tc>
+        <w:tc>
+          <w:tcPr>
+            <w:tcW w:w="2360" w:type="dxa"/>
+            <w:tcBorders>
+              <w:top w:val="single" w:sz="4" w:space="0" w:color="BFC7D4"/>
+              <w:left w:val="single" w:sz="4" w:space="0" w:color="BFC7D4"/>
+              <w:bottom w:val="single" w:sz="4" w:space="0" w:color="BFC7D4"/>
+              <w:right w:val="single" w:sz="4" w:space="0" w:color="BFC7D4"/>
+            </w:tcBorders>
+            <w:tcMar>
+              <w:top w:w="70" w:type="dxa"/>
+              <w:left w:w="130" w:type="dxa"/>
+              <w:bottom w:w="70" w:type="dxa"/>
+              <w:right w:w="130" w:type="dxa"/>
+            </w:tcMar>
+            <w:vAlign w:val="center"/>
+          </w:tcPr>
+          <w:p>
+            <w:pPr>
+              <w:spacing w:after="40" w:line="264" w:lineRule="auto"/>
+            </w:pPr>
+            <w:r>
+              <w:rPr>
+                <w:sz w:val="18"/>
+                <w:szCs w:val="18"/>
+              </w:rPr>
+              <w:t>장애 요인 제거로 심사 완료율 확보</w:t>
             </w:r>
           </w:p>
         </w:tc>
@@ -4381,7 +5859,7 @@
 </file>
 
 <file path=word/numbering.xml><?xml version="1.0" encoding="utf-8"?>
-<w:numbering xmlns:wpc="http://schemas.microsoft.com/office/word/2010/wordprocessingCanvas" xmlns:cx="http://schemas.microsoft.com/office/drawing/2014/chartex" xmlns:cx1="http://schemas.microsoft.com/office/drawing/2015/9/8/chartex" xmlns:cx2="http://schemas.microsoft.com/office/drawing/2015/10/21/chartex" xmlns:cx3="http://schemas.microsoft.com/office/drawing/2016/5/9/chartex" xmlns:cx4="http://schemas.microsoft.com/office/drawing/2016/5/10/chartex" xmlns:cx5="http://schemas.microsoft.com/office/drawing/2016/5/11/chartex" xmlns:cx6="http://schemas.microsoft.com/office/drawing/2016/5/12/chartex" xmlns:cx7="http://schemas.microsoft.com/office/drawing/2016/5/13/chartex" xmlns:cx8="http://schemas.microsoft.com/office/drawing/2016/5/14/chartex" xmlns:mc="http://schemas.openxmlformats.org/markup-compatibility/2006" xmlns:aink="http://schemas.microsoft.com/office/drawing/2016/ink" xmlns:am3d="http://schemas.microsoft.com/office/drawing/2017/model3d" xmlns:o="urn:schemas-microsoft-com:office:office" xmlns:oel="http://schemas.microsoft.com/office/2019/extlst" xmlns:r="http://schemas.openxmlformats.org/officeDocument/2006/relationships" xmlns:m="http://schemas.openxmlformats.org/officeDocument/2006/math" xmlns:v="urn:schemas-microsoft-com:vml" xmlns:wp14="http://schemas.microsoft.com/office/word/2010/wordprocessingDrawing" xmlns:wp="http://schemas.openxmlformats.org/drawingml/2006/wordprocessingDrawing" xmlns:w10="urn:schemas-microsoft-com:office:word" xmlns:w="http://schemas.openxmlformats.org/wordprocessingml/2006/main" xmlns:w14="http://schemas.microsoft.com/office/word/2010/wordml" xmlns:w15="http://schemas.microsoft.com/office/word/2012/wordml" xmlns:w16cex="http://schemas.microsoft.com/office/word/2018/wordml/cex" xmlns:w16cid="http://schemas.microsoft.com/office/word/2016/wordml/cid" xmlns:w16="http://schemas.microsoft.com/office/word/2018/wordml" xmlns:w16du="http://schemas.microsoft.com/office/word/2023/wordml/word16du" xmlns:w16sdtdh="http://schemas.microsoft.com/office/word/2020/wordml/sdtdatahash" xmlns:w16sdtfl="http://schemas.microsoft.com/office/word/2024/wordml/sdtformatlock" xmlns:w16se="http://schemas.microsoft.com/office/word/2015/wordml/symex" xmlns:wpg="http://schemas.microsoft.com/office/word/2010/wordprocessingGroup" xmlns:wpi="http://schemas.microsoft.com/office/word/2010/wordprocessingInk" xmlns:wne="http://schemas.microsoft.com/office/word/2006/wordml" xmlns:wps="http://schemas.microsoft.com/office/word/2010/wordprocessingShape" mc:Ignorable="w14 w15 w16se w16cid w16 w16cex w16sdtdh w16sdtfl w16du wp14">
+<w:numbering xmlns:wpc="http://schemas.microsoft.com/office/word/2010/wordprocessingCanvas" xmlns:cx="http://schemas.microsoft.com/office/drawing/2014/chartex" xmlns:cx1="http://schemas.microsoft.com/office/drawing/2015/9/8/chartex" xmlns:cx2="http://schemas.microsoft.com/office/drawing/2015/10/21/chartex" xmlns:cx3="http://schemas.microsoft.com/office/drawing/2016/5/9/chartex" xmlns:cx4="http://schemas.microsoft.com/office/drawing/2016/5/10/chartex" xmlns:cx5="http://schemas.microsoft.com/office/drawing/2016/5/11/chartex" xmlns:cx6="http://schemas.microsoft.com/office/drawing/2016/5/12/chartex" xmlns:cx7="http://schemas.microsoft.com/office/drawing/2016/5/13/chartex" xmlns:cx8="http://schemas.microsoft.com/office/drawing/2016/5/14/chartex" xmlns:mc="http://schemas.openxmlformats.org/markup-compatibility/2006" xmlns:m="http://schemas.openxmlformats.org/officeDocument/2006/math" xmlns:aink="http://schemas.microsoft.com/office/drawing/2016/ink" xmlns:am3d="http://schemas.microsoft.com/office/drawing/2017/model3d" xmlns:oel="http://schemas.microsoft.com/office/2019/extlst" xmlns:r="http://schemas.openxmlformats.org/officeDocument/2006/relationships" xmlns:wp14="http://schemas.microsoft.com/office/word/2010/wordprocessingDrawing" xmlns:wp="http://schemas.openxmlformats.org/drawingml/2006/wordprocessingDrawing" xmlns:wpg="http://schemas.microsoft.com/office/word/2010/wordprocessingGroup" xmlns:wpi="http://schemas.microsoft.com/office/word/2010/wordprocessingInk" xmlns:wps="http://schemas.microsoft.com/office/word/2010/wordprocessingShape" xmlns:o="urn:schemas-microsoft-com:office:office" xmlns:v="urn:schemas-microsoft-com:vml" xmlns:w10="urn:schemas-microsoft-com:office:word" xmlns:w="http://schemas.openxmlformats.org/wordprocessingml/2006/main" xmlns:w14="http://schemas.microsoft.com/office/word/2010/wordml" xmlns:w15="http://schemas.microsoft.com/office/word/2012/wordml" xmlns:w16cex="http://schemas.microsoft.com/office/word/2018/wordml/cex" xmlns:w16cid="http://schemas.microsoft.com/office/word/2016/wordml/cid" xmlns:w16="http://schemas.microsoft.com/office/word/2018/wordml" xmlns:w16sdtdh="http://schemas.microsoft.com/office/word/2020/wordml/sdtdatahash" xmlns:w16sdtfl="http://schemas.microsoft.com/office/word/2024/wordml/sdtformatlock" xmlns:w16se="http://schemas.microsoft.com/office/word/2015/wordml/symex" xmlns:w16du="http://schemas.microsoft.com/office/word/2023/wordml/word16du" xmlns:wne="http://schemas.microsoft.com/office/word/2006/wordml" mc:Ignorable="w14 w15 w16se w16cid w16 w16cex w16sdtdh w16sdtfl w16du wp14">
   <w:abstractNum w:abstractNumId="0" w15:restartNumberingAfterBreak="0">
     <w:nsid w:val="4CD139FE"/>
     <w:multiLevelType w:val="hybridMultilevel"/>
@@ -4478,7 +5956,7 @@
 </file>
 
 <file path=word/styles.xml><?xml version="1.0" encoding="utf-8"?>
-<w:styles xmlns:mc="http://schemas.openxmlformats.org/markup-compatibility/2006" xmlns:r="http://schemas.openxmlformats.org/officeDocument/2006/relationships" xmlns:w="http://schemas.openxmlformats.org/wordprocessingml/2006/main" xmlns:w14="http://schemas.microsoft.com/office/word/2010/wordml" xmlns:w15="http://schemas.microsoft.com/office/word/2012/wordml" xmlns:w16cex="http://schemas.microsoft.com/office/word/2018/wordml/cex" xmlns:w16cid="http://schemas.microsoft.com/office/word/2016/wordml/cid" xmlns:w16="http://schemas.microsoft.com/office/word/2018/wordml" xmlns:w16du="http://schemas.microsoft.com/office/word/2023/wordml/word16du" xmlns:w16sdtdh="http://schemas.microsoft.com/office/word/2020/wordml/sdtdatahash" xmlns:w16sdtfl="http://schemas.microsoft.com/office/word/2024/wordml/sdtformatlock" xmlns:w16se="http://schemas.microsoft.com/office/word/2015/wordml/symex" mc:Ignorable="w14 w15 w16se w16cid w16 w16cex w16sdtdh w16sdtfl w16du">
+<w:styles xmlns:mc="http://schemas.openxmlformats.org/markup-compatibility/2006" xmlns:r="http://schemas.openxmlformats.org/officeDocument/2006/relationships" xmlns:w="http://schemas.openxmlformats.org/wordprocessingml/2006/main" xmlns:w14="http://schemas.microsoft.com/office/word/2010/wordml" xmlns:w15="http://schemas.microsoft.com/office/word/2012/wordml" xmlns:w16cex="http://schemas.microsoft.com/office/word/2018/wordml/cex" xmlns:w16cid="http://schemas.microsoft.com/office/word/2016/wordml/cid" xmlns:w16="http://schemas.microsoft.com/office/word/2018/wordml" xmlns:w16sdtdh="http://schemas.microsoft.com/office/word/2020/wordml/sdtdatahash" xmlns:w16sdtfl="http://schemas.microsoft.com/office/word/2024/wordml/sdtformatlock" xmlns:w16se="http://schemas.microsoft.com/office/word/2015/wordml/symex" xmlns:w16du="http://schemas.microsoft.com/office/word/2023/wordml/word16du" mc:Ignorable="w14 w15 w16se w16cid w16 w16cex w16sdtdh w16sdtfl w16du">
   <w:docDefaults>
     <w:rPrDefault>
       <w:rPr>
